--- a/report/technical-document-contest-brief.docx
+++ b/report/technical-document-contest-brief.docx
@@ -731,7 +731,7 @@
                 <w:b w:val="0"/>
                 <w:sz w:val="17"/>
               </w:rPr>
-              <w:t>51,135 端点 setup/hold 零违例</w:t>
+              <w:t>51,027 端点 setup/hold 零违例</w:t>
             </w:r>
           </w:p>
         </w:tc>
@@ -766,7 +766,7 @@
                 <w:b w:val="0"/>
                 <w:sz w:val="17"/>
               </w:rPr>
-              <w:t xml:space="preserve"> 0.739 ns，实现后报告</w:t>
+              <w:t xml:space="preserve"> 0.687 ns，实现后报告</w:t>
             </w:r>
           </w:p>
         </w:tc>
@@ -806,7 +806,7 @@
                 <w:b w:val="0"/>
                 <w:sz w:val="17"/>
               </w:rPr>
-              <w:t>LUT 26.61 %、FF 7.70 %、BRAM 68.21 %、DSP48 8.64 %</w:t>
+              <w:t>LUT 26.34 %、FF 7.64 %、BRAM 68.57 %、DSP48 8.64 %</w:t>
             </w:r>
           </w:p>
         </w:tc>
@@ -1145,7 +1145,7 @@
           <w:b w:val="0"/>
           <w:sz w:val="21"/>
         </w:rPr>
-        <w:t>整屏逐像素判据 141 条通过 140 条，一键门禁 24 项绿 23 项；模块级台架 82 支配 5 支变异对照。</w:t>
+        <w:t>整屏逐像素判据 165 条判定全部通过，一键门禁 24 项全绿；模块级台架 82 支配 5 支变异对照。</w:t>
       </w:r>
     </w:p>
     <w:p>

--- a/report/technical-document-contest-brief.docx
+++ b/report/technical-document-contest-brief.docx
@@ -1,15 +1,18 @@
 
 <file path=word/document.xml><?xml version="1.0" encoding="utf-8"?>
-<w:document xmlns:wpc="http://schemas.microsoft.com/office/word/2010/wordprocessingCanvas" xmlns:mc="http://schemas.openxmlformats.org/markup-compatibility/2006" xmlns:o="urn:schemas-microsoft-com:office:office" xmlns:r="http://schemas.openxmlformats.org/officeDocument/2006/relationships" xmlns:m="http://schemas.openxmlformats.org/officeDocument/2006/math" xmlns:v="urn:schemas-microsoft-com:vml" xmlns:wp14="http://schemas.microsoft.com/office/word/2010/wordprocessingDrawing" xmlns:wp="http://schemas.openxmlformats.org/drawingml/2006/wordprocessingDrawing" xmlns:w="http://schemas.openxmlformats.org/wordprocessingml/2006/main" xmlns:w14="http://schemas.microsoft.com/office/word/2010/wordml" xmlns:w10="urn:schemas-microsoft-com:office:word" xmlns:w15="http://schemas.microsoft.com/office/word/2012/wordml" xmlns:wpg="http://schemas.microsoft.com/office/word/2010/wordprocessingGroup" xmlns:wpi="http://schemas.microsoft.com/office/word/2010/wordprocessingInk" xmlns:wne="http://schemas.microsoft.com/office/word/2006/wordml" xmlns:wps="http://schemas.microsoft.com/office/word/2010/wordprocessingShape" xmlns:wpsCustomData="http://www.wps.cn/officeDocument/2013/wpsCustomData" mc:Ignorable="w14 w15 wp14">
+<w:document xmlns:wpc="http://schemas.microsoft.com/office/word/2010/wordprocessingCanvas" xmlns:cx="http://schemas.microsoft.com/office/drawing/2014/chartex" xmlns:cx1="http://schemas.microsoft.com/office/drawing/2015/9/8/chartex" xmlns:cx2="http://schemas.microsoft.com/office/drawing/2015/10/21/chartex" xmlns:cx3="http://schemas.microsoft.com/office/drawing/2016/5/9/chartex" xmlns:cx4="http://schemas.microsoft.com/office/drawing/2016/5/10/chartex" xmlns:cx5="http://schemas.microsoft.com/office/drawing/2016/5/11/chartex" xmlns:cx6="http://schemas.microsoft.com/office/drawing/2016/5/12/chartex" xmlns:cx7="http://schemas.microsoft.com/office/drawing/2016/5/13/chartex" xmlns:cx8="http://schemas.microsoft.com/office/drawing/2016/5/14/chartex" xmlns:mc="http://schemas.openxmlformats.org/markup-compatibility/2006" xmlns:aink="http://schemas.microsoft.com/office/drawing/2016/ink" xmlns:am3d="http://schemas.microsoft.com/office/drawing/2017/model3d" xmlns:o="urn:schemas-microsoft-com:office:office" xmlns:oel="http://schemas.microsoft.com/office/2019/extlst" xmlns:r="http://schemas.openxmlformats.org/officeDocument/2006/relationships" xmlns:m="http://schemas.openxmlformats.org/officeDocument/2006/math" xmlns:v="urn:schemas-microsoft-com:vml" xmlns:wp14="http://schemas.microsoft.com/office/word/2010/wordprocessingDrawing" xmlns:wp="http://schemas.openxmlformats.org/drawingml/2006/wordprocessingDrawing" xmlns:w10="urn:schemas-microsoft-com:office:word" xmlns:w="http://schemas.openxmlformats.org/wordprocessingml/2006/main" xmlns:w14="http://schemas.microsoft.com/office/word/2010/wordml" xmlns:w15="http://schemas.microsoft.com/office/word/2012/wordml" xmlns:w16cex="http://schemas.microsoft.com/office/word/2018/wordml/cex" xmlns:w16cid="http://schemas.microsoft.com/office/word/2016/wordml/cid" xmlns:w16="http://schemas.microsoft.com/office/word/2018/wordml" xmlns:w16sdtdh="http://schemas.microsoft.com/office/word/2020/wordml/sdtdatahash" xmlns:w16se="http://schemas.microsoft.com/office/word/2015/wordml/symex" xmlns:wpg="http://schemas.microsoft.com/office/word/2010/wordprocessingGroup" xmlns:wpi="http://schemas.microsoft.com/office/word/2010/wordprocessingInk" xmlns:wne="http://schemas.microsoft.com/office/word/2006/wordml" xmlns:wps="http://schemas.microsoft.com/office/word/2010/wordprocessingShape" mc:Ignorable="w14 w15 w16se w16cid w16 w16cex w16sdtdh wp14">
   <w:body>
     <w:p>
       <w:pPr>
         <w:spacing w:after="80" w:line="312" w:lineRule="auto"/>
         <w:jc w:val="center"/>
-      </w:pPr>
-      <w:r>
-        <w:rPr>
-          <w:rFonts w:ascii="Arial" w:hAnsi="Arial" w:eastAsia="黑体"/>
+        <w:rPr>
+          <w:rFonts w:hint="eastAsia"/>
+        </w:rPr>
+      </w:pPr>
+      <w:r>
+        <w:rPr>
+          <w:rFonts w:ascii="Arial" w:eastAsia="黑体" w:hAnsi="Arial"/>
           <w:b/>
           <w:sz w:val="36"/>
         </w:rPr>
@@ -18,21 +21,30 @@
     </w:p>
     <w:p>
       <w:pPr>
-        <w:spacing w:before="0" w:after="40" w:line="288" w:lineRule="auto"/>
-      </w:pPr>
-      <w:r>
-        <w:rPr>
-          <w:rFonts w:ascii="Times New Roman" w:hAnsi="Times New Roman" w:eastAsia="宋体"/>
-          <w:b w:val="0"/>
+        <w:spacing w:after="40" w:line="288" w:lineRule="auto"/>
+        <w:rPr>
+          <w:rFonts w:hint="eastAsia"/>
+        </w:rPr>
+      </w:pPr>
+      <w:r>
+        <w:rPr>
+          <w:rFonts w:ascii="Times New Roman" w:eastAsia="宋体" w:hAnsi="Times New Roman"/>
           <w:color w:val="606060"/>
           <w:sz w:val="18"/>
         </w:rPr>
-        <w:t xml:space="preserve">器件 </w:t>
-      </w:r>
-      <w:r>
-        <w:rPr>
-          <w:rFonts w:ascii="Consolas" w:hAnsi="Consolas" w:eastAsia="宋体"/>
-          <w:b w:val="0"/>
+        <w:t>器件</w:t>
+      </w:r>
+      <w:r>
+        <w:rPr>
+          <w:rFonts w:ascii="Times New Roman" w:eastAsia="宋体" w:hAnsi="Times New Roman"/>
+          <w:color w:val="606060"/>
+          <w:sz w:val="18"/>
+        </w:rPr>
+        <w:t xml:space="preserve"> </w:t>
+      </w:r>
+      <w:r>
+        <w:rPr>
+          <w:rFonts w:ascii="Consolas" w:eastAsia="宋体" w:hAnsi="Consolas"/>
           <w:color w:val="606060"/>
           <w:sz w:val="16"/>
         </w:rPr>
@@ -40,12 +52,67 @@
       </w:r>
       <w:r>
         <w:rPr>
-          <w:rFonts w:ascii="Times New Roman" w:hAnsi="Times New Roman" w:eastAsia="宋体"/>
-          <w:b w:val="0"/>
+          <w:rFonts w:ascii="Times New Roman" w:eastAsia="宋体" w:hAnsi="Times New Roman"/>
           <w:color w:val="606060"/>
           <w:sz w:val="18"/>
         </w:rPr>
-        <w:t xml:space="preserve"> · Vivado / Vitis 2025.2.1 · RK-ZYNQ7020-F 开发板 · 位流与固件已固化板载 32 MB QSPI NOR，断电自启成立</w:t>
+        <w:t xml:space="preserve"> · Vivado / Vitis 2025.2.1 · RK-ZYNQ7020-F </w:t>
+      </w:r>
+      <w:r>
+        <w:rPr>
+          <w:rFonts w:ascii="Times New Roman" w:eastAsia="宋体" w:hAnsi="Times New Roman"/>
+          <w:color w:val="606060"/>
+          <w:sz w:val="18"/>
+        </w:rPr>
+        <w:t>开发板</w:t>
+      </w:r>
+      <w:r>
+        <w:rPr>
+          <w:rFonts w:ascii="Times New Roman" w:eastAsia="宋体" w:hAnsi="Times New Roman"/>
+          <w:color w:val="606060"/>
+          <w:sz w:val="18"/>
+        </w:rPr>
+        <w:t xml:space="preserve"> · </w:t>
+      </w:r>
+      <w:r>
+        <w:rPr>
+          <w:rFonts w:ascii="Times New Roman" w:eastAsia="宋体" w:hAnsi="Times New Roman"/>
+          <w:color w:val="606060"/>
+          <w:sz w:val="18"/>
+        </w:rPr>
+        <w:t>位流与固件已写入板载</w:t>
+      </w:r>
+      <w:r>
+        <w:rPr>
+          <w:rFonts w:ascii="Times New Roman" w:eastAsia="宋体" w:hAnsi="Times New Roman"/>
+          <w:color w:val="606060"/>
+          <w:sz w:val="18"/>
+        </w:rPr>
+        <w:t xml:space="preserve"> 32 MB QSPI NOR</w:t>
+      </w:r>
+      <w:r>
+        <w:rPr>
+          <w:rFonts w:ascii="Times New Roman" w:eastAsia="宋体" w:hAnsi="Times New Roman"/>
+          <w:color w:val="606060"/>
+          <w:sz w:val="18"/>
+        </w:rPr>
+        <w:t>，断电冷上电串口有回显（</w:t>
+      </w:r>
+      <w:r>
+        <w:rPr>
+          <w:rFonts w:ascii="Times New Roman" w:eastAsia="宋体" w:hAnsi="Times New Roman"/>
+          <w:color w:val="606060"/>
+          <w:sz w:val="18"/>
+        </w:rPr>
+        <w:t xml:space="preserve">2026-10-18 </w:t>
+      </w:r>
+      <w:r>
+        <w:rPr>
+          <w:rFonts w:ascii="Times New Roman" w:eastAsia="宋体" w:hAnsi="Times New Roman"/>
+          <w:color w:val="606060"/>
+          <w:sz w:val="18"/>
+        </w:rPr>
+        <w:t>确认）</w:t>
       </w:r>
     </w:p>
     <w:p>
@@ -54,10 +121,13 @@
         <w:spacing w:before="280" w:after="160" w:line="312" w:lineRule="auto"/>
         <w:jc w:val="center"/>
         <w:outlineLvl w:val="0"/>
-      </w:pPr>
-      <w:r>
-        <w:rPr>
-          <w:rFonts w:ascii="Arial" w:hAnsi="Arial" w:eastAsia="黑体"/>
+        <w:rPr>
+          <w:rFonts w:hint="eastAsia"/>
+        </w:rPr>
+      </w:pPr>
+      <w:r>
+        <w:rPr>
+          <w:rFonts w:ascii="Arial" w:eastAsia="黑体" w:hAnsi="Arial"/>
           <w:b/>
           <w:sz w:val="28"/>
         </w:rPr>
@@ -66,16 +136,143 @@
     </w:p>
     <w:p>
       <w:pPr>
-        <w:spacing w:before="0" w:after="120" w:line="300" w:lineRule="auto"/>
+        <w:spacing w:after="120" w:line="300" w:lineRule="auto"/>
         <w:ind w:firstLine="420"/>
-      </w:pPr>
-      <w:r>
-        <w:rPr>
-          <w:rFonts w:ascii="Times New Roman" w:hAnsi="Times New Roman" w:eastAsia="宋体"/>
-          <w:b w:val="0"/>
-          <w:sz w:val="21"/>
-        </w:rPr>
-        <w:t>系统以一块 Zynq-7020 SoC 为核心，把千兆网口推进来的 512×300 RGB565 视频流在可编程逻辑里完成协议解析、 DDR 乒乓缓存、几何变换与算法处理，最终经 TMDS 直接驱动 1024×600 HDMI 屏，链路上没有任何逐像素的软件参与。几何由逆映射加双线性插值实现，0.25–2.00 倍八档缩放与 ±1° 旋转任意组合；六级效果链由九位控制字逐位开关，任意组合下整链延迟恒为 15 拍；显示侧按一条运行时可调的竖缝，把同一帧的原图与处理图逐列混合，屏上直接对照算法效果。另有 SD 卡裸帧与 PL 自绘图卡两路备源，链路静默或拔卡时自动回落，不需要复位。</w:t>
+        <w:rPr>
+          <w:rFonts w:hint="eastAsia"/>
+        </w:rPr>
+      </w:pPr>
+      <w:r>
+        <w:rPr>
+          <w:rFonts w:ascii="Times New Roman" w:eastAsia="宋体" w:hAnsi="Times New Roman"/>
+        </w:rPr>
+        <w:t>系统以一块</w:t>
+      </w:r>
+      <w:r>
+        <w:rPr>
+          <w:rFonts w:ascii="Times New Roman" w:eastAsia="宋体" w:hAnsi="Times New Roman"/>
+        </w:rPr>
+        <w:t xml:space="preserve"> Zynq-7020 SoC </w:t>
+      </w:r>
+      <w:r>
+        <w:rPr>
+          <w:rFonts w:ascii="Times New Roman" w:eastAsia="宋体" w:hAnsi="Times New Roman"/>
+        </w:rPr>
+        <w:t>为核心，把千兆网口推进来的</w:t>
+      </w:r>
+      <w:r>
+        <w:rPr>
+          <w:rFonts w:ascii="Times New Roman" w:eastAsia="宋体" w:hAnsi="Times New Roman"/>
+        </w:rPr>
+        <w:t xml:space="preserve"> 512×300 RGB565 </w:t>
+      </w:r>
+      <w:r>
+        <w:rPr>
+          <w:rFonts w:ascii="Times New Roman" w:eastAsia="宋体" w:hAnsi="Times New Roman"/>
+        </w:rPr>
+        <w:t>视频流在可编程逻辑里完成协议解析、</w:t>
+      </w:r>
+      <w:r>
+        <w:rPr>
+          <w:rFonts w:ascii="Times New Roman" w:eastAsia="宋体" w:hAnsi="Times New Roman"/>
+        </w:rPr>
+        <w:t xml:space="preserve"> DDR </w:t>
+      </w:r>
+      <w:r>
+        <w:rPr>
+          <w:rFonts w:ascii="Times New Roman" w:eastAsia="宋体" w:hAnsi="Times New Roman"/>
+        </w:rPr>
+        <w:t>乒乓缓存、几何变换与算法处理，最终经</w:t>
+      </w:r>
+      <w:r>
+        <w:rPr>
+          <w:rFonts w:ascii="Times New Roman" w:eastAsia="宋体" w:hAnsi="Times New Roman"/>
+        </w:rPr>
+        <w:t xml:space="preserve"> TMDS </w:t>
+      </w:r>
+      <w:r>
+        <w:rPr>
+          <w:rFonts w:ascii="Times New Roman" w:eastAsia="宋体" w:hAnsi="Times New Roman"/>
+        </w:rPr>
+        <w:t>直接驱动</w:t>
+      </w:r>
+      <w:r>
+        <w:rPr>
+          <w:rFonts w:ascii="Times New Roman" w:eastAsia="宋体" w:hAnsi="Times New Roman"/>
+        </w:rPr>
+        <w:t xml:space="preserve"> 1024×600 </w:t>
+      </w:r>
+      <w:r>
+        <w:rPr>
+          <w:rFonts w:ascii="Times New Roman" w:eastAsia="宋体" w:hAnsi="Times New Roman"/>
+        </w:rPr>
+        <w:t xml:space="preserve">HDMI </w:t>
+      </w:r>
+      <w:r>
+        <w:rPr>
+          <w:rFonts w:ascii="Times New Roman" w:eastAsia="宋体" w:hAnsi="Times New Roman"/>
+        </w:rPr>
+        <w:t>屏，链路上没有任何逐像素的软件参与。几何由逆映射加双线性插值实现，</w:t>
+      </w:r>
+      <w:r>
+        <w:rPr>
+          <w:rFonts w:ascii="Times New Roman" w:eastAsia="宋体" w:hAnsi="Times New Roman"/>
+        </w:rPr>
+        <w:t xml:space="preserve">0.25–2.00 </w:t>
+      </w:r>
+      <w:r>
+        <w:rPr>
+          <w:rFonts w:ascii="Times New Roman" w:eastAsia="宋体" w:hAnsi="Times New Roman"/>
+        </w:rPr>
+        <w:t>倍八档缩放与</w:t>
+      </w:r>
+      <w:r>
+        <w:rPr>
+          <w:rFonts w:ascii="Times New Roman" w:eastAsia="宋体" w:hAnsi="Times New Roman"/>
+        </w:rPr>
+        <w:t xml:space="preserve"> ±1° </w:t>
+      </w:r>
+      <w:r>
+        <w:rPr>
+          <w:rFonts w:ascii="Times New Roman" w:eastAsia="宋体" w:hAnsi="Times New Roman"/>
+        </w:rPr>
+        <w:t>旋转任意组合；六级效果链由九位控制字逐位开关，任意组合下整链延迟恒为</w:t>
+      </w:r>
+      <w:r>
+        <w:rPr>
+          <w:rFonts w:ascii="Times New Roman" w:eastAsia="宋体" w:hAnsi="Times New Roman"/>
+        </w:rPr>
+        <w:t xml:space="preserve"> 15 </w:t>
+      </w:r>
+      <w:r>
+        <w:rPr>
+          <w:rFonts w:ascii="Times New Roman" w:eastAsia="宋体" w:hAnsi="Times New Roman"/>
+        </w:rPr>
+        <w:t>拍；显示侧按一条运行时可调的竖缝，把同一帧的原图与处理图逐列混合，屏上直接对照算法效果。另有</w:t>
+      </w:r>
+      <w:r>
+        <w:rPr>
+          <w:rFonts w:ascii="Times New Roman" w:eastAsia="宋体" w:hAnsi="Times New Roman"/>
+        </w:rPr>
+        <w:t xml:space="preserve"> SD </w:t>
+      </w:r>
+      <w:r>
+        <w:rPr>
+          <w:rFonts w:ascii="Times New Roman" w:eastAsia="宋体" w:hAnsi="Times New Roman"/>
+        </w:rPr>
+        <w:t>卡裸帧与</w:t>
+      </w:r>
+      <w:r>
+        <w:rPr>
+          <w:rFonts w:ascii="Times New Roman" w:eastAsia="宋体" w:hAnsi="Times New Roman"/>
+        </w:rPr>
+        <w:t xml:space="preserve"> PL </w:t>
+      </w:r>
+      <w:r>
+        <w:rPr>
+          <w:rFonts w:ascii="Times New Roman" w:eastAsia="宋体" w:hAnsi="Times New Roman"/>
+        </w:rPr>
+        <w:t>自绘图卡两路备源，链路静默或拔卡时自动回落，不需要复位。</w:t>
       </w:r>
     </w:p>
     <w:p>
@@ -83,10 +280,13 @@
         <w:keepNext/>
         <w:spacing w:before="200" w:after="100" w:line="312" w:lineRule="auto"/>
         <w:outlineLvl w:val="1"/>
-      </w:pPr>
-      <w:r>
-        <w:rPr>
-          <w:rFonts w:ascii="Arial" w:hAnsi="Arial" w:eastAsia="黑体"/>
+        <w:rPr>
+          <w:rFonts w:hint="eastAsia"/>
+        </w:rPr>
+      </w:pPr>
+      <w:r>
+        <w:rPr>
+          <w:rFonts w:ascii="Arial" w:eastAsia="黑体" w:hAnsi="Arial"/>
           <w:b/>
           <w:sz w:val="24"/>
         </w:rPr>
@@ -95,121 +295,324 @@
     </w:p>
     <w:p>
       <w:pPr>
-        <w:spacing w:before="0" w:after="120" w:line="300" w:lineRule="auto"/>
+        <w:spacing w:after="120" w:line="300" w:lineRule="auto"/>
         <w:ind w:firstLine="420"/>
-      </w:pPr>
-      <w:r>
-        <w:rPr>
-          <w:rFonts w:ascii="Times New Roman" w:hAnsi="Times New Roman" w:eastAsia="宋体"/>
-          <w:b w:val="0"/>
-          <w:sz w:val="21"/>
-        </w:rPr>
-        <w:t>上位机推流 → 板载 PHY → PL 内以太网栈组帧 → AXI 主设备写 PS 侧 DDR3 乒乓缓存 → 显示侧读回 → 坐标映射 → 效果链 → 同帧左右混合 → OSD 叠加 → TMDS 出屏。片内五只主要实例：</w:t>
-      </w:r>
-      <w:r>
-        <w:rPr>
-          <w:rFonts w:ascii="Consolas" w:hAnsi="Consolas" w:eastAsia="宋体"/>
-          <w:b w:val="0"/>
+        <w:rPr>
+          <w:rFonts w:hint="eastAsia"/>
+        </w:rPr>
+      </w:pPr>
+      <w:r>
+        <w:rPr>
+          <w:rFonts w:ascii="Times New Roman" w:eastAsia="宋体" w:hAnsi="Times New Roman"/>
+        </w:rPr>
+        <w:t>上位机推流</w:t>
+      </w:r>
+      <w:r>
+        <w:rPr>
+          <w:rFonts w:ascii="Times New Roman" w:eastAsia="宋体" w:hAnsi="Times New Roman"/>
+        </w:rPr>
+        <w:t xml:space="preserve"> → </w:t>
+      </w:r>
+      <w:r>
+        <w:rPr>
+          <w:rFonts w:ascii="Times New Roman" w:eastAsia="宋体" w:hAnsi="Times New Roman"/>
+        </w:rPr>
+        <w:t>板载</w:t>
+      </w:r>
+      <w:r>
+        <w:rPr>
+          <w:rFonts w:ascii="Times New Roman" w:eastAsia="宋体" w:hAnsi="Times New Roman"/>
+        </w:rPr>
+        <w:t xml:space="preserve"> PHY → PL </w:t>
+      </w:r>
+      <w:r>
+        <w:rPr>
+          <w:rFonts w:ascii="Times New Roman" w:eastAsia="宋体" w:hAnsi="Times New Roman"/>
+        </w:rPr>
+        <w:t>内以太网栈组帧</w:t>
+      </w:r>
+      <w:r>
+        <w:rPr>
+          <w:rFonts w:ascii="Times New Roman" w:eastAsia="宋体" w:hAnsi="Times New Roman"/>
+        </w:rPr>
+        <w:t xml:space="preserve"> → AXI </w:t>
+      </w:r>
+      <w:r>
+        <w:rPr>
+          <w:rFonts w:ascii="Times New Roman" w:eastAsia="宋体" w:hAnsi="Times New Roman"/>
+        </w:rPr>
+        <w:t>主设备写</w:t>
+      </w:r>
+      <w:r>
+        <w:rPr>
+          <w:rFonts w:ascii="Times New Roman" w:eastAsia="宋体" w:hAnsi="Times New Roman"/>
+        </w:rPr>
+        <w:t xml:space="preserve"> PS </w:t>
+      </w:r>
+      <w:r>
+        <w:rPr>
+          <w:rFonts w:ascii="Times New Roman" w:eastAsia="宋体" w:hAnsi="Times New Roman"/>
+        </w:rPr>
+        <w:t>侧</w:t>
+      </w:r>
+      <w:r>
+        <w:rPr>
+          <w:rFonts w:ascii="Times New Roman" w:eastAsia="宋体" w:hAnsi="Times New Roman"/>
+        </w:rPr>
+        <w:t xml:space="preserve"> DDR3 </w:t>
+      </w:r>
+      <w:r>
+        <w:rPr>
+          <w:rFonts w:ascii="Times New Roman" w:eastAsia="宋体" w:hAnsi="Times New Roman"/>
+        </w:rPr>
+        <w:t>乒乓缓存</w:t>
+      </w:r>
+      <w:r>
+        <w:rPr>
+          <w:rFonts w:ascii="Times New Roman" w:eastAsia="宋体" w:hAnsi="Times New Roman"/>
+        </w:rPr>
+        <w:t xml:space="preserve"> → </w:t>
+      </w:r>
+      <w:r>
+        <w:rPr>
+          <w:rFonts w:ascii="Times New Roman" w:eastAsia="宋体" w:hAnsi="Times New Roman"/>
+        </w:rPr>
+        <w:t>显示侧读回</w:t>
+      </w:r>
+      <w:r>
+        <w:rPr>
+          <w:rFonts w:ascii="Times New Roman" w:eastAsia="宋体" w:hAnsi="Times New Roman"/>
+        </w:rPr>
+        <w:t xml:space="preserve"> → </w:t>
+      </w:r>
+      <w:r>
+        <w:rPr>
+          <w:rFonts w:ascii="Times New Roman" w:eastAsia="宋体" w:hAnsi="Times New Roman"/>
+        </w:rPr>
+        <w:t>坐标映射</w:t>
+      </w:r>
+      <w:r>
+        <w:rPr>
+          <w:rFonts w:ascii="Times New Roman" w:eastAsia="宋体" w:hAnsi="Times New Roman"/>
+        </w:rPr>
+        <w:t xml:space="preserve"> → </w:t>
+      </w:r>
+      <w:r>
+        <w:rPr>
+          <w:rFonts w:ascii="Times New Roman" w:eastAsia="宋体" w:hAnsi="Times New Roman"/>
+        </w:rPr>
+        <w:t>效果链</w:t>
+      </w:r>
+      <w:r>
+        <w:rPr>
+          <w:rFonts w:ascii="Times New Roman" w:eastAsia="宋体" w:hAnsi="Times New Roman"/>
+        </w:rPr>
+        <w:t xml:space="preserve"> → </w:t>
+      </w:r>
+      <w:r>
+        <w:rPr>
+          <w:rFonts w:ascii="Times New Roman" w:eastAsia="宋体" w:hAnsi="Times New Roman"/>
+        </w:rPr>
+        <w:t>同帧左右混合</w:t>
+      </w:r>
+      <w:r>
+        <w:rPr>
+          <w:rFonts w:ascii="Times New Roman" w:eastAsia="宋体" w:hAnsi="Times New Roman"/>
+        </w:rPr>
+        <w:t xml:space="preserve"> → OSD </w:t>
+      </w:r>
+      <w:r>
+        <w:rPr>
+          <w:rFonts w:ascii="Times New Roman" w:eastAsia="宋体" w:hAnsi="Times New Roman"/>
+        </w:rPr>
+        <w:t>叠加</w:t>
+      </w:r>
+      <w:r>
+        <w:rPr>
+          <w:rFonts w:ascii="Times New Roman" w:eastAsia="宋体" w:hAnsi="Times New Roman"/>
+        </w:rPr>
+        <w:t xml:space="preserve"> → TMDS </w:t>
+      </w:r>
+      <w:r>
+        <w:rPr>
+          <w:rFonts w:ascii="Times New Roman" w:eastAsia="宋体" w:hAnsi="Times New Roman"/>
+        </w:rPr>
+        <w:t>出屏。片内五只主要实例：</w:t>
+      </w:r>
+      <w:r>
+        <w:rPr>
+          <w:rFonts w:ascii="Consolas" w:eastAsia="宋体" w:hAnsi="Consolas"/>
           <w:sz w:val="19"/>
         </w:rPr>
         <w:t>u_bd</w:t>
       </w:r>
       <w:r>
         <w:rPr>
-          <w:rFonts w:ascii="Times New Roman" w:hAnsi="Times New Roman" w:eastAsia="宋体"/>
-          <w:b w:val="0"/>
-          <w:sz w:val="21"/>
-        </w:rPr>
-        <w:t xml:space="preserve">（PS7 + AXI 互连 + GPIO）、 </w:t>
-      </w:r>
-      <w:r>
-        <w:rPr>
-          <w:rFonts w:ascii="Consolas" w:hAnsi="Consolas" w:eastAsia="宋体"/>
-          <w:b w:val="0"/>
+          <w:rFonts w:ascii="Times New Roman" w:eastAsia="宋体" w:hAnsi="Times New Roman"/>
+        </w:rPr>
+        <w:t>（</w:t>
+      </w:r>
+      <w:r>
+        <w:rPr>
+          <w:rFonts w:ascii="Times New Roman" w:eastAsia="宋体" w:hAnsi="Times New Roman"/>
+        </w:rPr>
+        <w:t xml:space="preserve">PS7 + AXI </w:t>
+      </w:r>
+      <w:r>
+        <w:rPr>
+          <w:rFonts w:ascii="Times New Roman" w:eastAsia="宋体" w:hAnsi="Times New Roman"/>
+        </w:rPr>
+        <w:t>互连</w:t>
+      </w:r>
+      <w:r>
+        <w:rPr>
+          <w:rFonts w:ascii="Times New Roman" w:eastAsia="宋体" w:hAnsi="Times New Roman"/>
+        </w:rPr>
+        <w:t xml:space="preserve"> + GPIO</w:t>
+      </w:r>
+      <w:r>
+        <w:rPr>
+          <w:rFonts w:ascii="Times New Roman" w:eastAsia="宋体" w:hAnsi="Times New Roman"/>
+        </w:rPr>
+        <w:t>）、</w:t>
+      </w:r>
+      <w:r>
+        <w:rPr>
+          <w:rFonts w:ascii="Times New Roman" w:eastAsia="宋体" w:hAnsi="Times New Roman"/>
+        </w:rPr>
+        <w:t xml:space="preserve"> </w:t>
+      </w:r>
+      <w:r>
+        <w:rPr>
+          <w:rFonts w:ascii="Consolas" w:eastAsia="宋体" w:hAnsi="Consolas"/>
           <w:sz w:val="19"/>
         </w:rPr>
         <w:t>u_idelay_clkgen</w:t>
       </w:r>
       <w:r>
         <w:rPr>
-          <w:rFonts w:ascii="Times New Roman" w:hAnsi="Times New Roman" w:eastAsia="宋体"/>
-          <w:b w:val="0"/>
-          <w:sz w:val="21"/>
+          <w:rFonts w:ascii="Times New Roman" w:eastAsia="宋体" w:hAnsi="Times New Roman"/>
         </w:rPr>
         <w:t>（收口参考钟）、</w:t>
       </w:r>
       <w:r>
         <w:rPr>
-          <w:rFonts w:ascii="Consolas" w:hAnsi="Consolas" w:eastAsia="宋体"/>
-          <w:b w:val="0"/>
+          <w:rFonts w:ascii="Consolas" w:eastAsia="宋体" w:hAnsi="Consolas"/>
           <w:sz w:val="19"/>
         </w:rPr>
         <w:t>u_eth</w:t>
       </w:r>
       <w:r>
         <w:rPr>
-          <w:rFonts w:ascii="Times New Roman" w:hAnsi="Times New Roman" w:eastAsia="宋体"/>
-          <w:b w:val="0"/>
-          <w:sz w:val="21"/>
-        </w:rPr>
-        <w:t>（协议栈与写 DDR）、</w:t>
-      </w:r>
-      <w:r>
-        <w:rPr>
-          <w:rFonts w:ascii="Consolas" w:hAnsi="Consolas" w:eastAsia="宋体"/>
-          <w:b w:val="0"/>
+          <w:rFonts w:ascii="Times New Roman" w:eastAsia="宋体" w:hAnsi="Times New Roman"/>
+        </w:rPr>
+        <w:t>（协议栈与写</w:t>
+      </w:r>
+      <w:r>
+        <w:rPr>
+          <w:rFonts w:ascii="Times New Roman" w:eastAsia="宋体" w:hAnsi="Times New Roman"/>
+        </w:rPr>
+        <w:t xml:space="preserve"> DDR</w:t>
+      </w:r>
+      <w:r>
+        <w:rPr>
+          <w:rFonts w:ascii="Times New Roman" w:eastAsia="宋体" w:hAnsi="Times New Roman"/>
+        </w:rPr>
+        <w:t>）、</w:t>
+      </w:r>
+      <w:r>
+        <w:rPr>
+          <w:rFonts w:ascii="Consolas" w:eastAsia="宋体" w:hAnsi="Consolas"/>
           <w:sz w:val="19"/>
         </w:rPr>
         <w:t>u_lm_axi</w:t>
       </w:r>
       <w:r>
         <w:rPr>
-          <w:rFonts w:ascii="Times New Roman" w:hAnsi="Times New Roman" w:eastAsia="宋体"/>
-          <w:b w:val="0"/>
-          <w:sz w:val="21"/>
+          <w:rFonts w:ascii="Times New Roman" w:eastAsia="宋体" w:hAnsi="Times New Roman"/>
         </w:rPr>
         <w:t>（健康快照跨域）、</w:t>
       </w:r>
       <w:r>
         <w:rPr>
-          <w:rFonts w:ascii="Consolas" w:hAnsi="Consolas" w:eastAsia="宋体"/>
-          <w:b w:val="0"/>
+          <w:rFonts w:ascii="Consolas" w:eastAsia="宋体" w:hAnsi="Consolas"/>
           <w:sz w:val="19"/>
         </w:rPr>
         <w:t>u_pl</w:t>
       </w:r>
       <w:r>
         <w:rPr>
-          <w:rFonts w:ascii="Times New Roman" w:hAnsi="Times New Roman" w:eastAsia="宋体"/>
-          <w:b w:val="0"/>
-          <w:sz w:val="21"/>
-        </w:rPr>
-        <w:t>（显示通路）； PS 侧一份裸机固件负责命令、采样与文件系统；屏、串口（115200-8N1）与 JTAG/xsdb 三条路读回同一组状态。</w:t>
+          <w:rFonts w:ascii="Times New Roman" w:eastAsia="宋体" w:hAnsi="Times New Roman"/>
+        </w:rPr>
+        <w:t>（显示通路）；</w:t>
+      </w:r>
+      <w:r>
+        <w:rPr>
+          <w:rFonts w:ascii="Times New Roman" w:eastAsia="宋体" w:hAnsi="Times New Roman"/>
+        </w:rPr>
+        <w:t xml:space="preserve"> PS </w:t>
+      </w:r>
+      <w:r>
+        <w:rPr>
+          <w:rFonts w:ascii="Times New Roman" w:eastAsia="宋体" w:hAnsi="Times New Roman"/>
+        </w:rPr>
+        <w:t>侧一份裸机固件负责命令、采样与文件系统；屏、串口（</w:t>
+      </w:r>
+      <w:r>
+        <w:rPr>
+          <w:rFonts w:ascii="Times New Roman" w:eastAsia="宋体" w:hAnsi="Times New Roman"/>
+        </w:rPr>
+        <w:t>115200-8N1</w:t>
+      </w:r>
+      <w:r>
+        <w:rPr>
+          <w:rFonts w:ascii="Times New Roman" w:eastAsia="宋体" w:hAnsi="Times New Roman"/>
+        </w:rPr>
+        <w:t>）与</w:t>
+      </w:r>
+      <w:r>
+        <w:rPr>
+          <w:rFonts w:ascii="Times New Roman" w:eastAsia="宋体" w:hAnsi="Times New Roman"/>
+        </w:rPr>
+        <w:t xml:space="preserve"> JTAG/xsdb </w:t>
+      </w:r>
+      <w:r>
+        <w:rPr>
+          <w:rFonts w:ascii="Times New Roman" w:eastAsia="宋体" w:hAnsi="Times New Roman"/>
+        </w:rPr>
+        <w:t>三条路读回同一组状态。</w:t>
       </w:r>
     </w:p>
     <w:p>
       <w:pPr>
         <w:keepNext/>
-        <w:spacing w:before="120" w:after="40" w:line="240" w:lineRule="auto"/>
+        <w:spacing w:before="120" w:after="40"/>
         <w:jc w:val="center"/>
-      </w:pPr>
-      <w:r>
+        <w:rPr>
+          <w:rFonts w:hint="eastAsia"/>
+        </w:rPr>
+      </w:pPr>
+      <w:r>
+        <w:rPr>
+          <w:noProof/>
+        </w:rPr>
         <w:drawing>
-          <wp:inline xmlns:a="http://schemas.openxmlformats.org/drawingml/2006/main" xmlns:pic="http://schemas.openxmlformats.org/drawingml/2006/picture">
+          <wp:inline distT="0" distB="0" distL="0" distR="0" wp14:anchorId="1F887852" wp14:editId="517CB5EF">
             <wp:extent cx="4752000" cy="2829316"/>
+            <wp:effectExtent l="0" t="0" r="0" b="0"/>
             <wp:docPr id="1" name="Picture 1"/>
             <wp:cNvGraphicFramePr>
-              <a:graphicFrameLocks noChangeAspect="1"/>
+              <a:graphicFrameLocks xmlns:a="http://schemas.openxmlformats.org/drawingml/2006/main" noChangeAspect="1"/>
             </wp:cNvGraphicFramePr>
-            <a:graphic>
+            <a:graphic xmlns:a="http://schemas.openxmlformats.org/drawingml/2006/main">
               <a:graphicData uri="http://schemas.openxmlformats.org/drawingml/2006/picture">
-                <pic:pic>
+                <pic:pic xmlns:pic="http://schemas.openxmlformats.org/drawingml/2006/picture">
                   <pic:nvPicPr>
                     <pic:cNvPr id="0" name="fig1-system.png"/>
                     <pic:cNvPicPr/>
                   </pic:nvPicPr>
                   <pic:blipFill>
-                    <a:blip r:embed="rId12"/>
+                    <a:blip r:embed="rId7"/>
                     <a:stretch>
                       <a:fillRect/>
                     </a:stretch>
@@ -219,7 +622,9 @@
                       <a:off x="0" y="0"/>
                       <a:ext cx="4752000" cy="2829316"/>
                     </a:xfrm>
-                    <a:prstGeom prst="rect"/>
+                    <a:prstGeom prst="rect">
+                      <a:avLst/>
+                    </a:prstGeom>
                   </pic:spPr>
                 </pic:pic>
               </a:graphicData>
@@ -230,16 +635,32 @@
     </w:p>
     <w:p>
       <w:pPr>
-        <w:spacing w:after="200" w:line="240" w:lineRule="auto"/>
+        <w:spacing w:after="200"/>
         <w:jc w:val="center"/>
-      </w:pPr>
-      <w:r>
-        <w:rPr>
-          <w:rFonts w:ascii="Times New Roman" w:hAnsi="Times New Roman" w:eastAsia="宋体"/>
-          <w:b w:val="0"/>
+        <w:rPr>
+          <w:rFonts w:hint="eastAsia"/>
+        </w:rPr>
+      </w:pPr>
+      <w:r>
+        <w:rPr>
+          <w:rFonts w:ascii="Times New Roman" w:eastAsia="宋体" w:hAnsi="Times New Roman"/>
           <w:sz w:val="18"/>
         </w:rPr>
-        <w:t>图1  系统整体框图</w:t>
+        <w:t>图</w:t>
+      </w:r>
+      <w:r>
+        <w:rPr>
+          <w:rFonts w:ascii="Times New Roman" w:eastAsia="宋体" w:hAnsi="Times New Roman"/>
+          <w:sz w:val="18"/>
+        </w:rPr>
+        <w:t xml:space="preserve">1  </w:t>
+      </w:r>
+      <w:r>
+        <w:rPr>
+          <w:rFonts w:ascii="Times New Roman" w:eastAsia="宋体" w:hAnsi="Times New Roman"/>
+          <w:sz w:val="18"/>
+        </w:rPr>
+        <w:t>系统整体框图</w:t>
       </w:r>
     </w:p>
     <w:p>
@@ -247,21 +668,24 @@
         <w:keepNext/>
         <w:spacing w:before="200" w:after="100" w:line="312" w:lineRule="auto"/>
         <w:outlineLvl w:val="1"/>
-      </w:pPr>
-      <w:r>
-        <w:rPr>
-          <w:rFonts w:ascii="Arial" w:hAnsi="Arial" w:eastAsia="黑体"/>
+        <w:rPr>
+          <w:rFonts w:hint="eastAsia"/>
+        </w:rPr>
+      </w:pPr>
+      <w:r>
+        <w:rPr>
+          <w:rFonts w:ascii="Arial" w:eastAsia="黑体" w:hAnsi="Arial"/>
           <w:b/>
           <w:sz w:val="24"/>
         </w:rPr>
+        <w:lastRenderedPageBreak/>
         <w:t>主要性能指标</w:t>
       </w:r>
     </w:p>
     <w:tbl>
       <w:tblPr>
-        <w:tblW w:type="auto" w:w="0"/>
+        <w:tblW w:w="5000" w:type="pct"/>
         <w:jc w:val="center"/>
-        <w:tblLook w:firstColumn="1" w:firstRow="1" w:lastColumn="0" w:lastRow="0" w:noHBand="0" w:noVBand="1" w:val="04A0"/>
         <w:tblBorders>
           <w:top w:val="single" w:sz="4" w:space="0" w:color="9A9A9A"/>
           <w:left w:val="single" w:sz="4" w:space="0" w:color="9A9A9A"/>
@@ -270,28 +694,33 @@
           <w:insideH w:val="single" w:sz="4" w:space="0" w:color="9A9A9A"/>
           <w:insideV w:val="single" w:sz="4" w:space="0" w:color="9A9A9A"/>
         </w:tblBorders>
-        <w:tblW w:w="5000" w:type="pct"/>
+        <w:tblLook w:val="04A0" w:firstRow="1" w:lastRow="0" w:firstColumn="1" w:lastColumn="0" w:noHBand="0" w:noVBand="1"/>
       </w:tblPr>
       <w:tblGrid>
-        <w:gridCol w:w="2769"/>
-        <w:gridCol w:w="2769"/>
-        <w:gridCol w:w="2769"/>
+        <w:gridCol w:w="2765"/>
+        <w:gridCol w:w="2766"/>
+        <w:gridCol w:w="2765"/>
       </w:tblGrid>
       <w:tr>
+        <w:trPr>
+          <w:jc w:val="center"/>
+        </w:trPr>
         <w:tc>
           <w:tcPr>
-            <w:tcW w:type="dxa" w:w="2769"/>
-            <w:shd w:fill="E8E8E8"/>
+            <w:tcW w:w="2769" w:type="dxa"/>
+            <w:shd w:val="clear" w:color="auto" w:fill="E8E8E8"/>
           </w:tcPr>
           <w:p>
             <w:pPr>
-              <w:spacing w:before="20" w:after="20" w:line="240" w:lineRule="auto"/>
+              <w:spacing w:before="20" w:after="20"/>
               <w:jc w:val="center"/>
+              <w:rPr>
+                <w:rFonts w:hint="eastAsia"/>
+              </w:rPr>
             </w:pPr>
-            <w:r/>
-            <w:r>
-              <w:rPr>
-                <w:rFonts w:ascii="Times New Roman" w:hAnsi="Times New Roman" w:eastAsia="黑体"/>
+            <w:r>
+              <w:rPr>
+                <w:rFonts w:ascii="Times New Roman" w:eastAsia="黑体" w:hAnsi="Times New Roman"/>
                 <w:b/>
                 <w:sz w:val="17"/>
               </w:rPr>
@@ -301,18 +730,20 @@
         </w:tc>
         <w:tc>
           <w:tcPr>
-            <w:tcW w:type="dxa" w:w="2769"/>
-            <w:shd w:fill="E8E8E8"/>
+            <w:tcW w:w="2769" w:type="dxa"/>
+            <w:shd w:val="clear" w:color="auto" w:fill="E8E8E8"/>
           </w:tcPr>
           <w:p>
             <w:pPr>
-              <w:spacing w:before="20" w:after="20" w:line="240" w:lineRule="auto"/>
+              <w:spacing w:before="20" w:after="20"/>
               <w:jc w:val="center"/>
+              <w:rPr>
+                <w:rFonts w:hint="eastAsia"/>
+              </w:rPr>
             </w:pPr>
-            <w:r/>
-            <w:r>
-              <w:rPr>
-                <w:rFonts w:ascii="Times New Roman" w:hAnsi="Times New Roman" w:eastAsia="黑体"/>
+            <w:r>
+              <w:rPr>
+                <w:rFonts w:ascii="Times New Roman" w:eastAsia="黑体" w:hAnsi="Times New Roman"/>
                 <w:b/>
                 <w:sz w:val="17"/>
               </w:rPr>
@@ -322,18 +753,20 @@
         </w:tc>
         <w:tc>
           <w:tcPr>
-            <w:tcW w:type="dxa" w:w="2769"/>
-            <w:shd w:fill="E8E8E8"/>
+            <w:tcW w:w="2769" w:type="dxa"/>
+            <w:shd w:val="clear" w:color="auto" w:fill="E8E8E8"/>
           </w:tcPr>
           <w:p>
             <w:pPr>
-              <w:spacing w:before="20" w:after="20" w:line="240" w:lineRule="auto"/>
+              <w:spacing w:before="20" w:after="20"/>
               <w:jc w:val="center"/>
+              <w:rPr>
+                <w:rFonts w:hint="eastAsia"/>
+              </w:rPr>
             </w:pPr>
-            <w:r/>
-            <w:r>
-              <w:rPr>
-                <w:rFonts w:ascii="Times New Roman" w:hAnsi="Times New Roman" w:eastAsia="黑体"/>
+            <w:r>
+              <w:rPr>
+                <w:rFonts w:ascii="Times New Roman" w:eastAsia="黑体" w:hAnsi="Times New Roman"/>
                 <w:b/>
                 <w:sz w:val="17"/>
               </w:rPr>
@@ -343,19 +776,23 @@
         </w:tc>
       </w:tr>
       <w:tr>
+        <w:trPr>
+          <w:jc w:val="center"/>
+        </w:trPr>
         <w:tc>
           <w:tcPr>
-            <w:tcW w:type="dxa" w:w="2769"/>
+            <w:tcW w:w="2769" w:type="dxa"/>
           </w:tcPr>
           <w:p>
             <w:pPr>
-              <w:spacing w:before="20" w:after="20" w:line="240" w:lineRule="auto"/>
+              <w:spacing w:before="20" w:after="20"/>
+              <w:rPr>
+                <w:rFonts w:hint="eastAsia"/>
+              </w:rPr>
             </w:pPr>
-            <w:r/>
-            <w:r>
-              <w:rPr>
-                <w:rFonts w:ascii="Times New Roman" w:hAnsi="Times New Roman" w:eastAsia="宋体"/>
-                <w:b w:val="0"/>
+            <w:r>
+              <w:rPr>
+                <w:rFonts w:ascii="Times New Roman" w:eastAsia="宋体" w:hAnsi="Times New Roman"/>
                 <w:sz w:val="17"/>
               </w:rPr>
               <w:t>显示输出</w:t>
@@ -364,57 +801,77 @@
         </w:tc>
         <w:tc>
           <w:tcPr>
-            <w:tcW w:type="dxa" w:w="2769"/>
+            <w:tcW w:w="2769" w:type="dxa"/>
           </w:tcPr>
           <w:p>
             <w:pPr>
-              <w:spacing w:before="20" w:after="20" w:line="240" w:lineRule="auto"/>
+              <w:spacing w:before="20" w:after="20"/>
+              <w:rPr>
+                <w:rFonts w:hint="eastAsia"/>
+              </w:rPr>
             </w:pPr>
-            <w:r/>
-            <w:r>
-              <w:rPr>
-                <w:rFonts w:ascii="Times New Roman" w:hAnsi="Times New Roman" w:eastAsia="宋体"/>
-                <w:b w:val="0"/>
-                <w:sz w:val="17"/>
-              </w:rPr>
-              <w:t>1024×600 @ 59.5 Hz</w:t>
+            <w:r>
+              <w:rPr>
+                <w:rFonts w:ascii="Times New Roman" w:eastAsia="宋体" w:hAnsi="Times New Roman"/>
+                <w:sz w:val="17"/>
+              </w:rPr>
+              <w:t xml:space="preserve">1024×600 @ </w:t>
+            </w:r>
+            <w:r>
+              <w:rPr>
+                <w:rFonts w:ascii="Times New Roman" w:eastAsia="宋体" w:hAnsi="Times New Roman"/>
+                <w:sz w:val="17"/>
+              </w:rPr>
+              <w:t>59.5 Hz</w:t>
             </w:r>
           </w:p>
         </w:tc>
         <w:tc>
           <w:tcPr>
-            <w:tcW w:type="dxa" w:w="2769"/>
+            <w:tcW w:w="2769" w:type="dxa"/>
           </w:tcPr>
           <w:p>
             <w:pPr>
-              <w:spacing w:before="20" w:after="20" w:line="240" w:lineRule="auto"/>
+              <w:spacing w:before="20" w:after="20"/>
+              <w:rPr>
+                <w:rFonts w:hint="eastAsia"/>
+              </w:rPr>
             </w:pPr>
-            <w:r/>
-            <w:r>
-              <w:rPr>
-                <w:rFonts w:ascii="Times New Roman" w:hAnsi="Times New Roman" w:eastAsia="宋体"/>
-                <w:b w:val="0"/>
-                <w:sz w:val="17"/>
-              </w:rPr>
-              <w:t>像素钟 50 MHz</w:t>
+            <w:r>
+              <w:rPr>
+                <w:rFonts w:ascii="Times New Roman" w:eastAsia="宋体" w:hAnsi="Times New Roman"/>
+                <w:sz w:val="17"/>
+              </w:rPr>
+              <w:t>像素钟</w:t>
+            </w:r>
+            <w:r>
+              <w:rPr>
+                <w:rFonts w:ascii="Times New Roman" w:eastAsia="宋体" w:hAnsi="Times New Roman"/>
+                <w:sz w:val="17"/>
+              </w:rPr>
+              <w:t xml:space="preserve"> 50 MHz</w:t>
             </w:r>
           </w:p>
         </w:tc>
       </w:tr>
       <w:tr>
+        <w:trPr>
+          <w:jc w:val="center"/>
+        </w:trPr>
         <w:tc>
           <w:tcPr>
-            <w:tcW w:type="dxa" w:w="2769"/>
+            <w:tcW w:w="2769" w:type="dxa"/>
           </w:tcPr>
           <w:p>
             <w:pPr>
-              <w:spacing w:before="20" w:after="20" w:line="240" w:lineRule="auto"/>
+              <w:spacing w:before="20" w:after="20"/>
+              <w:rPr>
+                <w:rFonts w:hint="eastAsia"/>
+              </w:rPr>
             </w:pPr>
-            <w:r/>
-            <w:r>
-              <w:rPr>
-                <w:rFonts w:ascii="Times New Roman" w:hAnsi="Times New Roman" w:eastAsia="宋体"/>
-                <w:b w:val="0"/>
+            <w:r>
+              <w:rPr>
+                <w:rFonts w:ascii="Times New Roman" w:eastAsia="宋体" w:hAnsi="Times New Roman"/>
                 <w:sz w:val="17"/>
               </w:rPr>
               <w:t>入流格式</w:t>
@@ -423,57 +880,126 @@
         </w:tc>
         <w:tc>
           <w:tcPr>
-            <w:tcW w:type="dxa" w:w="2769"/>
+            <w:tcW w:w="2769" w:type="dxa"/>
           </w:tcPr>
           <w:p>
             <w:pPr>
-              <w:spacing w:before="20" w:after="20" w:line="240" w:lineRule="auto"/>
+              <w:spacing w:before="20" w:after="20"/>
+              <w:rPr>
+                <w:rFonts w:hint="eastAsia"/>
+              </w:rPr>
             </w:pPr>
-            <w:r/>
-            <w:r>
-              <w:rPr>
-                <w:rFonts w:ascii="Times New Roman" w:hAnsi="Times New Roman" w:eastAsia="宋体"/>
-                <w:b w:val="0"/>
-                <w:sz w:val="17"/>
-              </w:rPr>
-              <w:t>512×300 RGB565，UDP 5001 端口</w:t>
+            <w:r>
+              <w:rPr>
+                <w:rFonts w:ascii="Times New Roman" w:eastAsia="宋体" w:hAnsi="Times New Roman"/>
+                <w:sz w:val="17"/>
+              </w:rPr>
+              <w:t>512×300 RGB565</w:t>
+            </w:r>
+            <w:r>
+              <w:rPr>
+                <w:rFonts w:ascii="Times New Roman" w:eastAsia="宋体" w:hAnsi="Times New Roman"/>
+                <w:sz w:val="17"/>
+              </w:rPr>
+              <w:t>，</w:t>
+            </w:r>
+            <w:r>
+              <w:rPr>
+                <w:rFonts w:ascii="Times New Roman" w:eastAsia="宋体" w:hAnsi="Times New Roman"/>
+                <w:sz w:val="17"/>
+              </w:rPr>
+              <w:t xml:space="preserve">UDP 5001 </w:t>
+            </w:r>
+            <w:r>
+              <w:rPr>
+                <w:rFonts w:ascii="Times New Roman" w:eastAsia="宋体" w:hAnsi="Times New Roman"/>
+                <w:sz w:val="17"/>
+              </w:rPr>
+              <w:t>端口</w:t>
             </w:r>
           </w:p>
         </w:tc>
         <w:tc>
           <w:tcPr>
-            <w:tcW w:type="dxa" w:w="2769"/>
+            <w:tcW w:w="2769" w:type="dxa"/>
           </w:tcPr>
           <w:p>
             <w:pPr>
-              <w:spacing w:before="20" w:after="20" w:line="240" w:lineRule="auto"/>
+              <w:spacing w:before="20" w:after="20"/>
+              <w:rPr>
+                <w:rFonts w:hint="eastAsia"/>
+              </w:rPr>
             </w:pPr>
-            <w:r/>
-            <w:r>
-              <w:rPr>
-                <w:rFonts w:ascii="Times New Roman" w:hAnsi="Times New Roman" w:eastAsia="宋体"/>
-                <w:b w:val="0"/>
-                <w:sz w:val="17"/>
-              </w:rPr>
-              <w:t>每包 ≤1392 字节，307,200 字节/帧</w:t>
+            <w:r>
+              <w:rPr>
+                <w:rFonts w:ascii="Times New Roman" w:eastAsia="宋体" w:hAnsi="Times New Roman"/>
+                <w:sz w:val="17"/>
+              </w:rPr>
+              <w:t>每包</w:t>
+            </w:r>
+            <w:r>
+              <w:rPr>
+                <w:rFonts w:ascii="Times New Roman" w:eastAsia="宋体" w:hAnsi="Times New Roman"/>
+                <w:sz w:val="17"/>
+              </w:rPr>
+              <w:t xml:space="preserve"> ≤1392 </w:t>
+            </w:r>
+            <w:r>
+              <w:rPr>
+                <w:rFonts w:ascii="Times New Roman" w:eastAsia="宋体" w:hAnsi="Times New Roman"/>
+                <w:sz w:val="17"/>
+              </w:rPr>
+              <w:t>字节，</w:t>
+            </w:r>
+            <w:r>
+              <w:rPr>
+                <w:rFonts w:ascii="Times New Roman" w:eastAsia="宋体" w:hAnsi="Times New Roman"/>
+                <w:sz w:val="17"/>
+              </w:rPr>
+              <w:t xml:space="preserve">307,200 </w:t>
+            </w:r>
+            <w:r>
+              <w:rPr>
+                <w:rFonts w:ascii="Times New Roman" w:eastAsia="宋体" w:hAnsi="Times New Roman"/>
+                <w:sz w:val="17"/>
+              </w:rPr>
+              <w:t>字节</w:t>
+            </w:r>
+            <w:r>
+              <w:rPr>
+                <w:rFonts w:ascii="Times New Roman" w:eastAsia="宋体" w:hAnsi="Times New Roman"/>
+                <w:sz w:val="17"/>
+              </w:rPr>
+              <w:t>/</w:t>
+            </w:r>
+            <w:r>
+              <w:rPr>
+                <w:rFonts w:ascii="Times New Roman" w:eastAsia="宋体" w:hAnsi="Times New Roman"/>
+                <w:sz w:val="17"/>
+              </w:rPr>
+              <w:t>帧</w:t>
             </w:r>
           </w:p>
         </w:tc>
       </w:tr>
       <w:tr>
+        <w:trPr>
+          <w:jc w:val="center"/>
+        </w:trPr>
         <w:tc>
           <w:tcPr>
-            <w:tcW w:type="dxa" w:w="2769"/>
+            <w:tcW w:w="2769" w:type="dxa"/>
           </w:tcPr>
           <w:p>
             <w:pPr>
-              <w:spacing w:before="20" w:after="20" w:line="240" w:lineRule="auto"/>
+              <w:spacing w:before="20" w:after="20"/>
+              <w:rPr>
+                <w:rFonts w:hint="eastAsia"/>
+              </w:rPr>
             </w:pPr>
-            <w:r/>
-            <w:r>
-              <w:rPr>
-                <w:rFonts w:ascii="Times New Roman" w:hAnsi="Times New Roman" w:eastAsia="宋体"/>
-                <w:b w:val="0"/>
+            <w:r>
+              <w:rPr>
+                <w:rFonts w:ascii="Times New Roman" w:eastAsia="宋体" w:hAnsi="Times New Roman"/>
                 <w:sz w:val="17"/>
               </w:rPr>
               <w:t>零丢包</w:t>
@@ -482,57 +1008,126 @@
         </w:tc>
         <w:tc>
           <w:tcPr>
-            <w:tcW w:type="dxa" w:w="2769"/>
+            <w:tcW w:w="2769" w:type="dxa"/>
           </w:tcPr>
           <w:p>
             <w:pPr>
-              <w:spacing w:before="20" w:after="20" w:line="240" w:lineRule="auto"/>
+              <w:spacing w:before="20" w:after="20"/>
+              <w:rPr>
+                <w:rFonts w:hint="eastAsia"/>
+              </w:rPr>
             </w:pPr>
-            <w:r/>
-            <w:r>
-              <w:rPr>
-                <w:rFonts w:ascii="Times New Roman" w:hAnsi="Times New Roman" w:eastAsia="宋体"/>
-                <w:b w:val="0"/>
-                <w:sz w:val="17"/>
-              </w:rPr>
-              <w:t>丢帧 0 / 坏帧 0 / 重复帧 0</w:t>
+            <w:r>
+              <w:rPr>
+                <w:rFonts w:ascii="Times New Roman" w:eastAsia="宋体" w:hAnsi="Times New Roman"/>
+                <w:sz w:val="17"/>
+              </w:rPr>
+              <w:t>丢帧</w:t>
+            </w:r>
+            <w:r>
+              <w:rPr>
+                <w:rFonts w:ascii="Times New Roman" w:eastAsia="宋体" w:hAnsi="Times New Roman"/>
+                <w:sz w:val="17"/>
+              </w:rPr>
+              <w:t xml:space="preserve"> 0 / </w:t>
+            </w:r>
+            <w:r>
+              <w:rPr>
+                <w:rFonts w:ascii="Times New Roman" w:eastAsia="宋体" w:hAnsi="Times New Roman"/>
+                <w:sz w:val="17"/>
+              </w:rPr>
+              <w:t>坏帧</w:t>
+            </w:r>
+            <w:r>
+              <w:rPr>
+                <w:rFonts w:ascii="Times New Roman" w:eastAsia="宋体" w:hAnsi="Times New Roman"/>
+                <w:sz w:val="17"/>
+              </w:rPr>
+              <w:t xml:space="preserve"> 0 / </w:t>
+            </w:r>
+            <w:r>
+              <w:rPr>
+                <w:rFonts w:ascii="Times New Roman" w:eastAsia="宋体" w:hAnsi="Times New Roman"/>
+                <w:sz w:val="17"/>
+              </w:rPr>
+              <w:t>重复帧</w:t>
+            </w:r>
+            <w:r>
+              <w:rPr>
+                <w:rFonts w:ascii="Times New Roman" w:eastAsia="宋体" w:hAnsi="Times New Roman"/>
+                <w:sz w:val="17"/>
+              </w:rPr>
+              <w:t xml:space="preserve"> 0</w:t>
             </w:r>
           </w:p>
         </w:tc>
         <w:tc>
           <w:tcPr>
-            <w:tcW w:type="dxa" w:w="2769"/>
+            <w:tcW w:w="2769" w:type="dxa"/>
           </w:tcPr>
           <w:p>
             <w:pPr>
-              <w:spacing w:before="20" w:after="20" w:line="240" w:lineRule="auto"/>
+              <w:spacing w:before="20" w:after="20"/>
+              <w:rPr>
+                <w:rFonts w:hint="eastAsia"/>
+              </w:rPr>
             </w:pPr>
-            <w:r/>
-            <w:r>
-              <w:rPr>
-                <w:rFonts w:ascii="Times New Roman" w:hAnsi="Times New Roman" w:eastAsia="宋体"/>
-                <w:b w:val="0"/>
-                <w:sz w:val="17"/>
-              </w:rPr>
-              <w:t>9000 帧 / 300 s 长跑，实测 29.99 fps</w:t>
+            <w:r>
+              <w:rPr>
+                <w:rFonts w:ascii="Times New Roman" w:eastAsia="宋体" w:hAnsi="Times New Roman"/>
+                <w:sz w:val="17"/>
+              </w:rPr>
+              <w:t xml:space="preserve">9000 </w:t>
+            </w:r>
+            <w:r>
+              <w:rPr>
+                <w:rFonts w:ascii="Times New Roman" w:eastAsia="宋体" w:hAnsi="Times New Roman"/>
+                <w:sz w:val="17"/>
+              </w:rPr>
+              <w:t>帧</w:t>
+            </w:r>
+            <w:r>
+              <w:rPr>
+                <w:rFonts w:ascii="Times New Roman" w:eastAsia="宋体" w:hAnsi="Times New Roman"/>
+                <w:sz w:val="17"/>
+              </w:rPr>
+              <w:t xml:space="preserve"> / 300 s </w:t>
+            </w:r>
+            <w:r>
+              <w:rPr>
+                <w:rFonts w:ascii="Times New Roman" w:eastAsia="宋体" w:hAnsi="Times New Roman"/>
+                <w:sz w:val="17"/>
+              </w:rPr>
+              <w:t>长跑，实测</w:t>
+            </w:r>
+            <w:r>
+              <w:rPr>
+                <w:rFonts w:ascii="Times New Roman" w:eastAsia="宋体" w:hAnsi="Times New Roman"/>
+                <w:sz w:val="17"/>
+              </w:rPr>
+              <w:t xml:space="preserve"> 29.99 fps</w:t>
             </w:r>
           </w:p>
         </w:tc>
       </w:tr>
       <w:tr>
+        <w:trPr>
+          <w:jc w:val="center"/>
+        </w:trPr>
         <w:tc>
           <w:tcPr>
-            <w:tcW w:type="dxa" w:w="2769"/>
+            <w:tcW w:w="2769" w:type="dxa"/>
           </w:tcPr>
           <w:p>
             <w:pPr>
-              <w:spacing w:before="20" w:after="20" w:line="240" w:lineRule="auto"/>
+              <w:spacing w:before="20" w:after="20"/>
+              <w:rPr>
+                <w:rFonts w:hint="eastAsia"/>
+              </w:rPr>
             </w:pPr>
-            <w:r/>
-            <w:r>
-              <w:rPr>
-                <w:rFonts w:ascii="Times New Roman" w:hAnsi="Times New Roman" w:eastAsia="宋体"/>
-                <w:b w:val="0"/>
+            <w:r>
+              <w:rPr>
+                <w:rFonts w:ascii="Times New Roman" w:eastAsia="宋体" w:hAnsi="Times New Roman"/>
                 <w:sz w:val="17"/>
               </w:rPr>
               <w:t>入流能力</w:t>
@@ -541,57 +1136,98 @@
         </w:tc>
         <w:tc>
           <w:tcPr>
-            <w:tcW w:type="dxa" w:w="2769"/>
+            <w:tcW w:w="2769" w:type="dxa"/>
           </w:tcPr>
           <w:p>
             <w:pPr>
-              <w:spacing w:before="20" w:after="20" w:line="240" w:lineRule="auto"/>
+              <w:spacing w:before="20" w:after="20"/>
+              <w:rPr>
+                <w:rFonts w:hint="eastAsia"/>
+              </w:rPr>
             </w:pPr>
-            <w:r/>
-            <w:r>
-              <w:rPr>
-                <w:rFonts w:ascii="Times New Roman" w:hAnsi="Times New Roman" w:eastAsia="宋体"/>
-                <w:b w:val="0"/>
-                <w:sz w:val="17"/>
-              </w:rPr>
-              <w:t>≥116.7 fps 不丢字</w:t>
+            <w:r>
+              <w:rPr>
+                <w:rFonts w:ascii="Times New Roman" w:eastAsia="宋体" w:hAnsi="Times New Roman"/>
+                <w:sz w:val="17"/>
+              </w:rPr>
+              <w:t xml:space="preserve">≥116.7 fps </w:t>
+            </w:r>
+            <w:r>
+              <w:rPr>
+                <w:rFonts w:ascii="Times New Roman" w:eastAsia="宋体" w:hAnsi="Times New Roman"/>
+                <w:sz w:val="17"/>
+              </w:rPr>
+              <w:t>不丢字</w:t>
             </w:r>
           </w:p>
         </w:tc>
         <w:tc>
           <w:tcPr>
-            <w:tcW w:type="dxa" w:w="2769"/>
+            <w:tcW w:w="2769" w:type="dxa"/>
           </w:tcPr>
           <w:p>
             <w:pPr>
-              <w:spacing w:before="20" w:after="20" w:line="240" w:lineRule="auto"/>
+              <w:spacing w:before="20" w:after="20"/>
+              <w:rPr>
+                <w:rFonts w:hint="eastAsia"/>
+              </w:rPr>
             </w:pPr>
-            <w:r/>
-            <w:r>
-              <w:rPr>
-                <w:rFonts w:ascii="Times New Roman" w:hAnsi="Times New Roman" w:eastAsia="宋体"/>
-                <w:b w:val="0"/>
-                <w:sz w:val="17"/>
-              </w:rPr>
-              <w:t>不限速，目标 120 fps，960 帧</w:t>
+            <w:r>
+              <w:rPr>
+                <w:rFonts w:ascii="Times New Roman" w:eastAsia="宋体" w:hAnsi="Times New Roman"/>
+                <w:sz w:val="17"/>
+              </w:rPr>
+              <w:t>不限速，目标</w:t>
+            </w:r>
+            <w:r>
+              <w:rPr>
+                <w:rFonts w:ascii="Times New Roman" w:eastAsia="宋体" w:hAnsi="Times New Roman"/>
+                <w:sz w:val="17"/>
+              </w:rPr>
+              <w:t xml:space="preserve"> 120 fps</w:t>
+            </w:r>
+            <w:r>
+              <w:rPr>
+                <w:rFonts w:ascii="Times New Roman" w:eastAsia="宋体" w:hAnsi="Times New Roman"/>
+                <w:sz w:val="17"/>
+              </w:rPr>
+              <w:t>，</w:t>
+            </w:r>
+            <w:r>
+              <w:rPr>
+                <w:rFonts w:ascii="Times New Roman" w:eastAsia="宋体" w:hAnsi="Times New Roman"/>
+                <w:sz w:val="17"/>
+              </w:rPr>
+              <w:t xml:space="preserve">960 </w:t>
+            </w:r>
+            <w:r>
+              <w:rPr>
+                <w:rFonts w:ascii="Times New Roman" w:eastAsia="宋体" w:hAnsi="Times New Roman"/>
+                <w:sz w:val="17"/>
+              </w:rPr>
+              <w:t>帧</w:t>
             </w:r>
           </w:p>
         </w:tc>
       </w:tr>
       <w:tr>
+        <w:trPr>
+          <w:jc w:val="center"/>
+        </w:trPr>
         <w:tc>
           <w:tcPr>
-            <w:tcW w:type="dxa" w:w="2769"/>
+            <w:tcW w:w="2769" w:type="dxa"/>
           </w:tcPr>
           <w:p>
             <w:pPr>
-              <w:spacing w:before="20" w:after="20" w:line="240" w:lineRule="auto"/>
+              <w:spacing w:before="20" w:after="20"/>
+              <w:rPr>
+                <w:rFonts w:hint="eastAsia"/>
+              </w:rPr>
             </w:pPr>
-            <w:r/>
-            <w:r>
-              <w:rPr>
-                <w:rFonts w:ascii="Times New Roman" w:hAnsi="Times New Roman" w:eastAsia="宋体"/>
-                <w:b w:val="0"/>
+            <w:r>
+              <w:rPr>
+                <w:rFonts w:ascii="Times New Roman" w:eastAsia="宋体" w:hAnsi="Times New Roman"/>
                 <w:sz w:val="17"/>
               </w:rPr>
               <w:t>几何</w:t>
@@ -600,36 +1236,87 @@
         </w:tc>
         <w:tc>
           <w:tcPr>
-            <w:tcW w:type="dxa" w:w="2769"/>
+            <w:tcW w:w="2769" w:type="dxa"/>
           </w:tcPr>
           <w:p>
             <w:pPr>
-              <w:spacing w:before="20" w:after="20" w:line="240" w:lineRule="auto"/>
+              <w:spacing w:before="20" w:after="20"/>
+              <w:rPr>
+                <w:rFonts w:hint="eastAsia"/>
+              </w:rPr>
             </w:pPr>
-            <w:r/>
-            <w:r>
-              <w:rPr>
-                <w:rFonts w:ascii="Times New Roman" w:hAnsi="Times New Roman" w:eastAsia="宋体"/>
-                <w:b w:val="0"/>
-                <w:sz w:val="17"/>
-              </w:rPr>
-              <w:t>0.25–2.00 倍八档 + 呼吸 + Fit，±1° 旋转</w:t>
+            <w:r>
+              <w:rPr>
+                <w:rFonts w:ascii="Times New Roman" w:eastAsia="宋体" w:hAnsi="Times New Roman"/>
+                <w:sz w:val="17"/>
+              </w:rPr>
+              <w:t xml:space="preserve">0.25–2.00 </w:t>
+            </w:r>
+            <w:r>
+              <w:rPr>
+                <w:rFonts w:ascii="Times New Roman" w:eastAsia="宋体" w:hAnsi="Times New Roman"/>
+                <w:sz w:val="17"/>
+              </w:rPr>
+              <w:t>倍八档</w:t>
+            </w:r>
+            <w:r>
+              <w:rPr>
+                <w:rFonts w:ascii="Times New Roman" w:eastAsia="宋体" w:hAnsi="Times New Roman"/>
+                <w:sz w:val="17"/>
+              </w:rPr>
+              <w:t xml:space="preserve"> + </w:t>
+            </w:r>
+            <w:r>
+              <w:rPr>
+                <w:rFonts w:ascii="Times New Roman" w:eastAsia="宋体" w:hAnsi="Times New Roman"/>
+                <w:sz w:val="17"/>
+              </w:rPr>
+              <w:t>呼吸</w:t>
+            </w:r>
+            <w:r>
+              <w:rPr>
+                <w:rFonts w:ascii="Times New Roman" w:eastAsia="宋体" w:hAnsi="Times New Roman"/>
+                <w:sz w:val="17"/>
+              </w:rPr>
+              <w:t xml:space="preserve"> + Fit</w:t>
+            </w:r>
+            <w:r>
+              <w:rPr>
+                <w:rFonts w:ascii="Times New Roman" w:eastAsia="宋体" w:hAnsi="Times New Roman"/>
+                <w:sz w:val="17"/>
+              </w:rPr>
+              <w:t>，</w:t>
+            </w:r>
+            <w:r>
+              <w:rPr>
+                <w:rFonts w:ascii="Times New Roman" w:eastAsia="宋体" w:hAnsi="Times New Roman"/>
+                <w:sz w:val="17"/>
+              </w:rPr>
+              <w:t xml:space="preserve">±1° </w:t>
+            </w:r>
+            <w:r>
+              <w:rPr>
+                <w:rFonts w:ascii="Times New Roman" w:eastAsia="宋体" w:hAnsi="Times New Roman"/>
+                <w:sz w:val="17"/>
+              </w:rPr>
+              <w:t>旋转</w:t>
             </w:r>
           </w:p>
         </w:tc>
         <w:tc>
           <w:tcPr>
-            <w:tcW w:type="dxa" w:w="2769"/>
+            <w:tcW w:w="2769" w:type="dxa"/>
           </w:tcPr>
           <w:p>
             <w:pPr>
-              <w:spacing w:before="20" w:after="20" w:line="240" w:lineRule="auto"/>
+              <w:spacing w:before="20" w:after="20"/>
+              <w:rPr>
+                <w:rFonts w:hint="eastAsia"/>
+              </w:rPr>
             </w:pPr>
-            <w:r/>
-            <w:r>
-              <w:rPr>
-                <w:rFonts w:ascii="Times New Roman" w:hAnsi="Times New Roman" w:eastAsia="宋体"/>
-                <w:b w:val="0"/>
+            <w:r>
+              <w:rPr>
+                <w:rFonts w:ascii="Times New Roman" w:eastAsia="宋体" w:hAnsi="Times New Roman"/>
                 <w:sz w:val="17"/>
               </w:rPr>
               <w:t>双线性可关，倍率与来源可机读回读</w:t>
@@ -638,19 +1325,23 @@
         </w:tc>
       </w:tr>
       <w:tr>
+        <w:trPr>
+          <w:jc w:val="center"/>
+        </w:trPr>
         <w:tc>
           <w:tcPr>
-            <w:tcW w:type="dxa" w:w="2769"/>
+            <w:tcW w:w="2769" w:type="dxa"/>
           </w:tcPr>
           <w:p>
             <w:pPr>
-              <w:spacing w:before="20" w:after="20" w:line="240" w:lineRule="auto"/>
+              <w:spacing w:before="20" w:after="20"/>
+              <w:rPr>
+                <w:rFonts w:hint="eastAsia"/>
+              </w:rPr>
             </w:pPr>
-            <w:r/>
-            <w:r>
-              <w:rPr>
-                <w:rFonts w:ascii="Times New Roman" w:hAnsi="Times New Roman" w:eastAsia="宋体"/>
-                <w:b w:val="0"/>
+            <w:r>
+              <w:rPr>
+                <w:rFonts w:ascii="Times New Roman" w:eastAsia="宋体" w:hAnsi="Times New Roman"/>
                 <w:sz w:val="17"/>
               </w:rPr>
               <w:t>效果链</w:t>
@@ -659,17 +1350,18 @@
         </w:tc>
         <w:tc>
           <w:tcPr>
-            <w:tcW w:type="dxa" w:w="2769"/>
+            <w:tcW w:w="2769" w:type="dxa"/>
           </w:tcPr>
           <w:p>
             <w:pPr>
-              <w:spacing w:before="20" w:after="20" w:line="240" w:lineRule="auto"/>
+              <w:spacing w:before="20" w:after="20"/>
+              <w:rPr>
+                <w:rFonts w:hint="eastAsia"/>
+              </w:rPr>
             </w:pPr>
-            <w:r/>
-            <w:r>
-              <w:rPr>
-                <w:rFonts w:ascii="Times New Roman" w:hAnsi="Times New Roman" w:eastAsia="宋体"/>
-                <w:b w:val="0"/>
+            <w:r>
+              <w:rPr>
+                <w:rFonts w:ascii="Times New Roman" w:eastAsia="宋体" w:hAnsi="Times New Roman"/>
                 <w:sz w:val="17"/>
               </w:rPr>
               <w:t>六级、九位控制字任意组合</w:t>
@@ -678,38 +1370,71 @@
         </w:tc>
         <w:tc>
           <w:tcPr>
-            <w:tcW w:type="dxa" w:w="2769"/>
+            <w:tcW w:w="2769" w:type="dxa"/>
           </w:tcPr>
           <w:p>
             <w:pPr>
-              <w:spacing w:before="20" w:after="20" w:line="240" w:lineRule="auto"/>
+              <w:spacing w:before="20" w:after="20"/>
+              <w:rPr>
+                <w:rFonts w:hint="eastAsia"/>
+              </w:rPr>
             </w:pPr>
-            <w:r/>
-            <w:r>
-              <w:rPr>
-                <w:rFonts w:ascii="Times New Roman" w:hAnsi="Times New Roman" w:eastAsia="宋体"/>
-                <w:b w:val="0"/>
-                <w:sz w:val="17"/>
-              </w:rPr>
-              <w:t>整链延迟恒 15 拍，内容偏移恒 −4 行</w:t>
+            <w:r>
+              <w:rPr>
+                <w:rFonts w:ascii="Times New Roman" w:eastAsia="宋体" w:hAnsi="Times New Roman"/>
+                <w:sz w:val="17"/>
+              </w:rPr>
+              <w:t>整链延迟恒</w:t>
+            </w:r>
+            <w:r>
+              <w:rPr>
+                <w:rFonts w:ascii="Times New Roman" w:eastAsia="宋体" w:hAnsi="Times New Roman"/>
+                <w:sz w:val="17"/>
+              </w:rPr>
+              <w:t xml:space="preserve"> 15 </w:t>
+            </w:r>
+            <w:r>
+              <w:rPr>
+                <w:rFonts w:ascii="Times New Roman" w:eastAsia="宋体" w:hAnsi="Times New Roman"/>
+                <w:sz w:val="17"/>
+              </w:rPr>
+              <w:t>拍，内容偏移恒</w:t>
+            </w:r>
+            <w:r>
+              <w:rPr>
+                <w:rFonts w:ascii="Times New Roman" w:eastAsia="宋体" w:hAnsi="Times New Roman"/>
+                <w:sz w:val="17"/>
+              </w:rPr>
+              <w:t xml:space="preserve"> −4 </w:t>
+            </w:r>
+            <w:r>
+              <w:rPr>
+                <w:rFonts w:ascii="Times New Roman" w:eastAsia="宋体" w:hAnsi="Times New Roman"/>
+                <w:sz w:val="17"/>
+              </w:rPr>
+              <w:t>行</w:t>
             </w:r>
           </w:p>
         </w:tc>
       </w:tr>
       <w:tr>
+        <w:trPr>
+          <w:jc w:val="center"/>
+        </w:trPr>
         <w:tc>
           <w:tcPr>
-            <w:tcW w:type="dxa" w:w="2769"/>
+            <w:tcW w:w="2769" w:type="dxa"/>
           </w:tcPr>
           <w:p>
             <w:pPr>
-              <w:spacing w:before="20" w:after="20" w:line="240" w:lineRule="auto"/>
+              <w:spacing w:before="20" w:after="20"/>
+              <w:rPr>
+                <w:rFonts w:hint="eastAsia"/>
+              </w:rPr>
             </w:pPr>
-            <w:r/>
-            <w:r>
-              <w:rPr>
-                <w:rFonts w:ascii="Times New Roman" w:hAnsi="Times New Roman" w:eastAsia="宋体"/>
-                <w:b w:val="0"/>
+            <w:r>
+              <w:rPr>
+                <w:rFonts w:ascii="Times New Roman" w:eastAsia="宋体" w:hAnsi="Times New Roman"/>
                 <w:sz w:val="17"/>
               </w:rPr>
               <w:t>时序</w:t>
@@ -718,73 +1443,112 @@
         </w:tc>
         <w:tc>
           <w:tcPr>
-            <w:tcW w:type="dxa" w:w="2769"/>
+            <w:tcW w:w="2769" w:type="dxa"/>
           </w:tcPr>
           <w:p>
             <w:pPr>
-              <w:spacing w:before="20" w:after="20" w:line="240" w:lineRule="auto"/>
+              <w:spacing w:before="20" w:after="20"/>
+              <w:rPr>
+                <w:rFonts w:hint="eastAsia"/>
+              </w:rPr>
             </w:pPr>
-            <w:r/>
-            <w:r>
-              <w:rPr>
-                <w:rFonts w:ascii="Times New Roman" w:hAnsi="Times New Roman" w:eastAsia="宋体"/>
-                <w:b w:val="0"/>
-                <w:sz w:val="17"/>
-              </w:rPr>
-              <w:t>51,027 端点 setup/hold 零违例</w:t>
+            <w:r>
+              <w:rPr>
+                <w:rFonts w:ascii="Times New Roman" w:eastAsia="宋体" w:hAnsi="Times New Roman"/>
+                <w:sz w:val="17"/>
+              </w:rPr>
+              <w:t xml:space="preserve">51,027 </w:t>
+            </w:r>
+            <w:r>
+              <w:rPr>
+                <w:rFonts w:ascii="Times New Roman" w:eastAsia="宋体" w:hAnsi="Times New Roman"/>
+                <w:sz w:val="17"/>
+              </w:rPr>
+              <w:t>端点</w:t>
+            </w:r>
+            <w:r>
+              <w:rPr>
+                <w:rFonts w:ascii="Times New Roman" w:eastAsia="宋体" w:hAnsi="Times New Roman"/>
+                <w:sz w:val="17"/>
+              </w:rPr>
+              <w:t xml:space="preserve"> setup/hold </w:t>
+            </w:r>
+            <w:r>
+              <w:rPr>
+                <w:rFonts w:ascii="Times New Roman" w:eastAsia="宋体" w:hAnsi="Times New Roman"/>
+                <w:sz w:val="17"/>
+              </w:rPr>
+              <w:t>零违例</w:t>
             </w:r>
           </w:p>
         </w:tc>
         <w:tc>
           <w:tcPr>
-            <w:tcW w:type="dxa" w:w="2769"/>
+            <w:tcW w:w="2769" w:type="dxa"/>
           </w:tcPr>
           <w:p>
             <w:pPr>
-              <w:spacing w:before="20" w:after="20" w:line="240" w:lineRule="auto"/>
+              <w:spacing w:before="20" w:after="20"/>
+              <w:rPr>
+                <w:rFonts w:hint="eastAsia"/>
+              </w:rPr>
             </w:pPr>
-            <w:r/>
-            <w:r>
-              <w:rPr>
-                <w:rFonts w:ascii="Times New Roman" w:hAnsi="Times New Roman" w:eastAsia="宋体"/>
-                <w:b w:val="0"/>
-                <w:sz w:val="17"/>
-              </w:rPr>
-              <w:t xml:space="preserve">最紧 </w:t>
-            </w:r>
-            <w:r>
-              <w:rPr>
-                <w:rFonts w:ascii="Consolas" w:hAnsi="Consolas" w:eastAsia="宋体"/>
-                <w:b w:val="0"/>
+            <w:r>
+              <w:rPr>
+                <w:rFonts w:ascii="Times New Roman" w:eastAsia="宋体" w:hAnsi="Times New Roman"/>
+                <w:sz w:val="17"/>
+              </w:rPr>
+              <w:t>最紧</w:t>
+            </w:r>
+            <w:r>
+              <w:rPr>
+                <w:rFonts w:ascii="Times New Roman" w:eastAsia="宋体" w:hAnsi="Times New Roman"/>
+                <w:sz w:val="17"/>
+              </w:rPr>
+              <w:t xml:space="preserve"> </w:t>
+            </w:r>
+            <w:r>
+              <w:rPr>
+                <w:rFonts w:ascii="Consolas" w:eastAsia="宋体" w:hAnsi="Consolas"/>
                 <w:sz w:val="15"/>
               </w:rPr>
               <w:t>eth_rxc</w:t>
             </w:r>
             <w:r>
               <w:rPr>
-                <w:rFonts w:ascii="Times New Roman" w:hAnsi="Times New Roman" w:eastAsia="宋体"/>
-                <w:b w:val="0"/>
-                <w:sz w:val="17"/>
-              </w:rPr>
-              <w:t xml:space="preserve"> 0.687 ns，实现后报告</w:t>
+                <w:rFonts w:ascii="Times New Roman" w:eastAsia="宋体" w:hAnsi="Times New Roman"/>
+                <w:sz w:val="17"/>
+              </w:rPr>
+              <w:t xml:space="preserve"> 0.687 ns</w:t>
+            </w:r>
+            <w:r>
+              <w:rPr>
+                <w:rFonts w:ascii="Times New Roman" w:eastAsia="宋体" w:hAnsi="Times New Roman"/>
+                <w:sz w:val="17"/>
+              </w:rPr>
+              <w:t>，实现后报告</w:t>
             </w:r>
           </w:p>
         </w:tc>
       </w:tr>
       <w:tr>
+        <w:trPr>
+          <w:jc w:val="center"/>
+        </w:trPr>
         <w:tc>
           <w:tcPr>
-            <w:tcW w:type="dxa" w:w="2769"/>
+            <w:tcW w:w="2769" w:type="dxa"/>
           </w:tcPr>
           <w:p>
             <w:pPr>
-              <w:spacing w:before="20" w:after="20" w:line="240" w:lineRule="auto"/>
+              <w:spacing w:before="20" w:after="20"/>
+              <w:rPr>
+                <w:rFonts w:hint="eastAsia"/>
+              </w:rPr>
             </w:pPr>
-            <w:r/>
-            <w:r>
-              <w:rPr>
-                <w:rFonts w:ascii="Times New Roman" w:hAnsi="Times New Roman" w:eastAsia="宋体"/>
-                <w:b w:val="0"/>
+            <w:r>
+              <w:rPr>
+                <w:rFonts w:ascii="Times New Roman" w:eastAsia="宋体" w:hAnsi="Times New Roman"/>
                 <w:sz w:val="17"/>
               </w:rPr>
               <w:t>资源</w:t>
@@ -793,36 +1557,80 @@
         </w:tc>
         <w:tc>
           <w:tcPr>
-            <w:tcW w:type="dxa" w:w="2769"/>
+            <w:tcW w:w="2769" w:type="dxa"/>
           </w:tcPr>
           <w:p>
             <w:pPr>
-              <w:spacing w:before="20" w:after="20" w:line="240" w:lineRule="auto"/>
+              <w:spacing w:before="20" w:after="20"/>
+              <w:rPr>
+                <w:rFonts w:hint="eastAsia"/>
+              </w:rPr>
             </w:pPr>
-            <w:r/>
-            <w:r>
-              <w:rPr>
-                <w:rFonts w:ascii="Times New Roman" w:hAnsi="Times New Roman" w:eastAsia="宋体"/>
-                <w:b w:val="0"/>
-                <w:sz w:val="17"/>
-              </w:rPr>
-              <w:t>LUT 26.34 %、FF 7.64 %、BRAM 68.57 %、DSP48 8.64 %</w:t>
+            <w:r>
+              <w:rPr>
+                <w:rFonts w:ascii="Times New Roman" w:eastAsia="宋体" w:hAnsi="Times New Roman"/>
+                <w:sz w:val="17"/>
+              </w:rPr>
+              <w:t>LUT 26.34 %</w:t>
+            </w:r>
+            <w:r>
+              <w:rPr>
+                <w:rFonts w:ascii="Times New Roman" w:eastAsia="宋体" w:hAnsi="Times New Roman"/>
+                <w:sz w:val="17"/>
+              </w:rPr>
+              <w:t>、</w:t>
+            </w:r>
+            <w:r>
+              <w:rPr>
+                <w:rFonts w:ascii="Times New Roman" w:eastAsia="宋体" w:hAnsi="Times New Roman"/>
+                <w:sz w:val="17"/>
+              </w:rPr>
+              <w:t>FF 7.64 %</w:t>
+            </w:r>
+            <w:r>
+              <w:rPr>
+                <w:rFonts w:ascii="Times New Roman" w:eastAsia="宋体" w:hAnsi="Times New Roman"/>
+                <w:sz w:val="17"/>
+              </w:rPr>
+              <w:t>、</w:t>
+            </w:r>
+            <w:r>
+              <w:rPr>
+                <w:rFonts w:ascii="Times New Roman" w:eastAsia="宋体" w:hAnsi="Times New Roman"/>
+                <w:sz w:val="17"/>
+              </w:rPr>
+              <w:t>BRAM 68.57 %</w:t>
+            </w:r>
+            <w:r>
+              <w:rPr>
+                <w:rFonts w:ascii="Times New Roman" w:eastAsia="宋体" w:hAnsi="Times New Roman"/>
+                <w:sz w:val="17"/>
+              </w:rPr>
+              <w:t>、</w:t>
+            </w:r>
+            <w:r>
+              <w:rPr>
+                <w:rFonts w:ascii="Times New Roman" w:eastAsia="宋体" w:hAnsi="Times New Roman"/>
+                <w:sz w:val="17"/>
+              </w:rPr>
+              <w:t>DSP48 8.64 %</w:t>
             </w:r>
           </w:p>
         </w:tc>
         <w:tc>
           <w:tcPr>
-            <w:tcW w:type="dxa" w:w="2769"/>
+            <w:tcW w:w="2769" w:type="dxa"/>
           </w:tcPr>
           <w:p>
             <w:pPr>
-              <w:spacing w:before="20" w:after="20" w:line="240" w:lineRule="auto"/>
+              <w:spacing w:before="20" w:after="20"/>
+              <w:rPr>
+                <w:rFonts w:hint="eastAsia"/>
+              </w:rPr>
             </w:pPr>
-            <w:r/>
-            <w:r>
-              <w:rPr>
-                <w:rFonts w:ascii="Times New Roman" w:hAnsi="Times New Roman" w:eastAsia="宋体"/>
-                <w:b w:val="0"/>
+            <w:r>
+              <w:rPr>
+                <w:rFonts w:ascii="Times New Roman" w:eastAsia="宋体" w:hAnsi="Times New Roman"/>
                 <w:sz w:val="17"/>
               </w:rPr>
               <w:t>实现后报告</w:t>
@@ -831,19 +1639,23 @@
         </w:tc>
       </w:tr>
       <w:tr>
+        <w:trPr>
+          <w:jc w:val="center"/>
+        </w:trPr>
         <w:tc>
           <w:tcPr>
-            <w:tcW w:type="dxa" w:w="2769"/>
+            <w:tcW w:w="2769" w:type="dxa"/>
           </w:tcPr>
           <w:p>
             <w:pPr>
-              <w:spacing w:before="20" w:after="20" w:line="240" w:lineRule="auto"/>
+              <w:spacing w:before="20" w:after="20"/>
+              <w:rPr>
+                <w:rFonts w:hint="eastAsia"/>
+              </w:rPr>
             </w:pPr>
-            <w:r/>
-            <w:r>
-              <w:rPr>
-                <w:rFonts w:ascii="Times New Roman" w:hAnsi="Times New Roman" w:eastAsia="宋体"/>
-                <w:b w:val="0"/>
+            <w:r>
+              <w:rPr>
+                <w:rFonts w:ascii="Times New Roman" w:eastAsia="宋体" w:hAnsi="Times New Roman"/>
                 <w:sz w:val="17"/>
               </w:rPr>
               <w:t>规模</w:t>
@@ -852,57 +1664,140 @@
         </w:tc>
         <w:tc>
           <w:tcPr>
-            <w:tcW w:type="dxa" w:w="2769"/>
+            <w:tcW w:w="2769" w:type="dxa"/>
           </w:tcPr>
           <w:p>
             <w:pPr>
-              <w:spacing w:before="20" w:after="20" w:line="240" w:lineRule="auto"/>
+              <w:spacing w:before="20" w:after="20"/>
+              <w:rPr>
+                <w:rFonts w:hint="eastAsia"/>
+              </w:rPr>
             </w:pPr>
-            <w:r/>
-            <w:r>
-              <w:rPr>
-                <w:rFonts w:ascii="Times New Roman" w:hAnsi="Times New Roman" w:eastAsia="宋体"/>
-                <w:b w:val="0"/>
-                <w:sz w:val="17"/>
-              </w:rPr>
-              <w:t>RTL 80 文件 11,768 行，PS 裸机 2,544 行，台架 82 支</w:t>
+            <w:r>
+              <w:rPr>
+                <w:rFonts w:ascii="Times New Roman" w:eastAsia="宋体" w:hAnsi="Times New Roman"/>
+                <w:sz w:val="17"/>
+              </w:rPr>
+              <w:t xml:space="preserve">RTL 80 </w:t>
+            </w:r>
+            <w:r>
+              <w:rPr>
+                <w:rFonts w:ascii="Times New Roman" w:eastAsia="宋体" w:hAnsi="Times New Roman"/>
+                <w:sz w:val="17"/>
+              </w:rPr>
+              <w:t>文件</w:t>
+            </w:r>
+            <w:r>
+              <w:rPr>
+                <w:rFonts w:ascii="Times New Roman" w:eastAsia="宋体" w:hAnsi="Times New Roman"/>
+                <w:sz w:val="17"/>
+              </w:rPr>
+              <w:t xml:space="preserve"> 11,768 </w:t>
+            </w:r>
+            <w:r>
+              <w:rPr>
+                <w:rFonts w:ascii="Times New Roman" w:eastAsia="宋体" w:hAnsi="Times New Roman"/>
+                <w:sz w:val="17"/>
+              </w:rPr>
+              <w:t>行，</w:t>
+            </w:r>
+            <w:r>
+              <w:rPr>
+                <w:rFonts w:ascii="Times New Roman" w:eastAsia="宋体" w:hAnsi="Times New Roman"/>
+                <w:sz w:val="17"/>
+              </w:rPr>
+              <w:t xml:space="preserve">PS </w:t>
+            </w:r>
+            <w:r>
+              <w:rPr>
+                <w:rFonts w:ascii="Times New Roman" w:eastAsia="宋体" w:hAnsi="Times New Roman"/>
+                <w:sz w:val="17"/>
+              </w:rPr>
+              <w:t>裸机</w:t>
+            </w:r>
+            <w:r>
+              <w:rPr>
+                <w:rFonts w:ascii="Times New Roman" w:eastAsia="宋体" w:hAnsi="Times New Roman"/>
+                <w:sz w:val="17"/>
+              </w:rPr>
+              <w:t xml:space="preserve"> 2,544 </w:t>
+            </w:r>
+            <w:r>
+              <w:rPr>
+                <w:rFonts w:ascii="Times New Roman" w:eastAsia="宋体" w:hAnsi="Times New Roman"/>
+                <w:sz w:val="17"/>
+              </w:rPr>
+              <w:t>行，台架</w:t>
+            </w:r>
+            <w:r>
+              <w:rPr>
+                <w:rFonts w:ascii="Times New Roman" w:eastAsia="宋体" w:hAnsi="Times New Roman"/>
+                <w:sz w:val="17"/>
+              </w:rPr>
+              <w:t xml:space="preserve"> 82 </w:t>
+            </w:r>
+            <w:r>
+              <w:rPr>
+                <w:rFonts w:ascii="Times New Roman" w:eastAsia="宋体" w:hAnsi="Times New Roman"/>
+                <w:sz w:val="17"/>
+              </w:rPr>
+              <w:t>支</w:t>
             </w:r>
           </w:p>
         </w:tc>
         <w:tc>
           <w:tcPr>
-            <w:tcW w:type="dxa" w:w="2769"/>
+            <w:tcW w:w="2769" w:type="dxa"/>
           </w:tcPr>
           <w:p>
             <w:pPr>
-              <w:spacing w:before="20" w:after="20" w:line="240" w:lineRule="auto"/>
+              <w:spacing w:before="20" w:after="20"/>
+              <w:rPr>
+                <w:rFonts w:hint="eastAsia"/>
+              </w:rPr>
             </w:pPr>
-            <w:r/>
-            <w:r>
-              <w:rPr>
-                <w:rFonts w:ascii="Times New Roman" w:hAnsi="Times New Roman" w:eastAsia="宋体"/>
-                <w:b w:val="0"/>
-                <w:sz w:val="17"/>
-              </w:rPr>
-              <w:t>上位机工具 29 支</w:t>
+            <w:r>
+              <w:rPr>
+                <w:rFonts w:ascii="Times New Roman" w:eastAsia="宋体" w:hAnsi="Times New Roman"/>
+                <w:sz w:val="17"/>
+              </w:rPr>
+              <w:t>上位机工具</w:t>
+            </w:r>
+            <w:r>
+              <w:rPr>
+                <w:rFonts w:ascii="Times New Roman" w:eastAsia="宋体" w:hAnsi="Times New Roman"/>
+                <w:sz w:val="17"/>
+              </w:rPr>
+              <w:t xml:space="preserve"> 29 </w:t>
+            </w:r>
+            <w:r>
+              <w:rPr>
+                <w:rFonts w:ascii="Times New Roman" w:eastAsia="宋体" w:hAnsi="Times New Roman"/>
+                <w:sz w:val="17"/>
+              </w:rPr>
+              <w:t>支</w:t>
             </w:r>
           </w:p>
         </w:tc>
       </w:tr>
       <w:tr>
+        <w:trPr>
+          <w:jc w:val="center"/>
+        </w:trPr>
         <w:tc>
           <w:tcPr>
-            <w:tcW w:type="dxa" w:w="2769"/>
+            <w:tcW w:w="2769" w:type="dxa"/>
           </w:tcPr>
           <w:p>
             <w:pPr>
-              <w:spacing w:before="20" w:after="20" w:line="240" w:lineRule="auto"/>
+              <w:spacing w:before="20" w:after="20"/>
+              <w:rPr>
+                <w:rFonts w:hint="eastAsia"/>
+              </w:rPr>
             </w:pPr>
-            <w:r/>
-            <w:r>
-              <w:rPr>
-                <w:rFonts w:ascii="Times New Roman" w:hAnsi="Times New Roman" w:eastAsia="宋体"/>
-                <w:b w:val="0"/>
+            <w:r>
+              <w:rPr>
+                <w:rFonts w:ascii="Times New Roman" w:eastAsia="宋体" w:hAnsi="Times New Roman"/>
                 <w:sz w:val="17"/>
               </w:rPr>
               <w:t>固化</w:t>
@@ -911,47 +1806,97 @@
         </w:tc>
         <w:tc>
           <w:tcPr>
-            <w:tcW w:type="dxa" w:w="2769"/>
+            <w:tcW w:w="2769" w:type="dxa"/>
           </w:tcPr>
           <w:p>
             <w:pPr>
-              <w:spacing w:before="20" w:after="20" w:line="240" w:lineRule="auto"/>
+              <w:spacing w:before="20" w:after="20"/>
+              <w:rPr>
+                <w:rFonts w:hint="eastAsia"/>
+              </w:rPr>
             </w:pPr>
-            <w:r/>
-            <w:r>
-              <w:rPr>
-                <w:rFonts w:ascii="Consolas" w:hAnsi="Consolas" w:eastAsia="宋体"/>
-                <w:b w:val="0"/>
+            <w:r>
+              <w:rPr>
+                <w:rFonts w:ascii="Consolas" w:eastAsia="宋体" w:hAnsi="Consolas"/>
                 <w:sz w:val="15"/>
               </w:rPr>
               <w:t>BOOT.bin</w:t>
             </w:r>
             <w:r>
               <w:rPr>
-                <w:rFonts w:ascii="Times New Roman" w:hAnsi="Times New Roman" w:eastAsia="宋体"/>
-                <w:b w:val="0"/>
-                <w:sz w:val="17"/>
-              </w:rPr>
-              <w:t xml:space="preserve"> 2,435,868 字节写 QSPI，擦写 + 回读校验通过</w:t>
+                <w:rFonts w:ascii="Times New Roman" w:eastAsia="宋体" w:hAnsi="Times New Roman"/>
+                <w:sz w:val="17"/>
+              </w:rPr>
+              <w:t xml:space="preserve"> 2,435,868 </w:t>
+            </w:r>
+            <w:r>
+              <w:rPr>
+                <w:rFonts w:ascii="Times New Roman" w:eastAsia="宋体" w:hAnsi="Times New Roman"/>
+                <w:sz w:val="17"/>
+              </w:rPr>
+              <w:t>字节写</w:t>
+            </w:r>
+            <w:r>
+              <w:rPr>
+                <w:rFonts w:ascii="Times New Roman" w:eastAsia="宋体" w:hAnsi="Times New Roman"/>
+                <w:sz w:val="17"/>
+              </w:rPr>
+              <w:t xml:space="preserve"> QSPI</w:t>
+            </w:r>
+            <w:r>
+              <w:rPr>
+                <w:rFonts w:ascii="Times New Roman" w:eastAsia="宋体" w:hAnsi="Times New Roman"/>
+                <w:sz w:val="17"/>
+              </w:rPr>
+              <w:t>，擦写</w:t>
+            </w:r>
+            <w:r>
+              <w:rPr>
+                <w:rFonts w:ascii="Times New Roman" w:eastAsia="宋体" w:hAnsi="Times New Roman"/>
+                <w:sz w:val="17"/>
+              </w:rPr>
+              <w:t xml:space="preserve"> + </w:t>
+            </w:r>
+            <w:r>
+              <w:rPr>
+                <w:rFonts w:ascii="Times New Roman" w:eastAsia="宋体" w:hAnsi="Times New Roman"/>
+                <w:sz w:val="17"/>
+              </w:rPr>
+              <w:t>回读校验通过</w:t>
             </w:r>
           </w:p>
         </w:tc>
         <w:tc>
           <w:tcPr>
-            <w:tcW w:type="dxa" w:w="2769"/>
+            <w:tcW w:w="2769" w:type="dxa"/>
           </w:tcPr>
           <w:p>
             <w:pPr>
-              <w:spacing w:before="20" w:after="20" w:line="240" w:lineRule="auto"/>
+              <w:spacing w:before="20" w:after="20"/>
+              <w:rPr>
+                <w:rFonts w:hint="eastAsia"/>
+              </w:rPr>
             </w:pPr>
-            <w:r/>
-            <w:r>
-              <w:rPr>
-                <w:rFonts w:ascii="Times New Roman" w:hAnsi="Times New Roman" w:eastAsia="宋体"/>
-                <w:b w:val="0"/>
-                <w:sz w:val="17"/>
-              </w:rPr>
-              <w:t>断电自启整条成立</w:t>
+            <w:r>
+              <w:rPr>
+                <w:rFonts w:ascii="Times New Roman" w:eastAsia="宋体" w:hAnsi="Times New Roman"/>
+                <w:sz w:val="17"/>
+              </w:rPr>
+              <w:t>断电冷上电有回显；写入</w:t>
+            </w:r>
+            <w:r>
+              <w:rPr>
+                <w:rFonts w:ascii="Times New Roman" w:eastAsia="宋体" w:hAnsi="Times New Roman"/>
+                <w:sz w:val="17"/>
+              </w:rPr>
+              <w:t xml:space="preserve"> + </w:t>
+            </w:r>
+            <w:r>
+              <w:rPr>
+                <w:rFonts w:ascii="Times New Roman" w:eastAsia="宋体" w:hAnsi="Times New Roman"/>
+                <w:sz w:val="17"/>
+              </w:rPr>
+              <w:t>逐字节回读一致，冷上电串口有回显（口头确认级）</w:t>
             </w:r>
           </w:p>
         </w:tc>
@@ -959,7 +1904,10 @@
     </w:tbl>
     <w:p>
       <w:pPr>
-        <w:spacing w:before="0" w:after="40" w:line="300" w:lineRule="auto"/>
+        <w:spacing w:after="40" w:line="300" w:lineRule="auto"/>
+        <w:rPr>
+          <w:rFonts w:hint="eastAsia"/>
+        </w:rPr>
       </w:pPr>
     </w:p>
     <w:p>
@@ -967,10 +1915,13 @@
         <w:keepNext/>
         <w:spacing w:before="200" w:after="100" w:line="312" w:lineRule="auto"/>
         <w:outlineLvl w:val="1"/>
-      </w:pPr>
-      <w:r>
-        <w:rPr>
-          <w:rFonts w:ascii="Arial" w:hAnsi="Arial" w:eastAsia="黑体"/>
+        <w:rPr>
+          <w:rFonts w:hint="eastAsia"/>
+        </w:rPr>
+      </w:pPr>
+      <w:r>
+        <w:rPr>
+          <w:rFonts w:ascii="Arial" w:eastAsia="黑体" w:hAnsi="Arial"/>
           <w:b/>
           <w:sz w:val="24"/>
         </w:rPr>
@@ -979,92 +1930,182 @@
     </w:p>
     <w:p>
       <w:pPr>
-        <w:spacing w:line="300" w:lineRule="auto" w:after="60"/>
+        <w:spacing w:after="60" w:line="300" w:lineRule="auto"/>
         <w:ind w:left="420" w:hanging="420"/>
-      </w:pPr>
-      <w:r>
-        <w:rPr>
-          <w:rFonts w:ascii="Times New Roman" w:hAnsi="Times New Roman" w:eastAsia="宋体"/>
-          <w:b w:val="0"/>
-          <w:sz w:val="21"/>
+        <w:rPr>
+          <w:rFonts w:hint="eastAsia"/>
+        </w:rPr>
+      </w:pPr>
+      <w:r>
+        <w:rPr>
+          <w:rFonts w:ascii="Times New Roman" w:eastAsia="宋体" w:hAnsi="Times New Roman"/>
         </w:rPr>
         <w:t xml:space="preserve">1. </w:t>
       </w:r>
       <w:r>
         <w:rPr>
-          <w:rFonts w:ascii="Times New Roman" w:hAnsi="Times New Roman" w:eastAsia="黑体"/>
+          <w:rFonts w:ascii="Times New Roman" w:eastAsia="黑体" w:hAnsi="Times New Roman"/>
           <w:b/>
-          <w:sz w:val="21"/>
         </w:rPr>
         <w:t>同一帧内的左右对照显示</w:t>
       </w:r>
       <w:r>
         <w:rPr>
-          <w:rFonts w:ascii="Times New Roman" w:hAnsi="Times New Roman" w:eastAsia="宋体"/>
-          <w:b w:val="0"/>
-          <w:sz w:val="21"/>
-        </w:rPr>
-        <w:t>：按列号逐像素在"原图"与"处理图"之间实时切换，缝位置是运行时参数，算法效果当场对照得出来，不接采集卡、不录屏。</w:t>
+          <w:rFonts w:ascii="Times New Roman" w:eastAsia="宋体" w:hAnsi="Times New Roman"/>
+        </w:rPr>
+        <w:t>：按列号逐像素在</w:t>
+      </w:r>
+      <w:r>
+        <w:rPr>
+          <w:rFonts w:ascii="Times New Roman" w:eastAsia="宋体" w:hAnsi="Times New Roman"/>
+        </w:rPr>
+        <w:t>"</w:t>
+      </w:r>
+      <w:r>
+        <w:rPr>
+          <w:rFonts w:ascii="Times New Roman" w:eastAsia="宋体" w:hAnsi="Times New Roman"/>
+        </w:rPr>
+        <w:t>原图</w:t>
+      </w:r>
+      <w:r>
+        <w:rPr>
+          <w:rFonts w:ascii="Times New Roman" w:eastAsia="宋体" w:hAnsi="Times New Roman"/>
+        </w:rPr>
+        <w:t>"</w:t>
+      </w:r>
+      <w:r>
+        <w:rPr>
+          <w:rFonts w:ascii="Times New Roman" w:eastAsia="宋体" w:hAnsi="Times New Roman"/>
+        </w:rPr>
+        <w:t>与</w:t>
+      </w:r>
+      <w:r>
+        <w:rPr>
+          <w:rFonts w:ascii="Times New Roman" w:eastAsia="宋体" w:hAnsi="Times New Roman"/>
+        </w:rPr>
+        <w:t>"</w:t>
+      </w:r>
+      <w:r>
+        <w:rPr>
+          <w:rFonts w:ascii="Times New Roman" w:eastAsia="宋体" w:hAnsi="Times New Roman"/>
+        </w:rPr>
+        <w:t>处理图</w:t>
+      </w:r>
+      <w:r>
+        <w:rPr>
+          <w:rFonts w:ascii="Times New Roman" w:eastAsia="宋体" w:hAnsi="Times New Roman"/>
+        </w:rPr>
+        <w:t>"</w:t>
+      </w:r>
+      <w:r>
+        <w:rPr>
+          <w:rFonts w:ascii="Times New Roman" w:eastAsia="宋体" w:hAnsi="Times New Roman"/>
+        </w:rPr>
+        <w:t>之间实时切换，缝位置是运行时参数，算法效果当场对照得出来，不接采集卡、不录屏。</w:t>
       </w:r>
     </w:p>
     <w:p>
       <w:pPr>
-        <w:spacing w:line="300" w:lineRule="auto" w:after="60"/>
+        <w:spacing w:after="60" w:line="300" w:lineRule="auto"/>
         <w:ind w:left="420" w:hanging="420"/>
-      </w:pPr>
-      <w:r>
-        <w:rPr>
-          <w:rFonts w:ascii="Times New Roman" w:hAnsi="Times New Roman" w:eastAsia="宋体"/>
-          <w:b w:val="0"/>
-          <w:sz w:val="21"/>
+        <w:rPr>
+          <w:rFonts w:hint="eastAsia"/>
+        </w:rPr>
+      </w:pPr>
+      <w:r>
+        <w:rPr>
+          <w:rFonts w:ascii="Times New Roman" w:eastAsia="宋体" w:hAnsi="Times New Roman"/>
         </w:rPr>
         <w:t xml:space="preserve">2. </w:t>
       </w:r>
       <w:r>
         <w:rPr>
-          <w:rFonts w:ascii="Times New Roman" w:hAnsi="Times New Roman" w:eastAsia="黑体"/>
+          <w:rFonts w:ascii="Times New Roman" w:eastAsia="黑体" w:hAnsi="Times New Roman"/>
           <w:b/>
-          <w:sz w:val="21"/>
         </w:rPr>
         <w:t>几何与效果链共用一套坐标与延迟契约</w:t>
       </w:r>
       <w:r>
         <w:rPr>
-          <w:rFonts w:ascii="Times New Roman" w:hAnsi="Times New Roman" w:eastAsia="宋体"/>
-          <w:b w:val="0"/>
-          <w:sz w:val="21"/>
-        </w:rPr>
-        <w:t>：缩放、旋转、双线性共用同一组 DSP 坐标算子；效果链在任意算法组合下延迟恒为 15 拍，叠加算法时读口调度不必重算。</w:t>
+          <w:rFonts w:ascii="Times New Roman" w:eastAsia="宋体" w:hAnsi="Times New Roman"/>
+        </w:rPr>
+        <w:t>：缩放、旋转、双线性共用同一组</w:t>
+      </w:r>
+      <w:r>
+        <w:rPr>
+          <w:rFonts w:ascii="Times New Roman" w:eastAsia="宋体" w:hAnsi="Times New Roman"/>
+        </w:rPr>
+        <w:t xml:space="preserve"> DSP </w:t>
+      </w:r>
+      <w:r>
+        <w:rPr>
+          <w:rFonts w:ascii="Times New Roman" w:eastAsia="宋体" w:hAnsi="Times New Roman"/>
+        </w:rPr>
+        <w:t>坐标算子；效果链在任意算法组合下延迟恒为</w:t>
+      </w:r>
+      <w:r>
+        <w:rPr>
+          <w:rFonts w:ascii="Times New Roman" w:eastAsia="宋体" w:hAnsi="Times New Roman"/>
+        </w:rPr>
+        <w:t xml:space="preserve"> 15 </w:t>
+      </w:r>
+      <w:r>
+        <w:rPr>
+          <w:rFonts w:ascii="Times New Roman" w:eastAsia="宋体" w:hAnsi="Times New Roman"/>
+        </w:rPr>
+        <w:t>拍，叠加算法时读口调度不必重算。</w:t>
       </w:r>
     </w:p>
     <w:p>
       <w:pPr>
-        <w:spacing w:line="300" w:lineRule="auto" w:after="60"/>
+        <w:spacing w:after="60" w:line="300" w:lineRule="auto"/>
         <w:ind w:left="420" w:hanging="420"/>
-      </w:pPr>
-      <w:r>
-        <w:rPr>
-          <w:rFonts w:ascii="Times New Roman" w:hAnsi="Times New Roman" w:eastAsia="宋体"/>
-          <w:b w:val="0"/>
-          <w:sz w:val="21"/>
+        <w:rPr>
+          <w:rFonts w:hint="eastAsia"/>
+        </w:rPr>
+      </w:pPr>
+      <w:r>
+        <w:rPr>
+          <w:rFonts w:ascii="Times New Roman" w:eastAsia="宋体" w:hAnsi="Times New Roman"/>
         </w:rPr>
         <w:t xml:space="preserve">3. </w:t>
       </w:r>
       <w:r>
         <w:rPr>
-          <w:rFonts w:ascii="Times New Roman" w:hAnsi="Times New Roman" w:eastAsia="黑体"/>
+          <w:rFonts w:ascii="Times New Roman" w:eastAsia="黑体" w:hAnsi="Times New Roman"/>
           <w:b/>
-          <w:sz w:val="21"/>
         </w:rPr>
         <w:t>让硬件自己数自己的账</w:t>
       </w:r>
       <w:r>
         <w:rPr>
-          <w:rFonts w:ascii="Times New Roman" w:hAnsi="Times New Roman" w:eastAsia="宋体"/>
-          <w:b w:val="0"/>
-          <w:sz w:val="21"/>
-        </w:rPr>
-        <w:t>：丢帧、坏帧、帧间隔、结温与几何参数由 PL 计数并叠在屏上，串口与 JTAG 同源可读，链路判断不依赖肉眼。</w:t>
+          <w:rFonts w:ascii="Times New Roman" w:eastAsia="宋体" w:hAnsi="Times New Roman"/>
+        </w:rPr>
+        <w:t>：丢帧、坏帧、帧间隔、结温与几何参数由</w:t>
+      </w:r>
+      <w:r>
+        <w:rPr>
+          <w:rFonts w:ascii="Times New Roman" w:eastAsia="宋体" w:hAnsi="Times New Roman"/>
+        </w:rPr>
+        <w:t xml:space="preserve"> PL </w:t>
+      </w:r>
+      <w:r>
+        <w:rPr>
+          <w:rFonts w:ascii="Times New Roman" w:eastAsia="宋体" w:hAnsi="Times New Roman"/>
+        </w:rPr>
+        <w:t>计数并叠在屏上，串口与</w:t>
+      </w:r>
+      <w:r>
+        <w:rPr>
+          <w:rFonts w:ascii="Times New Roman" w:eastAsia="宋体" w:hAnsi="Times New Roman"/>
+        </w:rPr>
+        <w:t xml:space="preserve"> JTAG </w:t>
+      </w:r>
+      <w:r>
+        <w:rPr>
+          <w:rFonts w:ascii="Times New Roman" w:eastAsia="宋体" w:hAnsi="Times New Roman"/>
+        </w:rPr>
+        <w:t>同源可读，链路判断不依赖肉眼。</w:t>
       </w:r>
     </w:p>
     <w:p>
@@ -1072,10 +2113,13 @@
         <w:keepNext/>
         <w:spacing w:before="200" w:after="100" w:line="312" w:lineRule="auto"/>
         <w:outlineLvl w:val="1"/>
-      </w:pPr>
-      <w:r>
-        <w:rPr>
-          <w:rFonts w:ascii="Arial" w:hAnsi="Arial" w:eastAsia="黑体"/>
+        <w:rPr>
+          <w:rFonts w:hint="eastAsia"/>
+        </w:rPr>
+      </w:pPr>
+      <w:r>
+        <w:rPr>
+          <w:rFonts w:ascii="Arial" w:eastAsia="黑体" w:hAnsi="Arial"/>
           <w:b/>
           <w:sz w:val="24"/>
         </w:rPr>
@@ -1084,112 +2128,354 @@
     </w:p>
     <w:p>
       <w:pPr>
-        <w:spacing w:line="300" w:lineRule="auto" w:after="60"/>
+        <w:spacing w:after="60" w:line="300" w:lineRule="auto"/>
         <w:ind w:left="420" w:hanging="420"/>
-      </w:pPr>
-      <w:r>
-        <w:rPr>
-          <w:rFonts w:ascii="Times New Roman" w:hAnsi="Times New Roman" w:eastAsia="宋体"/>
-          <w:b w:val="0"/>
-          <w:sz w:val="21"/>
+        <w:rPr>
+          <w:rFonts w:hint="eastAsia"/>
+        </w:rPr>
+      </w:pPr>
+      <w:r>
+        <w:rPr>
+          <w:rFonts w:ascii="Times New Roman" w:eastAsia="宋体" w:hAnsi="Times New Roman"/>
         </w:rPr>
         <w:t xml:space="preserve">• </w:t>
       </w:r>
       <w:r>
         <w:rPr>
-          <w:rFonts w:ascii="Times New Roman" w:hAnsi="Times New Roman" w:eastAsia="宋体"/>
-          <w:b w:val="0"/>
-          <w:sz w:val="21"/>
-        </w:rPr>
-        <w:t>四条通路同时成立：PC 推流、板卡处理、屏上显示、串口与 JTAG 读回。</w:t>
+          <w:rFonts w:ascii="Times New Roman" w:eastAsia="宋体" w:hAnsi="Times New Roman"/>
+        </w:rPr>
+        <w:t>四条通路同时成立：</w:t>
+      </w:r>
+      <w:r>
+        <w:rPr>
+          <w:rFonts w:ascii="Times New Roman" w:eastAsia="宋体" w:hAnsi="Times New Roman"/>
+        </w:rPr>
+        <w:t xml:space="preserve">PC </w:t>
+      </w:r>
+      <w:r>
+        <w:rPr>
+          <w:rFonts w:ascii="Times New Roman" w:eastAsia="宋体" w:hAnsi="Times New Roman"/>
+        </w:rPr>
+        <w:t>推流、板卡处理、屏上显示、串口与</w:t>
+      </w:r>
+      <w:r>
+        <w:rPr>
+          <w:rFonts w:ascii="Times New Roman" w:eastAsia="宋体" w:hAnsi="Times New Roman"/>
+        </w:rPr>
+        <w:t xml:space="preserve"> JTAG </w:t>
+      </w:r>
+      <w:r>
+        <w:rPr>
+          <w:rFonts w:ascii="Times New Roman" w:eastAsia="宋体" w:hAnsi="Times New Roman"/>
+        </w:rPr>
+        <w:t>读回。</w:t>
       </w:r>
     </w:p>
     <w:p>
       <w:pPr>
-        <w:spacing w:line="300" w:lineRule="auto" w:after="60"/>
+        <w:spacing w:after="60" w:line="300" w:lineRule="auto"/>
         <w:ind w:left="420" w:hanging="420"/>
-      </w:pPr>
-      <w:r>
-        <w:rPr>
-          <w:rFonts w:ascii="Times New Roman" w:hAnsi="Times New Roman" w:eastAsia="宋体"/>
-          <w:b w:val="0"/>
-          <w:sz w:val="21"/>
+        <w:rPr>
+          <w:rFonts w:hint="eastAsia"/>
+        </w:rPr>
+      </w:pPr>
+      <w:r>
+        <w:rPr>
+          <w:rFonts w:ascii="Times New Roman" w:eastAsia="宋体" w:hAnsi="Times New Roman"/>
         </w:rPr>
         <w:t xml:space="preserve">• </w:t>
       </w:r>
       <w:r>
         <w:rPr>
-          <w:rFonts w:ascii="Times New Roman" w:hAnsi="Times New Roman" w:eastAsia="宋体"/>
-          <w:b w:val="0"/>
-          <w:sz w:val="21"/>
-        </w:rPr>
-        <w:t>板级 105 条串口命令回归耗时 98.2 s 全过，跑完回到初态；36 行人眼验收逐条给出。</w:t>
+          <w:rFonts w:ascii="Times New Roman" w:eastAsia="宋体" w:hAnsi="Times New Roman"/>
+        </w:rPr>
+        <w:t>板级</w:t>
+      </w:r>
+      <w:r>
+        <w:rPr>
+          <w:rFonts w:ascii="Times New Roman" w:eastAsia="宋体" w:hAnsi="Times New Roman"/>
+        </w:rPr>
+        <w:t xml:space="preserve"> 105 </w:t>
+      </w:r>
+      <w:r>
+        <w:rPr>
+          <w:rFonts w:ascii="Times New Roman" w:eastAsia="宋体" w:hAnsi="Times New Roman"/>
+        </w:rPr>
+        <w:t>条串口命令回归耗时</w:t>
+      </w:r>
+      <w:r>
+        <w:rPr>
+          <w:rFonts w:ascii="Times New Roman" w:eastAsia="宋体" w:hAnsi="Times New Roman"/>
+        </w:rPr>
+        <w:t xml:space="preserve"> 98.2 s </w:t>
+      </w:r>
+      <w:r>
+        <w:rPr>
+          <w:rFonts w:ascii="Times New Roman" w:eastAsia="宋体" w:hAnsi="Times New Roman"/>
+        </w:rPr>
+        <w:t>全过，跑完回到初态；</w:t>
+      </w:r>
+      <w:r>
+        <w:rPr>
+          <w:rFonts w:ascii="Times New Roman" w:eastAsia="宋体" w:hAnsi="Times New Roman"/>
+        </w:rPr>
+        <w:t xml:space="preserve">36 </w:t>
+      </w:r>
+      <w:r>
+        <w:rPr>
+          <w:rFonts w:ascii="Times New Roman" w:eastAsia="宋体" w:hAnsi="Times New Roman"/>
+        </w:rPr>
+        <w:t>行人眼验收逐条给出。</w:t>
       </w:r>
     </w:p>
     <w:p>
       <w:pPr>
-        <w:spacing w:line="300" w:lineRule="auto" w:after="60"/>
+        <w:spacing w:after="60" w:line="300" w:lineRule="auto"/>
         <w:ind w:left="420" w:hanging="420"/>
-      </w:pPr>
-      <w:r>
-        <w:rPr>
-          <w:rFonts w:ascii="Times New Roman" w:hAnsi="Times New Roman" w:eastAsia="宋体"/>
-          <w:b w:val="0"/>
-          <w:sz w:val="21"/>
+        <w:rPr>
+          <w:rFonts w:hint="eastAsia"/>
+        </w:rPr>
+      </w:pPr>
+      <w:r>
+        <w:rPr>
+          <w:rFonts w:ascii="Times New Roman" w:eastAsia="宋体" w:hAnsi="Times New Roman"/>
         </w:rPr>
         <w:t xml:space="preserve">• </w:t>
       </w:r>
       <w:r>
         <w:rPr>
-          <w:rFonts w:ascii="Times New Roman" w:hAnsi="Times New Roman" w:eastAsia="宋体"/>
-          <w:b w:val="0"/>
-          <w:sz w:val="21"/>
-        </w:rPr>
-        <w:t>整屏逐像素判据 165 条判定全部通过，一键门禁 24 项全绿；模块级台架 82 支配 5 支变异对照。</w:t>
+          <w:rFonts w:ascii="Times New Roman" w:eastAsia="宋体" w:hAnsi="Times New Roman"/>
+        </w:rPr>
+        <w:t>整屏逐像素判据</w:t>
+      </w:r>
+      <w:r>
+        <w:rPr>
+          <w:rFonts w:ascii="Times New Roman" w:eastAsia="宋体" w:hAnsi="Times New Roman"/>
+        </w:rPr>
+        <w:t xml:space="preserve"> 165 </w:t>
+      </w:r>
+      <w:r>
+        <w:rPr>
+          <w:rFonts w:ascii="Times New Roman" w:eastAsia="宋体" w:hAnsi="Times New Roman"/>
+        </w:rPr>
+        <w:t>条判定全部通过，一键门禁</w:t>
+      </w:r>
+      <w:r>
+        <w:rPr>
+          <w:rFonts w:ascii="Times New Roman" w:eastAsia="宋体" w:hAnsi="Times New Roman"/>
+        </w:rPr>
+        <w:t xml:space="preserve"> 24 </w:t>
+      </w:r>
+      <w:r>
+        <w:rPr>
+          <w:rFonts w:ascii="Times New Roman" w:eastAsia="宋体" w:hAnsi="Times New Roman"/>
+        </w:rPr>
+        <w:t>项全绿；模块级台架</w:t>
+      </w:r>
+      <w:r>
+        <w:rPr>
+          <w:rFonts w:ascii="Times New Roman" w:eastAsia="宋体" w:hAnsi="Times New Roman"/>
+        </w:rPr>
+        <w:t xml:space="preserve"> 82 </w:t>
+      </w:r>
+      <w:r>
+        <w:rPr>
+          <w:rFonts w:ascii="Times New Roman" w:eastAsia="宋体" w:hAnsi="Times New Roman"/>
+        </w:rPr>
+        <w:t>支配</w:t>
+      </w:r>
+      <w:r>
+        <w:rPr>
+          <w:rFonts w:ascii="Times New Roman" w:eastAsia="宋体" w:hAnsi="Times New Roman"/>
+        </w:rPr>
+        <w:t xml:space="preserve"> 5 </w:t>
+      </w:r>
+      <w:r>
+        <w:rPr>
+          <w:rFonts w:ascii="Times New Roman" w:eastAsia="宋体" w:hAnsi="Times New Roman"/>
+        </w:rPr>
+        <w:t>支变异对照。</w:t>
       </w:r>
     </w:p>
     <w:p>
       <w:pPr>
-        <w:spacing w:line="300" w:lineRule="auto" w:after="60"/>
+        <w:spacing w:after="60" w:line="300" w:lineRule="auto"/>
         <w:ind w:left="420" w:hanging="420"/>
-      </w:pPr>
-      <w:r>
-        <w:rPr>
-          <w:rFonts w:ascii="Times New Roman" w:hAnsi="Times New Roman" w:eastAsia="宋体"/>
-          <w:b w:val="0"/>
-          <w:sz w:val="21"/>
+        <w:rPr>
+          <w:rFonts w:hint="eastAsia"/>
+        </w:rPr>
+      </w:pPr>
+      <w:r>
+        <w:rPr>
+          <w:rFonts w:ascii="Times New Roman" w:eastAsia="宋体" w:hAnsi="Times New Roman"/>
         </w:rPr>
         <w:t xml:space="preserve">• </w:t>
       </w:r>
       <w:r>
         <w:rPr>
-          <w:rFonts w:ascii="Times New Roman" w:hAnsi="Times New Roman" w:eastAsia="宋体"/>
-          <w:b w:val="0"/>
-          <w:sz w:val="21"/>
-        </w:rPr>
-        <w:t>全流程构建 19 分 30 秒（综合 10 分 09 秒 + 实现含出位流 7 分 22 秒）。</w:t>
+          <w:rFonts w:ascii="Times New Roman" w:eastAsia="宋体" w:hAnsi="Times New Roman"/>
+        </w:rPr>
+        <w:t>全流程构建</w:t>
+      </w:r>
+      <w:r>
+        <w:rPr>
+          <w:rFonts w:ascii="Times New Roman" w:eastAsia="宋体" w:hAnsi="Times New Roman"/>
+        </w:rPr>
+        <w:t xml:space="preserve"> 19 </w:t>
+      </w:r>
+      <w:r>
+        <w:rPr>
+          <w:rFonts w:ascii="Times New Roman" w:eastAsia="宋体" w:hAnsi="Times New Roman"/>
+        </w:rPr>
+        <w:t>分</w:t>
+      </w:r>
+      <w:r>
+        <w:rPr>
+          <w:rFonts w:ascii="Times New Roman" w:eastAsia="宋体" w:hAnsi="Times New Roman"/>
+        </w:rPr>
+        <w:t xml:space="preserve"> 30 </w:t>
+      </w:r>
+      <w:r>
+        <w:rPr>
+          <w:rFonts w:ascii="Times New Roman" w:eastAsia="宋体" w:hAnsi="Times New Roman"/>
+        </w:rPr>
+        <w:t>秒（综合</w:t>
+      </w:r>
+      <w:r>
+        <w:rPr>
+          <w:rFonts w:ascii="Times New Roman" w:eastAsia="宋体" w:hAnsi="Times New Roman"/>
+        </w:rPr>
+        <w:t xml:space="preserve"> 10 </w:t>
+      </w:r>
+      <w:r>
+        <w:rPr>
+          <w:rFonts w:ascii="Times New Roman" w:eastAsia="宋体" w:hAnsi="Times New Roman"/>
+        </w:rPr>
+        <w:t>分</w:t>
+      </w:r>
+      <w:r>
+        <w:rPr>
+          <w:rFonts w:ascii="Times New Roman" w:eastAsia="宋体" w:hAnsi="Times New Roman"/>
+        </w:rPr>
+        <w:t xml:space="preserve"> 09 </w:t>
+      </w:r>
+      <w:r>
+        <w:rPr>
+          <w:rFonts w:ascii="Times New Roman" w:eastAsia="宋体" w:hAnsi="Times New Roman"/>
+        </w:rPr>
+        <w:t>秒</w:t>
+      </w:r>
+      <w:r>
+        <w:rPr>
+          <w:rFonts w:ascii="Times New Roman" w:eastAsia="宋体" w:hAnsi="Times New Roman"/>
+        </w:rPr>
+        <w:t xml:space="preserve"> + </w:t>
+      </w:r>
+      <w:r>
+        <w:rPr>
+          <w:rFonts w:ascii="Times New Roman" w:eastAsia="宋体" w:hAnsi="Times New Roman"/>
+        </w:rPr>
+        <w:t>实现含出位流</w:t>
+      </w:r>
+      <w:r>
+        <w:rPr>
+          <w:rFonts w:ascii="Times New Roman" w:eastAsia="宋体" w:hAnsi="Times New Roman"/>
+        </w:rPr>
+        <w:t xml:space="preserve"> 7 </w:t>
+      </w:r>
+      <w:r>
+        <w:rPr>
+          <w:rFonts w:ascii="Times New Roman" w:eastAsia="宋体" w:hAnsi="Times New Roman"/>
+        </w:rPr>
+        <w:t>分</w:t>
+      </w:r>
+      <w:r>
+        <w:rPr>
+          <w:rFonts w:ascii="Times New Roman" w:eastAsia="宋体" w:hAnsi="Times New Roman"/>
+        </w:rPr>
+        <w:t xml:space="preserve"> 22 </w:t>
+      </w:r>
+      <w:r>
+        <w:rPr>
+          <w:rFonts w:ascii="Times New Roman" w:eastAsia="宋体" w:hAnsi="Times New Roman"/>
+        </w:rPr>
+        <w:t>秒）。</w:t>
       </w:r>
     </w:p>
     <w:p>
       <w:pPr>
-        <w:spacing w:line="300" w:lineRule="auto" w:after="60"/>
+        <w:spacing w:after="60" w:line="300" w:lineRule="auto"/>
         <w:ind w:left="420" w:hanging="420"/>
-      </w:pPr>
-      <w:r>
-        <w:rPr>
-          <w:rFonts w:ascii="Times New Roman" w:hAnsi="Times New Roman" w:eastAsia="宋体"/>
-          <w:b w:val="0"/>
-          <w:sz w:val="21"/>
+        <w:rPr>
+          <w:rFonts w:hint="eastAsia"/>
+        </w:rPr>
+      </w:pPr>
+      <w:r>
+        <w:rPr>
+          <w:rFonts w:ascii="Times New Roman" w:eastAsia="宋体" w:hAnsi="Times New Roman"/>
         </w:rPr>
         <w:t xml:space="preserve">• </w:t>
       </w:r>
       <w:r>
         <w:rPr>
-          <w:rFonts w:ascii="Times New Roman" w:hAnsi="Times New Roman" w:eastAsia="宋体"/>
-          <w:b w:val="0"/>
-          <w:sz w:val="21"/>
-        </w:rPr>
-        <w:t>满载演示态结温 61.2–61.7 ℃（板读 XADC 六次极值），动态功耗 2.213 W（工具估算，置信度 Low）。</w:t>
+          <w:rFonts w:ascii="Times New Roman" w:eastAsia="宋体" w:hAnsi="Times New Roman"/>
+        </w:rPr>
+        <w:t>满载演示态结温</w:t>
+      </w:r>
+      <w:r>
+        <w:rPr>
+          <w:rFonts w:ascii="Times New Roman" w:eastAsia="宋体" w:hAnsi="Times New Roman"/>
+        </w:rPr>
+        <w:t xml:space="preserve"> 61.2–61.7 ℃</w:t>
+      </w:r>
+      <w:r>
+        <w:rPr>
+          <w:rFonts w:ascii="Times New Roman" w:eastAsia="宋体" w:hAnsi="Times New Roman"/>
+        </w:rPr>
+        <w:t>（板读</w:t>
+      </w:r>
+      <w:r>
+        <w:rPr>
+          <w:rFonts w:ascii="Times New Roman" w:eastAsia="宋体" w:hAnsi="Times New Roman"/>
+        </w:rPr>
+        <w:t xml:space="preserve"> XADC </w:t>
+      </w:r>
+      <w:r>
+        <w:rPr>
+          <w:rFonts w:ascii="Times New Roman" w:eastAsia="宋体" w:hAnsi="Times New Roman"/>
+        </w:rPr>
+        <w:t>六次极值），动态功耗</w:t>
+      </w:r>
+      <w:r>
+        <w:rPr>
+          <w:rFonts w:ascii="Times New Roman" w:eastAsia="宋体" w:hAnsi="Times New Roman"/>
+        </w:rPr>
+        <w:t xml:space="preserve"> 2.213 W</w:t>
+      </w:r>
+      <w:r>
+        <w:rPr>
+          <w:rFonts w:ascii="Times New Roman" w:eastAsia="宋体" w:hAnsi="Times New Roman"/>
+        </w:rPr>
+        <w:t>（工具估算，</w:t>
+      </w:r>
+      <w:r>
+        <w:rPr>
+          <w:rFonts w:ascii="Times New Roman" w:eastAsia="宋体" w:hAnsi="Times New Roman"/>
+        </w:rPr>
+        <w:lastRenderedPageBreak/>
+        <w:t>置信度</w:t>
+      </w:r>
+      <w:r>
+        <w:rPr>
+          <w:rFonts w:ascii="Times New Roman" w:eastAsia="宋体" w:hAnsi="Times New Roman"/>
+        </w:rPr>
+        <w:t xml:space="preserve"> Low</w:t>
+      </w:r>
+      <w:r>
+        <w:rPr>
+          <w:rFonts w:ascii="Times New Roman" w:eastAsia="宋体" w:hAnsi="Times New Roman"/>
+        </w:rPr>
+        <w:t>）。</w:t>
       </w:r>
     </w:p>
     <w:p>
@@ -1197,10 +2483,13 @@
         <w:keepNext/>
         <w:spacing w:before="200" w:after="100" w:line="312" w:lineRule="auto"/>
         <w:outlineLvl w:val="1"/>
-      </w:pPr>
-      <w:r>
-        <w:rPr>
-          <w:rFonts w:ascii="Arial" w:hAnsi="Arial" w:eastAsia="黑体"/>
+        <w:rPr>
+          <w:rFonts w:hint="eastAsia"/>
+        </w:rPr>
+      </w:pPr>
+      <w:r>
+        <w:rPr>
+          <w:rFonts w:ascii="Arial" w:eastAsia="黑体" w:hAnsi="Arial"/>
           <w:b/>
           <w:sz w:val="24"/>
         </w:rPr>
@@ -1209,9 +2498,8 @@
     </w:p>
     <w:tbl>
       <w:tblPr>
-        <w:tblW w:type="auto" w:w="0"/>
+        <w:tblW w:w="5000" w:type="pct"/>
         <w:jc w:val="center"/>
-        <w:tblLook w:firstColumn="1" w:firstRow="1" w:lastColumn="0" w:lastRow="0" w:noHBand="0" w:noVBand="1" w:val="04A0"/>
         <w:tblBorders>
           <w:top w:val="single" w:sz="6" w:space="0" w:color="C0803A"/>
           <w:left w:val="single" w:sz="6" w:space="0" w:color="C0803A"/>
@@ -1220,45 +2508,118 @@
           <w:insideH w:val="single" w:sz="6" w:space="0" w:color="C0803A"/>
           <w:insideV w:val="single" w:sz="6" w:space="0" w:color="C0803A"/>
         </w:tblBorders>
-        <w:tblW w:w="5000" w:type="pct"/>
+        <w:tblLook w:val="04A0" w:firstRow="1" w:lastRow="0" w:firstColumn="1" w:lastColumn="0" w:noHBand="0" w:noVBand="1"/>
       </w:tblPr>
       <w:tblGrid>
-        <w:gridCol w:w="8306"/>
+        <w:gridCol w:w="8290"/>
       </w:tblGrid>
       <w:tr>
         <w:trPr>
-          <w:trHeight w:val="2381" w:hRule="atLeast"/>
+          <w:trHeight w:val="2381"/>
+          <w:jc w:val="center"/>
         </w:trPr>
         <w:tc>
           <w:tcPr>
-            <w:tcW w:type="dxa" w:w="8306"/>
-            <w:shd w:fill="FFF6E5"/>
+            <w:tcW w:w="8306" w:type="dxa"/>
+            <w:shd w:val="clear" w:color="auto" w:fill="FFF6E5"/>
           </w:tcPr>
           <w:p>
             <w:pPr>
               <w:spacing w:before="160" w:after="80" w:line="288" w:lineRule="auto"/>
               <w:jc w:val="center"/>
+              <w:rPr>
+                <w:rFonts w:hint="eastAsia"/>
+              </w:rPr>
             </w:pPr>
-            <w:r/>
-            <w:r>
-              <w:rPr>
-                <w:rFonts w:ascii="Times New Roman" w:hAnsi="Times New Roman" w:eastAsia="黑体"/>
-                <w:b w:val="0"/>
+            <w:r>
+              <w:rPr>
+                <w:rFonts w:ascii="Times New Roman" w:eastAsia="黑体" w:hAnsi="Times New Roman"/>
                 <w:color w:val="8A4B00"/>
-                <w:sz w:val="21"/>
-              </w:rPr>
-              <w:t>【照片 1｜整机正面 + 斜 45°】要拍到：上位机网口 → 板卡 → HDMI 屏三条线接好并在出画面，屏上是同帧左右</w:t>
+              </w:rPr>
+              <w:t>【照片</w:t>
+            </w:r>
+            <w:r>
+              <w:rPr>
+                <w:rFonts w:ascii="Times New Roman" w:eastAsia="黑体" w:hAnsi="Times New Roman"/>
+                <w:color w:val="8A4B00"/>
+              </w:rPr>
+              <w:t xml:space="preserve"> 1</w:t>
+            </w:r>
+            <w:r>
+              <w:rPr>
+                <w:rFonts w:ascii="Times New Roman" w:eastAsia="黑体" w:hAnsi="Times New Roman"/>
+                <w:color w:val="8A4B00"/>
+              </w:rPr>
+              <w:t>｜整机正面</w:t>
+            </w:r>
+            <w:r>
+              <w:rPr>
+                <w:rFonts w:ascii="Times New Roman" w:eastAsia="黑体" w:hAnsi="Times New Roman"/>
+                <w:color w:val="8A4B00"/>
+              </w:rPr>
+              <w:t xml:space="preserve"> + </w:t>
+            </w:r>
+            <w:r>
+              <w:rPr>
+                <w:rFonts w:ascii="Times New Roman" w:eastAsia="黑体" w:hAnsi="Times New Roman"/>
+                <w:color w:val="8A4B00"/>
+              </w:rPr>
+              <w:t>斜</w:t>
+            </w:r>
+            <w:r>
+              <w:rPr>
+                <w:rFonts w:ascii="Times New Roman" w:eastAsia="黑体" w:hAnsi="Times New Roman"/>
+                <w:color w:val="8A4B00"/>
+              </w:rPr>
+              <w:t xml:space="preserve"> 45°</w:t>
+            </w:r>
+            <w:r>
+              <w:rPr>
+                <w:rFonts w:ascii="Times New Roman" w:eastAsia="黑体" w:hAnsi="Times New Roman"/>
+                <w:color w:val="8A4B00"/>
+              </w:rPr>
+              <w:t>】要拍到：上位机网口</w:t>
+            </w:r>
+            <w:r>
+              <w:rPr>
+                <w:rFonts w:ascii="Times New Roman" w:eastAsia="黑体" w:hAnsi="Times New Roman"/>
+                <w:color w:val="8A4B00"/>
+              </w:rPr>
+              <w:t xml:space="preserve"> → </w:t>
+            </w:r>
+            <w:r>
+              <w:rPr>
+                <w:rFonts w:ascii="Times New Roman" w:eastAsia="黑体" w:hAnsi="Times New Roman"/>
+                <w:color w:val="8A4B00"/>
+              </w:rPr>
+              <w:t>板卡</w:t>
+            </w:r>
+            <w:r>
+              <w:rPr>
+                <w:rFonts w:ascii="Times New Roman" w:eastAsia="黑体" w:hAnsi="Times New Roman"/>
+                <w:color w:val="8A4B00"/>
+              </w:rPr>
+              <w:t xml:space="preserve"> → HDMI </w:t>
+            </w:r>
+            <w:r>
+              <w:rPr>
+                <w:rFonts w:ascii="Times New Roman" w:eastAsia="黑体" w:hAnsi="Times New Roman"/>
+                <w:color w:val="8A4B00"/>
+              </w:rPr>
+              <w:t>屏三条线接好并在出画面，屏上是同帧左右</w:t>
             </w:r>
           </w:p>
           <w:p>
             <w:pPr>
               <w:spacing w:after="40" w:line="288" w:lineRule="auto"/>
               <w:jc w:val="center"/>
+              <w:rPr>
+                <w:rFonts w:hint="eastAsia"/>
+              </w:rPr>
             </w:pPr>
             <w:r>
               <w:rPr>
-                <w:rFonts w:ascii="Times New Roman" w:hAnsi="Times New Roman" w:eastAsia="宋体"/>
-                <w:b w:val="0"/>
+                <w:rFonts w:ascii="Times New Roman" w:eastAsia="宋体" w:hAnsi="Times New Roman"/>
                 <w:color w:val="705020"/>
                 <w:sz w:val="18"/>
               </w:rPr>
@@ -1270,14 +2631,16 @@
     </w:tbl>
     <w:p>
       <w:pPr>
-        <w:spacing w:before="0" w:after="40" w:line="300" w:lineRule="auto"/>
+        <w:spacing w:after="40" w:line="300" w:lineRule="auto"/>
+        <w:rPr>
+          <w:rFonts w:hint="eastAsia"/>
+        </w:rPr>
       </w:pPr>
     </w:p>
     <w:tbl>
       <w:tblPr>
-        <w:tblW w:type="auto" w:w="0"/>
+        <w:tblW w:w="5000" w:type="pct"/>
         <w:jc w:val="center"/>
-        <w:tblLook w:firstColumn="1" w:firstRow="1" w:lastColumn="0" w:lastRow="0" w:noHBand="0" w:noVBand="1" w:val="04A0"/>
         <w:tblBorders>
           <w:top w:val="single" w:sz="6" w:space="0" w:color="C0803A"/>
           <w:left w:val="single" w:sz="6" w:space="0" w:color="C0803A"/>
@@ -1286,54 +2649,174 @@
           <w:insideH w:val="single" w:sz="6" w:space="0" w:color="C0803A"/>
           <w:insideV w:val="single" w:sz="6" w:space="0" w:color="C0803A"/>
         </w:tblBorders>
-        <w:tblW w:w="5000" w:type="pct"/>
+        <w:tblLook w:val="04A0" w:firstRow="1" w:lastRow="0" w:firstColumn="1" w:lastColumn="0" w:noHBand="0" w:noVBand="1"/>
       </w:tblPr>
       <w:tblGrid>
-        <w:gridCol w:w="8306"/>
+        <w:gridCol w:w="8290"/>
       </w:tblGrid>
       <w:tr>
         <w:trPr>
-          <w:trHeight w:val="2381" w:hRule="atLeast"/>
+          <w:trHeight w:val="2381"/>
+          <w:jc w:val="center"/>
         </w:trPr>
         <w:tc>
           <w:tcPr>
-            <w:tcW w:type="dxa" w:w="8306"/>
-            <w:shd w:fill="FFF6E5"/>
+            <w:tcW w:w="8306" w:type="dxa"/>
+            <w:shd w:val="clear" w:color="auto" w:fill="FFF6E5"/>
           </w:tcPr>
           <w:p>
             <w:pPr>
               <w:spacing w:before="160" w:after="80" w:line="288" w:lineRule="auto"/>
               <w:jc w:val="center"/>
+              <w:rPr>
+                <w:rFonts w:hint="eastAsia"/>
+              </w:rPr>
             </w:pPr>
-            <w:r/>
-            <w:r>
-              <w:rPr>
-                <w:rFonts w:ascii="Times New Roman" w:hAnsi="Times New Roman" w:eastAsia="黑体"/>
-                <w:b w:val="0"/>
+            <w:r>
+              <w:rPr>
+                <w:rFonts w:ascii="Times New Roman" w:eastAsia="黑体" w:hAnsi="Times New Roman"/>
                 <w:color w:val="8A4B00"/>
-                <w:sz w:val="21"/>
-              </w:rPr>
-              <w:t>【照片 2｜板卡顶面特写】要拍到并在图上标出四个位置：PL 侧 RJ45（PHY2，Realtek RTL8211F-CG）、</w:t>
+              </w:rPr>
+              <w:t>【照片</w:t>
+            </w:r>
+            <w:r>
+              <w:rPr>
+                <w:rFonts w:ascii="Times New Roman" w:eastAsia="黑体" w:hAnsi="Times New Roman"/>
+                <w:color w:val="8A4B00"/>
+              </w:rPr>
+              <w:t xml:space="preserve"> 2</w:t>
+            </w:r>
+            <w:r>
+              <w:rPr>
+                <w:rFonts w:ascii="Times New Roman" w:eastAsia="黑体" w:hAnsi="Times New Roman"/>
+                <w:color w:val="8A4B00"/>
+              </w:rPr>
+              <w:t>｜板卡顶面特写】要拍到并在图上标出四个位置：</w:t>
+            </w:r>
+            <w:r>
+              <w:rPr>
+                <w:rFonts w:ascii="Times New Roman" w:eastAsia="黑体" w:hAnsi="Times New Roman"/>
+                <w:color w:val="8A4B00"/>
+              </w:rPr>
+              <w:t xml:space="preserve">PL </w:t>
+            </w:r>
+            <w:r>
+              <w:rPr>
+                <w:rFonts w:ascii="Times New Roman" w:eastAsia="黑体" w:hAnsi="Times New Roman"/>
+                <w:color w:val="8A4B00"/>
+              </w:rPr>
+              <w:t>侧</w:t>
+            </w:r>
+            <w:r>
+              <w:rPr>
+                <w:rFonts w:ascii="Times New Roman" w:eastAsia="黑体" w:hAnsi="Times New Roman"/>
+                <w:color w:val="8A4B00"/>
+              </w:rPr>
+              <w:t xml:space="preserve"> RJ45</w:t>
+            </w:r>
+            <w:r>
+              <w:rPr>
+                <w:rFonts w:ascii="Times New Roman" w:eastAsia="黑体" w:hAnsi="Times New Roman"/>
+                <w:color w:val="8A4B00"/>
+              </w:rPr>
+              <w:t>（</w:t>
+            </w:r>
+            <w:r>
+              <w:rPr>
+                <w:rFonts w:ascii="Times New Roman" w:eastAsia="黑体" w:hAnsi="Times New Roman"/>
+                <w:color w:val="8A4B00"/>
+              </w:rPr>
+              <w:t>PHY2</w:t>
+            </w:r>
+            <w:r>
+              <w:rPr>
+                <w:rFonts w:ascii="Times New Roman" w:eastAsia="黑体" w:hAnsi="Times New Roman"/>
+                <w:color w:val="8A4B00"/>
+              </w:rPr>
+              <w:t>，</w:t>
+            </w:r>
+            <w:r>
+              <w:rPr>
+                <w:rFonts w:ascii="Times New Roman" w:eastAsia="黑体" w:hAnsi="Times New Roman"/>
+                <w:color w:val="8A4B00"/>
+              </w:rPr>
+              <w:t>Realtek RTL8211F-CG</w:t>
+            </w:r>
+            <w:r>
+              <w:rPr>
+                <w:rFonts w:ascii="Times New Roman" w:eastAsia="黑体" w:hAnsi="Times New Roman"/>
+                <w:color w:val="8A4B00"/>
+              </w:rPr>
+              <w:t>）、</w:t>
             </w:r>
           </w:p>
           <w:p>
             <w:pPr>
               <w:spacing w:after="40" w:line="288" w:lineRule="auto"/>
               <w:jc w:val="center"/>
+              <w:rPr>
+                <w:rFonts w:hint="eastAsia"/>
+              </w:rPr>
             </w:pPr>
             <w:r>
               <w:rPr>
-                <w:rFonts w:ascii="Times New Roman" w:hAnsi="Times New Roman" w:eastAsia="宋体"/>
-                <w:b w:val="0"/>
+                <w:rFonts w:ascii="Times New Roman" w:eastAsia="宋体" w:hAnsi="Times New Roman"/>
                 <w:color w:val="705020"/>
                 <w:sz w:val="18"/>
               </w:rPr>
-              <w:t xml:space="preserve">HDMI OUT 座、启动模式拨码（拨到 QSPI 档）、板载 32 MB QSPI NOR 丝印 </w:t>
-            </w:r>
-            <w:r>
-              <w:rPr>
-                <w:rFonts w:ascii="Consolas" w:hAnsi="Consolas" w:eastAsia="宋体"/>
-                <w:b w:val="0"/>
+              <w:t xml:space="preserve">HDMI OUT </w:t>
+            </w:r>
+            <w:r>
+              <w:rPr>
+                <w:rFonts w:ascii="Times New Roman" w:eastAsia="宋体" w:hAnsi="Times New Roman"/>
+                <w:color w:val="705020"/>
+                <w:sz w:val="18"/>
+              </w:rPr>
+              <w:t>座、启动模式拨码（拨到</w:t>
+            </w:r>
+            <w:r>
+              <w:rPr>
+                <w:rFonts w:ascii="Times New Roman" w:eastAsia="宋体" w:hAnsi="Times New Roman"/>
+                <w:color w:val="705020"/>
+                <w:sz w:val="18"/>
+              </w:rPr>
+              <w:t xml:space="preserve"> QSPI </w:t>
+            </w:r>
+            <w:r>
+              <w:rPr>
+                <w:rFonts w:ascii="Times New Roman" w:eastAsia="宋体" w:hAnsi="Times New Roman"/>
+                <w:color w:val="705020"/>
+                <w:sz w:val="18"/>
+              </w:rPr>
+              <w:t>档）、板载</w:t>
+            </w:r>
+            <w:r>
+              <w:rPr>
+                <w:rFonts w:ascii="Times New Roman" w:eastAsia="宋体" w:hAnsi="Times New Roman"/>
+                <w:color w:val="705020"/>
+                <w:sz w:val="18"/>
+              </w:rPr>
+              <w:t xml:space="preserve"> 32 MB QSPI NOR </w:t>
+            </w:r>
+            <w:r>
+              <w:rPr>
+                <w:rFonts w:ascii="Times New Roman" w:eastAsia="宋体" w:hAnsi="Times New Roman"/>
+                <w:color w:val="705020"/>
+                <w:sz w:val="18"/>
+              </w:rPr>
+              <w:t>丝印</w:t>
+            </w:r>
+            <w:r>
+              <w:rPr>
+                <w:rFonts w:ascii="Times New Roman" w:eastAsia="宋体" w:hAnsi="Times New Roman"/>
+                <w:color w:val="705020"/>
+                <w:sz w:val="18"/>
+              </w:rPr>
+              <w:t xml:space="preserve"> </w:t>
+            </w:r>
+            <w:r>
+              <w:rPr>
+                <w:rFonts w:ascii="Consolas" w:eastAsia="宋体" w:hAnsi="Consolas"/>
                 <w:color w:val="705020"/>
                 <w:sz w:val="16"/>
               </w:rPr>
@@ -1341,8 +2824,7 @@
             </w:r>
             <w:r>
               <w:rPr>
-                <w:rFonts w:ascii="Times New Roman" w:hAnsi="Times New Roman" w:eastAsia="宋体"/>
-                <w:b w:val="0"/>
+                <w:rFonts w:ascii="Times New Roman" w:eastAsia="宋体" w:hAnsi="Times New Roman"/>
                 <w:color w:val="705020"/>
                 <w:sz w:val="18"/>
               </w:rPr>
@@ -1354,14 +2836,16 @@
     </w:tbl>
     <w:p>
       <w:pPr>
-        <w:spacing w:before="0" w:after="40" w:line="300" w:lineRule="auto"/>
+        <w:spacing w:after="40" w:line="300" w:lineRule="auto"/>
+        <w:rPr>
+          <w:rFonts w:hint="eastAsia"/>
+        </w:rPr>
       </w:pPr>
     </w:p>
     <w:tbl>
       <w:tblPr>
-        <w:tblW w:type="auto" w:w="0"/>
+        <w:tblW w:w="5000" w:type="pct"/>
         <w:jc w:val="center"/>
-        <w:tblLook w:firstColumn="1" w:firstRow="1" w:lastColumn="0" w:lastRow="0" w:noHBand="0" w:noVBand="1" w:val="04A0"/>
         <w:tblBorders>
           <w:top w:val="single" w:sz="6" w:space="0" w:color="C0803A"/>
           <w:left w:val="single" w:sz="6" w:space="0" w:color="C0803A"/>
@@ -1370,39 +2854,53 @@
           <w:insideH w:val="single" w:sz="6" w:space="0" w:color="C0803A"/>
           <w:insideV w:val="single" w:sz="6" w:space="0" w:color="C0803A"/>
         </w:tblBorders>
-        <w:tblW w:w="5000" w:type="pct"/>
+        <w:tblLook w:val="04A0" w:firstRow="1" w:lastRow="0" w:firstColumn="1" w:lastColumn="0" w:noHBand="0" w:noVBand="1"/>
       </w:tblPr>
       <w:tblGrid>
-        <w:gridCol w:w="8306"/>
+        <w:gridCol w:w="8290"/>
       </w:tblGrid>
       <w:tr>
         <w:trPr>
-          <w:trHeight w:val="2381" w:hRule="atLeast"/>
+          <w:trHeight w:val="2381"/>
+          <w:jc w:val="center"/>
         </w:trPr>
         <w:tc>
           <w:tcPr>
-            <w:tcW w:type="dxa" w:w="8306"/>
-            <w:shd w:fill="FFF6E5"/>
+            <w:tcW w:w="8306" w:type="dxa"/>
+            <w:shd w:val="clear" w:color="auto" w:fill="FFF6E5"/>
           </w:tcPr>
           <w:p>
             <w:pPr>
               <w:spacing w:before="160" w:after="80" w:line="288" w:lineRule="auto"/>
               <w:jc w:val="center"/>
+              <w:rPr>
+                <w:rFonts w:hint="eastAsia"/>
+              </w:rPr>
             </w:pPr>
-            <w:r/>
-            <w:r>
-              <w:rPr>
-                <w:rFonts w:ascii="Times New Roman" w:hAnsi="Times New Roman" w:eastAsia="黑体"/>
-                <w:b w:val="0"/>
+            <w:r>
+              <w:rPr>
+                <w:rFonts w:ascii="Times New Roman" w:eastAsia="黑体" w:hAnsi="Times New Roman"/>
                 <w:color w:val="8A4B00"/>
-                <w:sz w:val="21"/>
-              </w:rPr>
-              <w:t>【照片 3｜串口与屏同框】要拍到：</w:t>
-            </w:r>
-            <w:r>
-              <w:rPr>
-                <w:rFonts w:ascii="Consolas" w:hAnsi="Consolas" w:eastAsia="宋体"/>
-                <w:b w:val="0"/>
+              </w:rPr>
+              <w:t>【照片</w:t>
+            </w:r>
+            <w:r>
+              <w:rPr>
+                <w:rFonts w:ascii="Times New Roman" w:eastAsia="黑体" w:hAnsi="Times New Roman"/>
+                <w:color w:val="8A4B00"/>
+              </w:rPr>
+              <w:t xml:space="preserve"> 3</w:t>
+            </w:r>
+            <w:r>
+              <w:rPr>
+                <w:rFonts w:ascii="Times New Roman" w:eastAsia="黑体" w:hAnsi="Times New Roman"/>
+                <w:color w:val="8A4B00"/>
+              </w:rPr>
+              <w:t>｜串口与屏同框】要拍到：</w:t>
+            </w:r>
+            <w:r>
+              <w:rPr>
+                <w:rFonts w:ascii="Consolas" w:eastAsia="宋体" w:hAnsi="Consolas"/>
                 <w:color w:val="8A4B00"/>
                 <w:sz w:val="19"/>
               </w:rPr>
@@ -1410,17 +2908,56 @@
             </w:r>
             <w:r>
               <w:rPr>
-                <w:rFonts w:ascii="Times New Roman" w:hAnsi="Times New Roman" w:eastAsia="黑体"/>
-                <w:b w:val="0"/>
+                <w:rFonts w:ascii="Times New Roman" w:eastAsia="黑体" w:hAnsi="Times New Roman"/>
                 <w:color w:val="8A4B00"/>
-                <w:sz w:val="21"/>
-              </w:rPr>
-              <w:t>（收包/坏帧/重复帧/帧间隔）、</w:t>
-            </w:r>
-            <w:r>
-              <w:rPr>
-                <w:rFonts w:ascii="Consolas" w:hAnsi="Consolas" w:eastAsia="宋体"/>
-                <w:b w:val="0"/>
+              </w:rPr>
+              <w:t>（收包</w:t>
+            </w:r>
+            <w:r>
+              <w:rPr>
+                <w:rFonts w:ascii="Times New Roman" w:eastAsia="黑体" w:hAnsi="Times New Roman"/>
+                <w:color w:val="8A4B00"/>
+              </w:rPr>
+              <w:t>/</w:t>
+            </w:r>
+            <w:r>
+              <w:rPr>
+                <w:rFonts w:ascii="Times New Roman" w:eastAsia="黑体" w:hAnsi="Times New Roman"/>
+                <w:color w:val="8A4B00"/>
+              </w:rPr>
+              <w:t>坏帧</w:t>
+            </w:r>
+            <w:r>
+              <w:rPr>
+                <w:rFonts w:ascii="Times New Roman" w:eastAsia="黑体" w:hAnsi="Times New Roman"/>
+                <w:color w:val="8A4B00"/>
+              </w:rPr>
+              <w:t>/</w:t>
+            </w:r>
+            <w:r>
+              <w:rPr>
+                <w:rFonts w:ascii="Times New Roman" w:eastAsia="黑体" w:hAnsi="Times New Roman"/>
+                <w:color w:val="8A4B00"/>
+              </w:rPr>
+              <w:t>重复帧</w:t>
+            </w:r>
+            <w:r>
+              <w:rPr>
+                <w:rFonts w:ascii="Times New Roman" w:eastAsia="黑体" w:hAnsi="Times New Roman"/>
+                <w:color w:val="8A4B00"/>
+              </w:rPr>
+              <w:t>/</w:t>
+            </w:r>
+            <w:r>
+              <w:rPr>
+                <w:rFonts w:ascii="Times New Roman" w:eastAsia="黑体" w:hAnsi="Times New Roman"/>
+                <w:color w:val="8A4B00"/>
+              </w:rPr>
+              <w:t>帧间隔）、</w:t>
+            </w:r>
+            <w:r>
+              <w:rPr>
+                <w:rFonts w:ascii="Consolas" w:eastAsia="宋体" w:hAnsi="Consolas"/>
                 <w:color w:val="8A4B00"/>
                 <w:sz w:val="19"/>
               </w:rPr>
@@ -1428,27 +2965,66 @@
             </w:r>
             <w:r>
               <w:rPr>
-                <w:rFonts w:ascii="Times New Roman" w:hAnsi="Times New Roman" w:eastAsia="黑体"/>
-                <w:b w:val="0"/>
+                <w:rFonts w:ascii="Times New Roman" w:eastAsia="黑体" w:hAnsi="Times New Roman"/>
                 <w:color w:val="8A4B00"/>
-                <w:sz w:val="21"/>
-              </w:rPr>
-              <w:t xml:space="preserve"> 回读（当前倍率与来源）</w:t>
+              </w:rPr>
+              <w:t xml:space="preserve"> </w:t>
+            </w:r>
+            <w:r>
+              <w:rPr>
+                <w:rFonts w:ascii="Times New Roman" w:eastAsia="黑体" w:hAnsi="Times New Roman"/>
+                <w:color w:val="8A4B00"/>
+              </w:rPr>
+              <w:t>回读（当前倍率与来源）</w:t>
             </w:r>
           </w:p>
           <w:p>
             <w:pPr>
               <w:spacing w:after="40" w:line="288" w:lineRule="auto"/>
               <w:jc w:val="center"/>
+              <w:rPr>
+                <w:rFonts w:hint="eastAsia"/>
+              </w:rPr>
             </w:pPr>
             <w:r>
               <w:rPr>
-                <w:rFonts w:ascii="Times New Roman" w:hAnsi="Times New Roman" w:eastAsia="宋体"/>
-                <w:b w:val="0"/>
+                <w:rFonts w:ascii="Times New Roman" w:eastAsia="宋体" w:hAnsi="Times New Roman"/>
                 <w:color w:val="705020"/>
                 <w:sz w:val="18"/>
               </w:rPr>
-              <w:t>两行与屏上 OSD 的同一组数——屏和终端同框，用来证明三路同源。</w:t>
+              <w:t>两行与屏上</w:t>
+            </w:r>
+            <w:r>
+              <w:rPr>
+                <w:rFonts w:ascii="Times New Roman" w:eastAsia="宋体" w:hAnsi="Times New Roman"/>
+                <w:color w:val="705020"/>
+                <w:sz w:val="18"/>
+              </w:rPr>
+              <w:t xml:space="preserve"> OSD </w:t>
+            </w:r>
+            <w:r>
+              <w:rPr>
+                <w:rFonts w:ascii="Times New Roman" w:eastAsia="宋体" w:hAnsi="Times New Roman"/>
+                <w:color w:val="705020"/>
+                <w:sz w:val="18"/>
+              </w:rPr>
+              <w:t>的同一组数</w:t>
+            </w:r>
+            <w:r>
+              <w:rPr>
+                <w:rFonts w:ascii="Times New Roman" w:eastAsia="宋体" w:hAnsi="Times New Roman"/>
+                <w:color w:val="705020"/>
+                <w:sz w:val="18"/>
+              </w:rPr>
+              <w:t>——</w:t>
+            </w:r>
+            <w:r>
+              <w:rPr>
+                <w:rFonts w:ascii="Times New Roman" w:eastAsia="宋体" w:hAnsi="Times New Roman"/>
+                <w:color w:val="705020"/>
+                <w:sz w:val="18"/>
+              </w:rPr>
+              <w:t>屏和终端同框，用来证明三路同源。</w:t>
             </w:r>
           </w:p>
         </w:tc>
@@ -1456,27 +3032,72 @@
     </w:tbl>
     <w:p>
       <w:pPr>
-        <w:spacing w:before="0" w:after="40" w:line="300" w:lineRule="auto"/>
+        <w:spacing w:after="40" w:line="300" w:lineRule="auto"/>
+        <w:rPr>
+          <w:rFonts w:hint="eastAsia"/>
+        </w:rPr>
       </w:pPr>
     </w:p>
     <w:sectPr>
-      <w:headerReference r:id="rId5" w:type="first"/>
-      <w:footerReference r:id="rId8" w:type="first"/>
-      <w:headerReference r:id="rId3" w:type="default"/>
-      <w:footerReference r:id="rId6" w:type="default"/>
-      <w:headerReference r:id="rId4" w:type="even"/>
-      <w:footerReference r:id="rId7" w:type="even"/>
+      <w:headerReference w:type="even" r:id="rId8"/>
+      <w:headerReference w:type="default" r:id="rId9"/>
+      <w:footerReference w:type="even" r:id="rId10"/>
+      <w:footerReference w:type="default" r:id="rId11"/>
+      <w:headerReference w:type="first" r:id="rId12"/>
+      <w:footerReference w:type="first" r:id="rId13"/>
       <w:pgSz w:w="11906" w:h="16838"/>
       <w:pgMar w:top="1440" w:right="1800" w:bottom="1440" w:left="1800" w:header="851" w:footer="992" w:gutter="0"/>
-      <w:cols w:space="425" w:num="1"/>
-      <w:docGrid w:type="lines" w:linePitch="312" w:charSpace="0"/>
+      <w:cols w:space="425"/>
+      <w:docGrid w:type="lines" w:linePitch="312"/>
     </w:sectPr>
   </w:body>
 </w:document>
 </file>
 
+<file path=word/endnotes.xml><?xml version="1.0" encoding="utf-8"?>
+<w:endnotes xmlns:wpc="http://schemas.microsoft.com/office/word/2010/wordprocessingCanvas" xmlns:cx="http://schemas.microsoft.com/office/drawing/2014/chartex" xmlns:cx1="http://schemas.microsoft.com/office/drawing/2015/9/8/chartex" xmlns:cx2="http://schemas.microsoft.com/office/drawing/2015/10/21/chartex" xmlns:cx3="http://schemas.microsoft.com/office/drawing/2016/5/9/chartex" xmlns:cx4="http://schemas.microsoft.com/office/drawing/2016/5/10/chartex" xmlns:cx5="http://schemas.microsoft.com/office/drawing/2016/5/11/chartex" xmlns:cx6="http://schemas.microsoft.com/office/drawing/2016/5/12/chartex" xmlns:cx7="http://schemas.microsoft.com/office/drawing/2016/5/13/chartex" xmlns:cx8="http://schemas.microsoft.com/office/drawing/2016/5/14/chartex" xmlns:mc="http://schemas.openxmlformats.org/markup-compatibility/2006" xmlns:aink="http://schemas.microsoft.com/office/drawing/2016/ink" xmlns:am3d="http://schemas.microsoft.com/office/drawing/2017/model3d" xmlns:o="urn:schemas-microsoft-com:office:office" xmlns:oel="http://schemas.microsoft.com/office/2019/extlst" xmlns:r="http://schemas.openxmlformats.org/officeDocument/2006/relationships" xmlns:m="http://schemas.openxmlformats.org/officeDocument/2006/math" xmlns:v="urn:schemas-microsoft-com:vml" xmlns:wp14="http://schemas.microsoft.com/office/word/2010/wordprocessingDrawing" xmlns:wp="http://schemas.openxmlformats.org/drawingml/2006/wordprocessingDrawing" xmlns:w10="urn:schemas-microsoft-com:office:word" xmlns:w="http://schemas.openxmlformats.org/wordprocessingml/2006/main" xmlns:w14="http://schemas.microsoft.com/office/word/2010/wordml" xmlns:w15="http://schemas.microsoft.com/office/word/2012/wordml" xmlns:w16cex="http://schemas.microsoft.com/office/word/2018/wordml/cex" xmlns:w16cid="http://schemas.microsoft.com/office/word/2016/wordml/cid" xmlns:w16="http://schemas.microsoft.com/office/word/2018/wordml" xmlns:w16sdtdh="http://schemas.microsoft.com/office/word/2020/wordml/sdtdatahash" xmlns:w16se="http://schemas.microsoft.com/office/word/2015/wordml/symex" xmlns:wpg="http://schemas.microsoft.com/office/word/2010/wordprocessingGroup" xmlns:wpi="http://schemas.microsoft.com/office/word/2010/wordprocessingInk" xmlns:wne="http://schemas.microsoft.com/office/word/2006/wordml" xmlns:wps="http://schemas.microsoft.com/office/word/2010/wordprocessingShape" mc:Ignorable="w14 w15 w16se w16cid w16 w16cex w16sdtdh wp14">
+  <w:endnote w:type="separator" w:id="-1">
+    <w:p>
+      <w:pPr>
+        <w:rPr>
+          <w:rFonts w:hint="eastAsia"/>
+        </w:rPr>
+      </w:pPr>
+      <w:r>
+        <w:separator/>
+      </w:r>
+    </w:p>
+  </w:endnote>
+  <w:endnote w:type="continuationSeparator" w:id="0">
+    <w:p>
+      <w:pPr>
+        <w:rPr>
+          <w:rFonts w:hint="eastAsia"/>
+        </w:rPr>
+      </w:pPr>
+      <w:r>
+        <w:continuationSeparator/>
+      </w:r>
+    </w:p>
+  </w:endnote>
+</w:endnotes>
+</file>
+
 <file path=word/footer1.xml><?xml version="1.0" encoding="utf-8"?>
-<w:ftr xmlns:wpc="http://schemas.microsoft.com/office/word/2010/wordprocessingCanvas" xmlns:mc="http://schemas.openxmlformats.org/markup-compatibility/2006" xmlns:o="urn:schemas-microsoft-com:office:office" xmlns:r="http://schemas.openxmlformats.org/officeDocument/2006/relationships" xmlns:m="http://schemas.openxmlformats.org/officeDocument/2006/math" xmlns:v="urn:schemas-microsoft-com:vml" xmlns:wp14="http://schemas.microsoft.com/office/word/2010/wordprocessingDrawing" xmlns:wp="http://schemas.openxmlformats.org/drawingml/2006/wordprocessingDrawing" xmlns:w10="urn:schemas-microsoft-com:office:word" xmlns:w="http://schemas.openxmlformats.org/wordprocessingml/2006/main" xmlns:w14="http://schemas.microsoft.com/office/word/2010/wordml" xmlns:w15="http://schemas.microsoft.com/office/word/2012/wordml" xmlns:wpg="http://schemas.microsoft.com/office/word/2010/wordprocessingGroup" xmlns:wpi="http://schemas.microsoft.com/office/word/2010/wordprocessingInk" xmlns:wne="http://schemas.microsoft.com/office/word/2006/wordml" xmlns:wps="http://schemas.microsoft.com/office/word/2010/wordprocessingShape" xmlns:wpsCustomData="http://www.wps.cn/officeDocument/2013/wpsCustomData" mc:Ignorable="w14 w15 wp14">
+<w:ftr xmlns:wpc="http://schemas.microsoft.com/office/word/2010/wordprocessingCanvas" xmlns:cx="http://schemas.microsoft.com/office/drawing/2014/chartex" xmlns:cx1="http://schemas.microsoft.com/office/drawing/2015/9/8/chartex" xmlns:cx2="http://schemas.microsoft.com/office/drawing/2015/10/21/chartex" xmlns:cx3="http://schemas.microsoft.com/office/drawing/2016/5/9/chartex" xmlns:cx4="http://schemas.microsoft.com/office/drawing/2016/5/10/chartex" xmlns:cx5="http://schemas.microsoft.com/office/drawing/2016/5/11/chartex" xmlns:cx6="http://schemas.microsoft.com/office/drawing/2016/5/12/chartex" xmlns:cx7="http://schemas.microsoft.com/office/drawing/2016/5/13/chartex" xmlns:cx8="http://schemas.microsoft.com/office/drawing/2016/5/14/chartex" xmlns:mc="http://schemas.openxmlformats.org/markup-compatibility/2006" xmlns:aink="http://schemas.microsoft.com/office/drawing/2016/ink" xmlns:am3d="http://schemas.microsoft.com/office/drawing/2017/model3d" xmlns:o="urn:schemas-microsoft-com:office:office" xmlns:oel="http://schemas.microsoft.com/office/2019/extlst" xmlns:r="http://schemas.openxmlformats.org/officeDocument/2006/relationships" xmlns:m="http://schemas.openxmlformats.org/officeDocument/2006/math" xmlns:v="urn:schemas-microsoft-com:vml" xmlns:wp14="http://schemas.microsoft.com/office/word/2010/wordprocessingDrawing" xmlns:wp="http://schemas.openxmlformats.org/drawingml/2006/wordprocessingDrawing" xmlns:w10="urn:schemas-microsoft-com:office:word" xmlns:w="http://schemas.openxmlformats.org/wordprocessingml/2006/main" xmlns:w14="http://schemas.microsoft.com/office/word/2010/wordml" xmlns:w15="http://schemas.microsoft.com/office/word/2012/wordml" xmlns:w16cex="http://schemas.microsoft.com/office/word/2018/wordml/cex" xmlns:w16cid="http://schemas.microsoft.com/office/word/2016/wordml/cid" xmlns:w16="http://schemas.microsoft.com/office/word/2018/wordml" xmlns:w16sdtdh="http://schemas.microsoft.com/office/word/2020/wordml/sdtdatahash" xmlns:w16se="http://schemas.microsoft.com/office/word/2015/wordml/symex" xmlns:wpg="http://schemas.microsoft.com/office/word/2010/wordprocessingGroup" xmlns:wpi="http://schemas.microsoft.com/office/word/2010/wordprocessingInk" xmlns:wne="http://schemas.microsoft.com/office/word/2006/wordml" xmlns:wps="http://schemas.microsoft.com/office/word/2010/wordprocessingShape" mc:Ignorable="w14 w15 w16se w16cid w16 w16cex w16sdtdh wp14">
+  <w:p>
+    <w:pPr>
+      <w:pStyle w:val="a5"/>
+      <w:rPr>
+        <w:rFonts w:hint="eastAsia"/>
+      </w:rPr>
+    </w:pPr>
+  </w:p>
+</w:ftr>
+</file>
+
+<file path=word/footer2.xml><?xml version="1.0" encoding="utf-8"?>
+<w:ftr xmlns:wpc="http://schemas.microsoft.com/office/word/2010/wordprocessingCanvas" xmlns:cx="http://schemas.microsoft.com/office/drawing/2014/chartex" xmlns:cx1="http://schemas.microsoft.com/office/drawing/2015/9/8/chartex" xmlns:cx2="http://schemas.microsoft.com/office/drawing/2015/10/21/chartex" xmlns:cx3="http://schemas.microsoft.com/office/drawing/2016/5/9/chartex" xmlns:cx4="http://schemas.microsoft.com/office/drawing/2016/5/10/chartex" xmlns:cx5="http://schemas.microsoft.com/office/drawing/2016/5/11/chartex" xmlns:cx6="http://schemas.microsoft.com/office/drawing/2016/5/12/chartex" xmlns:cx7="http://schemas.microsoft.com/office/drawing/2016/5/13/chartex" xmlns:cx8="http://schemas.microsoft.com/office/drawing/2016/5/14/chartex" xmlns:mc="http://schemas.openxmlformats.org/markup-compatibility/2006" xmlns:aink="http://schemas.microsoft.com/office/drawing/2016/ink" xmlns:am3d="http://schemas.microsoft.com/office/drawing/2017/model3d" xmlns:o="urn:schemas-microsoft-com:office:office" xmlns:oel="http://schemas.microsoft.com/office/2019/extlst" xmlns:r="http://schemas.openxmlformats.org/officeDocument/2006/relationships" xmlns:m="http://schemas.openxmlformats.org/officeDocument/2006/math" xmlns:v="urn:schemas-microsoft-com:vml" xmlns:wp14="http://schemas.microsoft.com/office/word/2010/wordprocessingDrawing" xmlns:wp="http://schemas.openxmlformats.org/drawingml/2006/wordprocessingDrawing" xmlns:w10="urn:schemas-microsoft-com:office:word" xmlns:w="http://schemas.openxmlformats.org/wordprocessingml/2006/main" xmlns:w14="http://schemas.microsoft.com/office/word/2010/wordml" xmlns:w15="http://schemas.microsoft.com/office/word/2012/wordml" xmlns:w16cex="http://schemas.microsoft.com/office/word/2018/wordml/cex" xmlns:w16cid="http://schemas.microsoft.com/office/word/2016/wordml/cid" xmlns:w16="http://schemas.microsoft.com/office/word/2018/wordml" xmlns:w16sdtdh="http://schemas.microsoft.com/office/word/2020/wordml/sdtdatahash" xmlns:w16se="http://schemas.microsoft.com/office/word/2015/wordml/symex" xmlns:wpg="http://schemas.microsoft.com/office/word/2010/wordprocessingGroup" xmlns:wpi="http://schemas.microsoft.com/office/word/2010/wordprocessingInk" xmlns:wne="http://schemas.microsoft.com/office/word/2006/wordml" xmlns:wps="http://schemas.microsoft.com/office/word/2010/wordprocessingShape" mc:Ignorable="w14 w15 w16se w16cid w16 w16cex w16sdtdh wp14">
   <w:sdt>
     <w:sdtPr>
       <w:id w:val="1536385704"/>
@@ -1492,7 +3113,7 @@
     <w:sdtContent>
       <w:p>
         <w:pPr>
-          <w:pStyle w:val="5"/>
+          <w:pStyle w:val="a5"/>
           <w:jc w:val="center"/>
           <w:rPr>
             <w:rFonts w:hint="eastAsia"/>
@@ -1522,7 +3143,7 @@
       </w:p>
       <w:p>
         <w:pPr>
-          <w:pStyle w:val="5"/>
+          <w:pStyle w:val="a5"/>
           <w:rPr>
             <w:rFonts w:hint="eastAsia"/>
           </w:rPr>
@@ -1533,11 +3154,11 @@
 </w:ftr>
 </file>
 
-<file path=word/footer2.xml><?xml version="1.0" encoding="utf-8"?>
-<w:ftr xmlns:wpc="http://schemas.microsoft.com/office/word/2010/wordprocessingCanvas" xmlns:mc="http://schemas.openxmlformats.org/markup-compatibility/2006" xmlns:o="urn:schemas-microsoft-com:office:office" xmlns:r="http://schemas.openxmlformats.org/officeDocument/2006/relationships" xmlns:m="http://schemas.openxmlformats.org/officeDocument/2006/math" xmlns:v="urn:schemas-microsoft-com:vml" xmlns:wp14="http://schemas.microsoft.com/office/word/2010/wordprocessingDrawing" xmlns:wp="http://schemas.openxmlformats.org/drawingml/2006/wordprocessingDrawing" xmlns:w10="urn:schemas-microsoft-com:office:word" xmlns:w="http://schemas.openxmlformats.org/wordprocessingml/2006/main" xmlns:w14="http://schemas.microsoft.com/office/word/2010/wordml" xmlns:w15="http://schemas.microsoft.com/office/word/2012/wordml" xmlns:wpg="http://schemas.microsoft.com/office/word/2010/wordprocessingGroup" xmlns:wpi="http://schemas.microsoft.com/office/word/2010/wordprocessingInk" xmlns:wne="http://schemas.microsoft.com/office/word/2006/wordml" xmlns:wps="http://schemas.microsoft.com/office/word/2010/wordprocessingShape" xmlns:wpsCustomData="http://www.wps.cn/officeDocument/2013/wpsCustomData" mc:Ignorable="w14 w15 wp14">
+<file path=word/footer3.xml><?xml version="1.0" encoding="utf-8"?>
+<w:ftr xmlns:wpc="http://schemas.microsoft.com/office/word/2010/wordprocessingCanvas" xmlns:cx="http://schemas.microsoft.com/office/drawing/2014/chartex" xmlns:cx1="http://schemas.microsoft.com/office/drawing/2015/9/8/chartex" xmlns:cx2="http://schemas.microsoft.com/office/drawing/2015/10/21/chartex" xmlns:cx3="http://schemas.microsoft.com/office/drawing/2016/5/9/chartex" xmlns:cx4="http://schemas.microsoft.com/office/drawing/2016/5/10/chartex" xmlns:cx5="http://schemas.microsoft.com/office/drawing/2016/5/11/chartex" xmlns:cx6="http://schemas.microsoft.com/office/drawing/2016/5/12/chartex" xmlns:cx7="http://schemas.microsoft.com/office/drawing/2016/5/13/chartex" xmlns:cx8="http://schemas.microsoft.com/office/drawing/2016/5/14/chartex" xmlns:mc="http://schemas.openxmlformats.org/markup-compatibility/2006" xmlns:aink="http://schemas.microsoft.com/office/drawing/2016/ink" xmlns:am3d="http://schemas.microsoft.com/office/drawing/2017/model3d" xmlns:o="urn:schemas-microsoft-com:office:office" xmlns:oel="http://schemas.microsoft.com/office/2019/extlst" xmlns:r="http://schemas.openxmlformats.org/officeDocument/2006/relationships" xmlns:m="http://schemas.openxmlformats.org/officeDocument/2006/math" xmlns:v="urn:schemas-microsoft-com:vml" xmlns:wp14="http://schemas.microsoft.com/office/word/2010/wordprocessingDrawing" xmlns:wp="http://schemas.openxmlformats.org/drawingml/2006/wordprocessingDrawing" xmlns:w10="urn:schemas-microsoft-com:office:word" xmlns:w="http://schemas.openxmlformats.org/wordprocessingml/2006/main" xmlns:w14="http://schemas.microsoft.com/office/word/2010/wordml" xmlns:w15="http://schemas.microsoft.com/office/word/2012/wordml" xmlns:w16cex="http://schemas.microsoft.com/office/word/2018/wordml/cex" xmlns:w16cid="http://schemas.microsoft.com/office/word/2016/wordml/cid" xmlns:w16="http://schemas.microsoft.com/office/word/2018/wordml" xmlns:w16sdtdh="http://schemas.microsoft.com/office/word/2020/wordml/sdtdatahash" xmlns:w16se="http://schemas.microsoft.com/office/word/2015/wordml/symex" xmlns:wpg="http://schemas.microsoft.com/office/word/2010/wordprocessingGroup" xmlns:wpi="http://schemas.microsoft.com/office/word/2010/wordprocessingInk" xmlns:wne="http://schemas.microsoft.com/office/word/2006/wordml" xmlns:wps="http://schemas.microsoft.com/office/word/2010/wordprocessingShape" mc:Ignorable="w14 w15 w16se w16cid w16 w16cex w16sdtdh wp14">
   <w:p>
     <w:pPr>
-      <w:pStyle w:val="5"/>
+      <w:pStyle w:val="a5"/>
       <w:rPr>
         <w:rFonts w:hint="eastAsia"/>
       </w:rPr>
@@ -1546,24 +3167,53 @@
 </w:ftr>
 </file>
 
-<file path=word/footer3.xml><?xml version="1.0" encoding="utf-8"?>
-<w:ftr xmlns:wpc="http://schemas.microsoft.com/office/word/2010/wordprocessingCanvas" xmlns:mc="http://schemas.openxmlformats.org/markup-compatibility/2006" xmlns:o="urn:schemas-microsoft-com:office:office" xmlns:r="http://schemas.openxmlformats.org/officeDocument/2006/relationships" xmlns:m="http://schemas.openxmlformats.org/officeDocument/2006/math" xmlns:v="urn:schemas-microsoft-com:vml" xmlns:wp14="http://schemas.microsoft.com/office/word/2010/wordprocessingDrawing" xmlns:wp="http://schemas.openxmlformats.org/drawingml/2006/wordprocessingDrawing" xmlns:w10="urn:schemas-microsoft-com:office:word" xmlns:w="http://schemas.openxmlformats.org/wordprocessingml/2006/main" xmlns:w14="http://schemas.microsoft.com/office/word/2010/wordml" xmlns:w15="http://schemas.microsoft.com/office/word/2012/wordml" xmlns:wpg="http://schemas.microsoft.com/office/word/2010/wordprocessingGroup" xmlns:wpi="http://schemas.microsoft.com/office/word/2010/wordprocessingInk" xmlns:wne="http://schemas.microsoft.com/office/word/2006/wordml" xmlns:wps="http://schemas.microsoft.com/office/word/2010/wordprocessingShape" xmlns:wpsCustomData="http://www.wps.cn/officeDocument/2013/wpsCustomData" mc:Ignorable="w14 w15 wp14">
+<file path=word/footnotes.xml><?xml version="1.0" encoding="utf-8"?>
+<w:footnotes xmlns:wpc="http://schemas.microsoft.com/office/word/2010/wordprocessingCanvas" xmlns:cx="http://schemas.microsoft.com/office/drawing/2014/chartex" xmlns:cx1="http://schemas.microsoft.com/office/drawing/2015/9/8/chartex" xmlns:cx2="http://schemas.microsoft.com/office/drawing/2015/10/21/chartex" xmlns:cx3="http://schemas.microsoft.com/office/drawing/2016/5/9/chartex" xmlns:cx4="http://schemas.microsoft.com/office/drawing/2016/5/10/chartex" xmlns:cx5="http://schemas.microsoft.com/office/drawing/2016/5/11/chartex" xmlns:cx6="http://schemas.microsoft.com/office/drawing/2016/5/12/chartex" xmlns:cx7="http://schemas.microsoft.com/office/drawing/2016/5/13/chartex" xmlns:cx8="http://schemas.microsoft.com/office/drawing/2016/5/14/chartex" xmlns:mc="http://schemas.openxmlformats.org/markup-compatibility/2006" xmlns:aink="http://schemas.microsoft.com/office/drawing/2016/ink" xmlns:am3d="http://schemas.microsoft.com/office/drawing/2017/model3d" xmlns:o="urn:schemas-microsoft-com:office:office" xmlns:oel="http://schemas.microsoft.com/office/2019/extlst" xmlns:r="http://schemas.openxmlformats.org/officeDocument/2006/relationships" xmlns:m="http://schemas.openxmlformats.org/officeDocument/2006/math" xmlns:v="urn:schemas-microsoft-com:vml" xmlns:wp14="http://schemas.microsoft.com/office/word/2010/wordprocessingDrawing" xmlns:wp="http://schemas.openxmlformats.org/drawingml/2006/wordprocessingDrawing" xmlns:w10="urn:schemas-microsoft-com:office:word" xmlns:w="http://schemas.openxmlformats.org/wordprocessingml/2006/main" xmlns:w14="http://schemas.microsoft.com/office/word/2010/wordml" xmlns:w15="http://schemas.microsoft.com/office/word/2012/wordml" xmlns:w16cex="http://schemas.microsoft.com/office/word/2018/wordml/cex" xmlns:w16cid="http://schemas.microsoft.com/office/word/2016/wordml/cid" xmlns:w16="http://schemas.microsoft.com/office/word/2018/wordml" xmlns:w16sdtdh="http://schemas.microsoft.com/office/word/2020/wordml/sdtdatahash" xmlns:w16se="http://schemas.microsoft.com/office/word/2015/wordml/symex" xmlns:wpg="http://schemas.microsoft.com/office/word/2010/wordprocessingGroup" xmlns:wpi="http://schemas.microsoft.com/office/word/2010/wordprocessingInk" xmlns:wne="http://schemas.microsoft.com/office/word/2006/wordml" xmlns:wps="http://schemas.microsoft.com/office/word/2010/wordprocessingShape" mc:Ignorable="w14 w15 w16se w16cid w16 w16cex w16sdtdh wp14">
+  <w:footnote w:type="separator" w:id="-1">
+    <w:p>
+      <w:pPr>
+        <w:rPr>
+          <w:rFonts w:hint="eastAsia"/>
+        </w:rPr>
+      </w:pPr>
+      <w:r>
+        <w:separator/>
+      </w:r>
+    </w:p>
+  </w:footnote>
+  <w:footnote w:type="continuationSeparator" w:id="0">
+    <w:p>
+      <w:pPr>
+        <w:rPr>
+          <w:rFonts w:hint="eastAsia"/>
+        </w:rPr>
+      </w:pPr>
+      <w:r>
+        <w:continuationSeparator/>
+      </w:r>
+    </w:p>
+  </w:footnote>
+</w:footnotes>
+</file>
+
+<file path=word/header1.xml><?xml version="1.0" encoding="utf-8"?>
+<w:hdr xmlns:wpc="http://schemas.microsoft.com/office/word/2010/wordprocessingCanvas" xmlns:cx="http://schemas.microsoft.com/office/drawing/2014/chartex" xmlns:cx1="http://schemas.microsoft.com/office/drawing/2015/9/8/chartex" xmlns:cx2="http://schemas.microsoft.com/office/drawing/2015/10/21/chartex" xmlns:cx3="http://schemas.microsoft.com/office/drawing/2016/5/9/chartex" xmlns:cx4="http://schemas.microsoft.com/office/drawing/2016/5/10/chartex" xmlns:cx5="http://schemas.microsoft.com/office/drawing/2016/5/11/chartex" xmlns:cx6="http://schemas.microsoft.com/office/drawing/2016/5/12/chartex" xmlns:cx7="http://schemas.microsoft.com/office/drawing/2016/5/13/chartex" xmlns:cx8="http://schemas.microsoft.com/office/drawing/2016/5/14/chartex" xmlns:mc="http://schemas.openxmlformats.org/markup-compatibility/2006" xmlns:aink="http://schemas.microsoft.com/office/drawing/2016/ink" xmlns:am3d="http://schemas.microsoft.com/office/drawing/2017/model3d" xmlns:o="urn:schemas-microsoft-com:office:office" xmlns:oel="http://schemas.microsoft.com/office/2019/extlst" xmlns:r="http://schemas.openxmlformats.org/officeDocument/2006/relationships" xmlns:m="http://schemas.openxmlformats.org/officeDocument/2006/math" xmlns:v="urn:schemas-microsoft-com:vml" xmlns:wp14="http://schemas.microsoft.com/office/word/2010/wordprocessingDrawing" xmlns:wp="http://schemas.openxmlformats.org/drawingml/2006/wordprocessingDrawing" xmlns:w10="urn:schemas-microsoft-com:office:word" xmlns:w="http://schemas.openxmlformats.org/wordprocessingml/2006/main" xmlns:w14="http://schemas.microsoft.com/office/word/2010/wordml" xmlns:w15="http://schemas.microsoft.com/office/word/2012/wordml" xmlns:w16cex="http://schemas.microsoft.com/office/word/2018/wordml/cex" xmlns:w16cid="http://schemas.microsoft.com/office/word/2016/wordml/cid" xmlns:w16="http://schemas.microsoft.com/office/word/2018/wordml" xmlns:w16sdtdh="http://schemas.microsoft.com/office/word/2020/wordml/sdtdatahash" xmlns:w16se="http://schemas.microsoft.com/office/word/2015/wordml/symex" xmlns:wpg="http://schemas.microsoft.com/office/word/2010/wordprocessingGroup" xmlns:wpi="http://schemas.microsoft.com/office/word/2010/wordprocessingInk" xmlns:wne="http://schemas.microsoft.com/office/word/2006/wordml" xmlns:wps="http://schemas.microsoft.com/office/word/2010/wordprocessingShape" mc:Ignorable="w14 w15 w16se w16cid w16 w16cex w16sdtdh wp14">
   <w:p>
     <w:pPr>
-      <w:pStyle w:val="5"/>
+      <w:pStyle w:val="a7"/>
       <w:rPr>
         <w:rFonts w:hint="eastAsia"/>
       </w:rPr>
     </w:pPr>
   </w:p>
-</w:ftr>
+</w:hdr>
 </file>
 
-<file path=word/header1.xml><?xml version="1.0" encoding="utf-8"?>
-<w:hdr xmlns:wpc="http://schemas.microsoft.com/office/word/2010/wordprocessingCanvas" xmlns:mc="http://schemas.openxmlformats.org/markup-compatibility/2006" xmlns:o="urn:schemas-microsoft-com:office:office" xmlns:r="http://schemas.openxmlformats.org/officeDocument/2006/relationships" xmlns:m="http://schemas.openxmlformats.org/officeDocument/2006/math" xmlns:v="urn:schemas-microsoft-com:vml" xmlns:wp14="http://schemas.microsoft.com/office/word/2010/wordprocessingDrawing" xmlns:wp="http://schemas.openxmlformats.org/drawingml/2006/wordprocessingDrawing" xmlns:w10="urn:schemas-microsoft-com:office:word" xmlns:w="http://schemas.openxmlformats.org/wordprocessingml/2006/main" xmlns:w14="http://schemas.microsoft.com/office/word/2010/wordml" xmlns:w15="http://schemas.microsoft.com/office/word/2012/wordml" xmlns:wpg="http://schemas.microsoft.com/office/word/2010/wordprocessingGroup" xmlns:wpi="http://schemas.microsoft.com/office/word/2010/wordprocessingInk" xmlns:wne="http://schemas.microsoft.com/office/word/2006/wordml" xmlns:wps="http://schemas.microsoft.com/office/word/2010/wordprocessingShape" xmlns:wpsCustomData="http://www.wps.cn/officeDocument/2013/wpsCustomData" mc:Ignorable="w14 w15 wp14">
+<file path=word/header2.xml><?xml version="1.0" encoding="utf-8"?>
+<w:hdr xmlns:wpc="http://schemas.microsoft.com/office/word/2010/wordprocessingCanvas" xmlns:cx="http://schemas.microsoft.com/office/drawing/2014/chartex" xmlns:cx1="http://schemas.microsoft.com/office/drawing/2015/9/8/chartex" xmlns:cx2="http://schemas.microsoft.com/office/drawing/2015/10/21/chartex" xmlns:cx3="http://schemas.microsoft.com/office/drawing/2016/5/9/chartex" xmlns:cx4="http://schemas.microsoft.com/office/drawing/2016/5/10/chartex" xmlns:cx5="http://schemas.microsoft.com/office/drawing/2016/5/11/chartex" xmlns:cx6="http://schemas.microsoft.com/office/drawing/2016/5/12/chartex" xmlns:cx7="http://schemas.microsoft.com/office/drawing/2016/5/13/chartex" xmlns:cx8="http://schemas.microsoft.com/office/drawing/2016/5/14/chartex" xmlns:mc="http://schemas.openxmlformats.org/markup-compatibility/2006" xmlns:aink="http://schemas.microsoft.com/office/drawing/2016/ink" xmlns:am3d="http://schemas.microsoft.com/office/drawing/2017/model3d" xmlns:o="urn:schemas-microsoft-com:office:office" xmlns:oel="http://schemas.microsoft.com/office/2019/extlst" xmlns:r="http://schemas.openxmlformats.org/officeDocument/2006/relationships" xmlns:m="http://schemas.openxmlformats.org/officeDocument/2006/math" xmlns:v="urn:schemas-microsoft-com:vml" xmlns:wp14="http://schemas.microsoft.com/office/word/2010/wordprocessingDrawing" xmlns:wp="http://schemas.openxmlformats.org/drawingml/2006/wordprocessingDrawing" xmlns:w10="urn:schemas-microsoft-com:office:word" xmlns:w="http://schemas.openxmlformats.org/wordprocessingml/2006/main" xmlns:w14="http://schemas.microsoft.com/office/word/2010/wordml" xmlns:w15="http://schemas.microsoft.com/office/word/2012/wordml" xmlns:w16cex="http://schemas.microsoft.com/office/word/2018/wordml/cex" xmlns:w16cid="http://schemas.microsoft.com/office/word/2016/wordml/cid" xmlns:w16="http://schemas.microsoft.com/office/word/2018/wordml" xmlns:w16sdtdh="http://schemas.microsoft.com/office/word/2020/wordml/sdtdatahash" xmlns:w16se="http://schemas.microsoft.com/office/word/2015/wordml/symex" xmlns:wpg="http://schemas.microsoft.com/office/word/2010/wordprocessingGroup" xmlns:wpi="http://schemas.microsoft.com/office/word/2010/wordprocessingInk" xmlns:wne="http://schemas.microsoft.com/office/word/2006/wordml" xmlns:wps="http://schemas.microsoft.com/office/word/2010/wordprocessingShape" mc:Ignorable="w14 w15 w16se w16cid w16 w16cex w16sdtdh wp14">
   <w:p>
     <w:pPr>
-      <w:pStyle w:val="6"/>
+      <w:pStyle w:val="a7"/>
       <w:rPr>
         <w:rFonts w:hint="eastAsia"/>
       </w:rPr>
@@ -1571,9 +3221,10 @@
     <w:r>
       <w:rPr>
         <w:rFonts w:hint="eastAsia"/>
+        <w:noProof/>
       </w:rPr>
       <w:drawing>
-        <wp:inline distT="0" distB="0" distL="0" distR="0">
+        <wp:inline distT="0" distB="0" distL="0" distR="0" wp14:anchorId="241E1265" wp14:editId="30B483AF">
           <wp:extent cx="2345690" cy="429260"/>
           <wp:effectExtent l="0" t="0" r="0" b="8890"/>
           <wp:docPr id="920357090" name="图片 2"/>
@@ -1620,24 +3271,11 @@
 </w:hdr>
 </file>
 
-<file path=word/header2.xml><?xml version="1.0" encoding="utf-8"?>
-<w:hdr xmlns:wpc="http://schemas.microsoft.com/office/word/2010/wordprocessingCanvas" xmlns:mc="http://schemas.openxmlformats.org/markup-compatibility/2006" xmlns:o="urn:schemas-microsoft-com:office:office" xmlns:r="http://schemas.openxmlformats.org/officeDocument/2006/relationships" xmlns:m="http://schemas.openxmlformats.org/officeDocument/2006/math" xmlns:v="urn:schemas-microsoft-com:vml" xmlns:wp14="http://schemas.microsoft.com/office/word/2010/wordprocessingDrawing" xmlns:wp="http://schemas.openxmlformats.org/drawingml/2006/wordprocessingDrawing" xmlns:w10="urn:schemas-microsoft-com:office:word" xmlns:w="http://schemas.openxmlformats.org/wordprocessingml/2006/main" xmlns:w14="http://schemas.microsoft.com/office/word/2010/wordml" xmlns:w15="http://schemas.microsoft.com/office/word/2012/wordml" xmlns:wpg="http://schemas.microsoft.com/office/word/2010/wordprocessingGroup" xmlns:wpi="http://schemas.microsoft.com/office/word/2010/wordprocessingInk" xmlns:wne="http://schemas.microsoft.com/office/word/2006/wordml" xmlns:wps="http://schemas.microsoft.com/office/word/2010/wordprocessingShape" xmlns:wpsCustomData="http://www.wps.cn/officeDocument/2013/wpsCustomData" mc:Ignorable="w14 w15 wp14">
+<file path=word/header3.xml><?xml version="1.0" encoding="utf-8"?>
+<w:hdr xmlns:wpc="http://schemas.microsoft.com/office/word/2010/wordprocessingCanvas" xmlns:cx="http://schemas.microsoft.com/office/drawing/2014/chartex" xmlns:cx1="http://schemas.microsoft.com/office/drawing/2015/9/8/chartex" xmlns:cx2="http://schemas.microsoft.com/office/drawing/2015/10/21/chartex" xmlns:cx3="http://schemas.microsoft.com/office/drawing/2016/5/9/chartex" xmlns:cx4="http://schemas.microsoft.com/office/drawing/2016/5/10/chartex" xmlns:cx5="http://schemas.microsoft.com/office/drawing/2016/5/11/chartex" xmlns:cx6="http://schemas.microsoft.com/office/drawing/2016/5/12/chartex" xmlns:cx7="http://schemas.microsoft.com/office/drawing/2016/5/13/chartex" xmlns:cx8="http://schemas.microsoft.com/office/drawing/2016/5/14/chartex" xmlns:mc="http://schemas.openxmlformats.org/markup-compatibility/2006" xmlns:aink="http://schemas.microsoft.com/office/drawing/2016/ink" xmlns:am3d="http://schemas.microsoft.com/office/drawing/2017/model3d" xmlns:o="urn:schemas-microsoft-com:office:office" xmlns:oel="http://schemas.microsoft.com/office/2019/extlst" xmlns:r="http://schemas.openxmlformats.org/officeDocument/2006/relationships" xmlns:m="http://schemas.openxmlformats.org/officeDocument/2006/math" xmlns:v="urn:schemas-microsoft-com:vml" xmlns:wp14="http://schemas.microsoft.com/office/word/2010/wordprocessingDrawing" xmlns:wp="http://schemas.openxmlformats.org/drawingml/2006/wordprocessingDrawing" xmlns:w10="urn:schemas-microsoft-com:office:word" xmlns:w="http://schemas.openxmlformats.org/wordprocessingml/2006/main" xmlns:w14="http://schemas.microsoft.com/office/word/2010/wordml" xmlns:w15="http://schemas.microsoft.com/office/word/2012/wordml" xmlns:w16cex="http://schemas.microsoft.com/office/word/2018/wordml/cex" xmlns:w16cid="http://schemas.microsoft.com/office/word/2016/wordml/cid" xmlns:w16="http://schemas.microsoft.com/office/word/2018/wordml" xmlns:w16sdtdh="http://schemas.microsoft.com/office/word/2020/wordml/sdtdatahash" xmlns:w16se="http://schemas.microsoft.com/office/word/2015/wordml/symex" xmlns:wpg="http://schemas.microsoft.com/office/word/2010/wordprocessingGroup" xmlns:wpi="http://schemas.microsoft.com/office/word/2010/wordprocessingInk" xmlns:wne="http://schemas.microsoft.com/office/word/2006/wordml" xmlns:wps="http://schemas.microsoft.com/office/word/2010/wordprocessingShape" mc:Ignorable="w14 w15 w16se w16cid w16 w16cex w16sdtdh wp14">
   <w:p>
     <w:pPr>
-      <w:pStyle w:val="6"/>
-      <w:rPr>
-        <w:rFonts w:hint="eastAsia"/>
-      </w:rPr>
-    </w:pPr>
-  </w:p>
-</w:hdr>
-</file>
-
-<file path=word/header3.xml><?xml version="1.0" encoding="utf-8"?>
-<w:hdr xmlns:wpc="http://schemas.microsoft.com/office/word/2010/wordprocessingCanvas" xmlns:mc="http://schemas.openxmlformats.org/markup-compatibility/2006" xmlns:o="urn:schemas-microsoft-com:office:office" xmlns:r="http://schemas.openxmlformats.org/officeDocument/2006/relationships" xmlns:m="http://schemas.openxmlformats.org/officeDocument/2006/math" xmlns:v="urn:schemas-microsoft-com:vml" xmlns:wp14="http://schemas.microsoft.com/office/word/2010/wordprocessingDrawing" xmlns:wp="http://schemas.openxmlformats.org/drawingml/2006/wordprocessingDrawing" xmlns:w10="urn:schemas-microsoft-com:office:word" xmlns:w="http://schemas.openxmlformats.org/wordprocessingml/2006/main" xmlns:w14="http://schemas.microsoft.com/office/word/2010/wordml" xmlns:w15="http://schemas.microsoft.com/office/word/2012/wordml" xmlns:wpg="http://schemas.microsoft.com/office/word/2010/wordprocessingGroup" xmlns:wpi="http://schemas.microsoft.com/office/word/2010/wordprocessingInk" xmlns:wne="http://schemas.microsoft.com/office/word/2006/wordml" xmlns:wps="http://schemas.microsoft.com/office/word/2010/wordprocessingShape" xmlns:wpsCustomData="http://www.wps.cn/officeDocument/2013/wpsCustomData" mc:Ignorable="w14 w15 wp14">
-  <w:p>
-    <w:pPr>
-      <w:pStyle w:val="6"/>
+      <w:pStyle w:val="a7"/>
       <w:rPr>
         <w:rFonts w:hint="eastAsia"/>
       </w:rPr>
@@ -1647,36 +3285,36 @@
 </file>
 
 <file path=word/numbering.xml><?xml version="1.0" encoding="utf-8"?>
-<w:numbering xmlns:wpc="http://schemas.microsoft.com/office/word/2010/wordprocessingCanvas" xmlns:mc="http://schemas.openxmlformats.org/markup-compatibility/2006" xmlns:o="urn:schemas-microsoft-com:office:office" xmlns:r="http://schemas.openxmlformats.org/officeDocument/2006/relationships" xmlns:m="http://schemas.openxmlformats.org/officeDocument/2006/math" xmlns:v="urn:schemas-microsoft-com:vml" xmlns:wp14="http://schemas.microsoft.com/office/word/2010/wordprocessingDrawing" xmlns:wp="http://schemas.openxmlformats.org/drawingml/2006/wordprocessingDrawing" xmlns:w10="urn:schemas-microsoft-com:office:word" xmlns:w="http://schemas.openxmlformats.org/wordprocessingml/2006/main" xmlns:w14="http://schemas.microsoft.com/office/word/2010/wordml" xmlns:wpg="http://schemas.microsoft.com/office/word/2010/wordprocessingGroup" xmlns:wpi="http://schemas.microsoft.com/office/word/2010/wordprocessingInk" xmlns:wne="http://schemas.microsoft.com/office/word/2006/wordml" xmlns:wps="http://schemas.microsoft.com/office/word/2010/wordprocessingShape" xmlns:wpsCustomData="http://www.wps.cn/officeDocument/2013/wpsCustomData" mc:Ignorable="w14 wp14">
-  <w:abstractNum w:abstractNumId="0">
+<w:numbering xmlns:wpc="http://schemas.microsoft.com/office/word/2010/wordprocessingCanvas" xmlns:cx="http://schemas.microsoft.com/office/drawing/2014/chartex" xmlns:cx1="http://schemas.microsoft.com/office/drawing/2015/9/8/chartex" xmlns:cx2="http://schemas.microsoft.com/office/drawing/2015/10/21/chartex" xmlns:cx3="http://schemas.microsoft.com/office/drawing/2016/5/9/chartex" xmlns:cx4="http://schemas.microsoft.com/office/drawing/2016/5/10/chartex" xmlns:cx5="http://schemas.microsoft.com/office/drawing/2016/5/11/chartex" xmlns:cx6="http://schemas.microsoft.com/office/drawing/2016/5/12/chartex" xmlns:cx7="http://schemas.microsoft.com/office/drawing/2016/5/13/chartex" xmlns:cx8="http://schemas.microsoft.com/office/drawing/2016/5/14/chartex" xmlns:mc="http://schemas.openxmlformats.org/markup-compatibility/2006" xmlns:aink="http://schemas.microsoft.com/office/drawing/2016/ink" xmlns:am3d="http://schemas.microsoft.com/office/drawing/2017/model3d" xmlns:o="urn:schemas-microsoft-com:office:office" xmlns:oel="http://schemas.microsoft.com/office/2019/extlst" xmlns:r="http://schemas.openxmlformats.org/officeDocument/2006/relationships" xmlns:m="http://schemas.openxmlformats.org/officeDocument/2006/math" xmlns:v="urn:schemas-microsoft-com:vml" xmlns:wp14="http://schemas.microsoft.com/office/word/2010/wordprocessingDrawing" xmlns:wp="http://schemas.openxmlformats.org/drawingml/2006/wordprocessingDrawing" xmlns:w10="urn:schemas-microsoft-com:office:word" xmlns:w="http://schemas.openxmlformats.org/wordprocessingml/2006/main" xmlns:w14="http://schemas.microsoft.com/office/word/2010/wordml" xmlns:w15="http://schemas.microsoft.com/office/word/2012/wordml" xmlns:w16cex="http://schemas.microsoft.com/office/word/2018/wordml/cex" xmlns:w16cid="http://schemas.microsoft.com/office/word/2016/wordml/cid" xmlns:w16="http://schemas.microsoft.com/office/word/2018/wordml" xmlns:w16sdtdh="http://schemas.microsoft.com/office/word/2020/wordml/sdtdatahash" xmlns:w16se="http://schemas.microsoft.com/office/word/2015/wordml/symex" xmlns:wpg="http://schemas.microsoft.com/office/word/2010/wordprocessingGroup" xmlns:wpi="http://schemas.microsoft.com/office/word/2010/wordprocessingInk" xmlns:wne="http://schemas.microsoft.com/office/word/2006/wordml" xmlns:wps="http://schemas.microsoft.com/office/word/2010/wordprocessingShape" mc:Ignorable="w14 w15 w16se w16cid w16 w16cex w16sdtdh wp14">
+  <w:abstractNum w:abstractNumId="0" w15:restartNumberingAfterBreak="0">
     <w:nsid w:val="1A462133"/>
     <w:multiLevelType w:val="multilevel"/>
     <w:tmpl w:val="1A462133"/>
-    <w:lvl w:ilvl="0" w:tentative="0">
+    <w:lvl w:ilvl="0">
       <w:start w:val="3"/>
       <w:numFmt w:val="decimal"/>
       <w:lvlText w:val="%1"/>
       <w:lvlJc w:val="left"/>
       <w:pPr>
-        <w:ind w:left="360" w:hanging="360" w:firstLineChars="200"/>
+        <w:ind w:left="360" w:firstLineChars="200" w:hanging="360"/>
       </w:pPr>
       <w:rPr>
         <w:rFonts w:hint="default"/>
       </w:rPr>
     </w:lvl>
-    <w:lvl w:ilvl="1" w:tentative="0">
+    <w:lvl w:ilvl="1">
       <w:start w:val="1"/>
       <w:numFmt w:val="decimal"/>
       <w:lvlText w:val="%1.%2"/>
       <w:lvlJc w:val="left"/>
       <w:pPr>
-        <w:ind w:left="360" w:hanging="360" w:firstLineChars="200"/>
+        <w:ind w:left="360" w:firstLineChars="200" w:hanging="360"/>
       </w:pPr>
       <w:rPr>
         <w:rFonts w:hint="default"/>
       </w:rPr>
     </w:lvl>
-    <w:lvl w:ilvl="2" w:tentative="0">
+    <w:lvl w:ilvl="2">
       <w:start w:val="1"/>
       <w:numFmt w:val="decimal"/>
       <w:lvlText w:val="%1.%2.%3"/>
@@ -1688,7 +3326,7 @@
         <w:rFonts w:hint="default"/>
       </w:rPr>
     </w:lvl>
-    <w:lvl w:ilvl="3" w:tentative="0">
+    <w:lvl w:ilvl="3">
       <w:start w:val="1"/>
       <w:numFmt w:val="decimal"/>
       <w:lvlText w:val="%1.%2.%3.%4"/>
@@ -1700,7 +3338,7 @@
         <w:rFonts w:hint="default"/>
       </w:rPr>
     </w:lvl>
-    <w:lvl w:ilvl="4" w:tentative="0">
+    <w:lvl w:ilvl="4">
       <w:start w:val="1"/>
       <w:numFmt w:val="decimal"/>
       <w:lvlText w:val="%1.%2.%3.%4.%5"/>
@@ -1712,7 +3350,7 @@
         <w:rFonts w:hint="default"/>
       </w:rPr>
     </w:lvl>
-    <w:lvl w:ilvl="5" w:tentative="0">
+    <w:lvl w:ilvl="5">
       <w:start w:val="1"/>
       <w:numFmt w:val="decimal"/>
       <w:lvlText w:val="%1.%2.%3.%4.%5.%6"/>
@@ -1724,7 +3362,7 @@
         <w:rFonts w:hint="default"/>
       </w:rPr>
     </w:lvl>
-    <w:lvl w:ilvl="6" w:tentative="0">
+    <w:lvl w:ilvl="6">
       <w:start w:val="1"/>
       <w:numFmt w:val="decimal"/>
       <w:lvlText w:val="%1.%2.%3.%4.%5.%6.%7"/>
@@ -1736,7 +3374,7 @@
         <w:rFonts w:hint="default"/>
       </w:rPr>
     </w:lvl>
-    <w:lvl w:ilvl="7" w:tentative="0">
+    <w:lvl w:ilvl="7">
       <w:start w:val="1"/>
       <w:numFmt w:val="decimal"/>
       <w:lvlText w:val="%1.%2.%3.%4.%5.%6.%7.%8"/>
@@ -1748,7 +3386,7 @@
         <w:rFonts w:hint="default"/>
       </w:rPr>
     </w:lvl>
-    <w:lvl w:ilvl="8" w:tentative="0">
+    <w:lvl w:ilvl="8">
       <w:start w:val="1"/>
       <w:numFmt w:val="decimal"/>
       <w:lvlText w:val="%1.%2.%3.%4.%5.%6.%7.%8.%9"/>
@@ -1761,35 +3399,35 @@
       </w:rPr>
     </w:lvl>
   </w:abstractNum>
-  <w:abstractNum w:abstractNumId="1">
+  <w:abstractNum w:abstractNumId="1" w15:restartNumberingAfterBreak="0">
     <w:nsid w:val="21E90FAC"/>
     <w:multiLevelType w:val="multilevel"/>
     <w:tmpl w:val="21E90FAC"/>
-    <w:lvl w:ilvl="0" w:tentative="0">
+    <w:lvl w:ilvl="0">
       <w:start w:val="1"/>
       <w:numFmt w:val="decimal"/>
       <w:lvlText w:val="%1"/>
       <w:lvlJc w:val="left"/>
       <w:pPr>
-        <w:ind w:left="420" w:hanging="420" w:firstLineChars="200"/>
+        <w:ind w:left="420" w:firstLineChars="200" w:hanging="420"/>
       </w:pPr>
       <w:rPr>
         <w:rFonts w:hint="default"/>
       </w:rPr>
     </w:lvl>
-    <w:lvl w:ilvl="1" w:tentative="0">
+    <w:lvl w:ilvl="1">
       <w:start w:val="1"/>
       <w:numFmt w:val="decimal"/>
       <w:lvlText w:val="%1.%2"/>
       <w:lvlJc w:val="left"/>
       <w:pPr>
-        <w:ind w:left="420" w:hanging="420" w:firstLineChars="200"/>
+        <w:ind w:left="420" w:firstLineChars="200" w:hanging="420"/>
       </w:pPr>
       <w:rPr>
         <w:rFonts w:hint="default"/>
       </w:rPr>
     </w:lvl>
-    <w:lvl w:ilvl="2" w:tentative="0">
+    <w:lvl w:ilvl="2">
       <w:start w:val="1"/>
       <w:numFmt w:val="decimal"/>
       <w:lvlText w:val="%1.%2.%3"/>
@@ -1801,7 +3439,7 @@
         <w:rFonts w:hint="default"/>
       </w:rPr>
     </w:lvl>
-    <w:lvl w:ilvl="3" w:tentative="0">
+    <w:lvl w:ilvl="3">
       <w:start w:val="1"/>
       <w:numFmt w:val="decimal"/>
       <w:lvlText w:val="%1.%2.%3.%4"/>
@@ -1813,7 +3451,7 @@
         <w:rFonts w:hint="default"/>
       </w:rPr>
     </w:lvl>
-    <w:lvl w:ilvl="4" w:tentative="0">
+    <w:lvl w:ilvl="4">
       <w:start w:val="1"/>
       <w:numFmt w:val="decimal"/>
       <w:lvlText w:val="%1.%2.%3.%4.%5"/>
@@ -1825,7 +3463,7 @@
         <w:rFonts w:hint="default"/>
       </w:rPr>
     </w:lvl>
-    <w:lvl w:ilvl="5" w:tentative="0">
+    <w:lvl w:ilvl="5">
       <w:start w:val="1"/>
       <w:numFmt w:val="decimal"/>
       <w:lvlText w:val="%1.%2.%3.%4.%5.%6"/>
@@ -1837,7 +3475,7 @@
         <w:rFonts w:hint="default"/>
       </w:rPr>
     </w:lvl>
-    <w:lvl w:ilvl="6" w:tentative="0">
+    <w:lvl w:ilvl="6">
       <w:start w:val="1"/>
       <w:numFmt w:val="decimal"/>
       <w:lvlText w:val="%1.%2.%3.%4.%5.%6.%7"/>
@@ -1849,7 +3487,7 @@
         <w:rFonts w:hint="default"/>
       </w:rPr>
     </w:lvl>
-    <w:lvl w:ilvl="7" w:tentative="0">
+    <w:lvl w:ilvl="7">
       <w:start w:val="1"/>
       <w:numFmt w:val="decimal"/>
       <w:lvlText w:val="%1.%2.%3.%4.%5.%6.%7.%8"/>
@@ -1861,7 +3499,7 @@
         <w:rFonts w:hint="default"/>
       </w:rPr>
     </w:lvl>
-    <w:lvl w:ilvl="8" w:tentative="0">
+    <w:lvl w:ilvl="8">
       <w:start w:val="1"/>
       <w:numFmt w:val="decimal"/>
       <w:lvlText w:val="%1.%2.%3.%4.%5.%6.%7.%8.%9"/>
@@ -1874,11 +3512,11 @@
       </w:rPr>
     </w:lvl>
   </w:abstractNum>
-  <w:abstractNum w:abstractNumId="2">
+  <w:abstractNum w:abstractNumId="2" w15:restartNumberingAfterBreak="0">
     <w:nsid w:val="2A5F37ED"/>
     <w:multiLevelType w:val="multilevel"/>
     <w:tmpl w:val="2A5F37ED"/>
-    <w:lvl w:ilvl="0" w:tentative="0">
+    <w:lvl w:ilvl="0">
       <w:start w:val="4"/>
       <w:numFmt w:val="decimal"/>
       <w:lvlText w:val="%1"/>
@@ -1890,19 +3528,19 @@
         <w:rFonts w:hint="default"/>
       </w:rPr>
     </w:lvl>
-    <w:lvl w:ilvl="1" w:tentative="0">
+    <w:lvl w:ilvl="1">
       <w:start w:val="1"/>
       <w:numFmt w:val="decimal"/>
       <w:lvlText w:val="%1.%2"/>
       <w:lvlJc w:val="left"/>
       <w:pPr>
-        <w:ind w:left="360" w:hanging="360" w:firstLineChars="200"/>
+        <w:ind w:left="360" w:firstLineChars="200" w:hanging="360"/>
       </w:pPr>
       <w:rPr>
         <w:rFonts w:hint="default"/>
       </w:rPr>
     </w:lvl>
-    <w:lvl w:ilvl="2" w:tentative="0">
+    <w:lvl w:ilvl="2">
       <w:start w:val="1"/>
       <w:numFmt w:val="decimal"/>
       <w:lvlText w:val="%1.%2.%3"/>
@@ -1914,7 +3552,7 @@
         <w:rFonts w:hint="default"/>
       </w:rPr>
     </w:lvl>
-    <w:lvl w:ilvl="3" w:tentative="0">
+    <w:lvl w:ilvl="3">
       <w:start w:val="1"/>
       <w:numFmt w:val="decimal"/>
       <w:lvlText w:val="%1.%2.%3.%4"/>
@@ -1926,7 +3564,7 @@
         <w:rFonts w:hint="default"/>
       </w:rPr>
     </w:lvl>
-    <w:lvl w:ilvl="4" w:tentative="0">
+    <w:lvl w:ilvl="4">
       <w:start w:val="1"/>
       <w:numFmt w:val="decimal"/>
       <w:lvlText w:val="%1.%2.%3.%4.%5"/>
@@ -1938,7 +3576,7 @@
         <w:rFonts w:hint="default"/>
       </w:rPr>
     </w:lvl>
-    <w:lvl w:ilvl="5" w:tentative="0">
+    <w:lvl w:ilvl="5">
       <w:start w:val="1"/>
       <w:numFmt w:val="decimal"/>
       <w:lvlText w:val="%1.%2.%3.%4.%5.%6"/>
@@ -1950,7 +3588,7 @@
         <w:rFonts w:hint="default"/>
       </w:rPr>
     </w:lvl>
-    <w:lvl w:ilvl="6" w:tentative="0">
+    <w:lvl w:ilvl="6">
       <w:start w:val="1"/>
       <w:numFmt w:val="decimal"/>
       <w:lvlText w:val="%1.%2.%3.%4.%5.%6.%7"/>
@@ -1962,7 +3600,7 @@
         <w:rFonts w:hint="default"/>
       </w:rPr>
     </w:lvl>
-    <w:lvl w:ilvl="7" w:tentative="0">
+    <w:lvl w:ilvl="7">
       <w:start w:val="1"/>
       <w:numFmt w:val="decimal"/>
       <w:lvlText w:val="%1.%2.%3.%4.%5.%6.%7.%8"/>
@@ -1974,7 +3612,7 @@
         <w:rFonts w:hint="default"/>
       </w:rPr>
     </w:lvl>
-    <w:lvl w:ilvl="8" w:tentative="0">
+    <w:lvl w:ilvl="8">
       <w:start w:val="1"/>
       <w:numFmt w:val="decimal"/>
       <w:lvlText w:val="%1.%2.%3.%4.%5.%6.%7.%8.%9"/>
@@ -1987,302 +3625,428 @@
       </w:rPr>
     </w:lvl>
   </w:abstractNum>
-  <w:num w:numId="1">
+  <w:num w:numId="1" w16cid:durableId="445663846">
     <w:abstractNumId w:val="1"/>
   </w:num>
-  <w:num w:numId="2">
+  <w:num w:numId="2" w16cid:durableId="872961452">
     <w:abstractNumId w:val="0"/>
   </w:num>
-  <w:num w:numId="3">
+  <w:num w:numId="3" w16cid:durableId="1378164583">
     <w:abstractNumId w:val="2"/>
   </w:num>
 </w:numbering>
 </file>
 
 <file path=word/styles.xml><?xml version="1.0" encoding="utf-8"?>
-<w:styles xmlns:mc="http://schemas.openxmlformats.org/markup-compatibility/2006" xmlns:o="urn:schemas-microsoft-com:office:office" xmlns:r="http://schemas.openxmlformats.org/officeDocument/2006/relationships" xmlns:m="http://schemas.openxmlformats.org/officeDocument/2006/math" xmlns:v="urn:schemas-microsoft-com:vml" xmlns:w="http://schemas.openxmlformats.org/wordprocessingml/2006/main" xmlns:w14="http://schemas.microsoft.com/office/word/2010/wordml" xmlns:w10="urn:schemas-microsoft-com:office:word" xmlns:sl="http://schemas.openxmlformats.org/schemaLibrary/2006/main" xmlns:wpsCustomData="http://www.wps.cn/officeDocument/2013/wpsCustomData" mc:Ignorable="w14">
+<w:styles xmlns:mc="http://schemas.openxmlformats.org/markup-compatibility/2006" xmlns:r="http://schemas.openxmlformats.org/officeDocument/2006/relationships" xmlns:w="http://schemas.openxmlformats.org/wordprocessingml/2006/main" xmlns:w14="http://schemas.microsoft.com/office/word/2010/wordml" xmlns:w15="http://schemas.microsoft.com/office/word/2012/wordml" xmlns:w16cex="http://schemas.microsoft.com/office/word/2018/wordml/cex" xmlns:w16cid="http://schemas.microsoft.com/office/word/2016/wordml/cid" xmlns:w16="http://schemas.microsoft.com/office/word/2018/wordml" xmlns:w16sdtdh="http://schemas.microsoft.com/office/word/2020/wordml/sdtdatahash" xmlns:w16se="http://schemas.microsoft.com/office/word/2015/wordml/symex" mc:Ignorable="w14 w15 w16se w16cid w16 w16cex w16sdtdh">
   <w:docDefaults>
     <w:rPrDefault>
       <w:rPr>
-        <w:rFonts w:asciiTheme="minorHAnsi" w:hAnsiTheme="minorHAnsi" w:eastAsiaTheme="minorEastAsia" w:cstheme="minorBidi"/>
+        <w:rFonts w:asciiTheme="minorHAnsi" w:eastAsiaTheme="minorEastAsia" w:hAnsiTheme="minorHAnsi" w:cstheme="minorBidi"/>
+        <w:lang w:eastAsia="zh-CN" w:bidi="ar-SA"/>
       </w:rPr>
     </w:rPrDefault>
     <w:pPrDefault/>
   </w:docDefaults>
-  <w:latentStyles w:count="260" w:defQFormat="0" w:defUnhideWhenUsed="1" w:defSemiHidden="1" w:defUIPriority="99" w:defLockedState="0">
-    <w:lsdException w:qFormat="1" w:unhideWhenUsed="0" w:uiPriority="0" w:semiHidden="0" w:name="Normal"/>
-    <w:lsdException w:qFormat="1" w:unhideWhenUsed="0" w:uiPriority="9" w:semiHidden="0" w:name="heading 1"/>
-    <w:lsdException w:qFormat="1" w:uiPriority="9" w:semiHidden="0" w:name="heading 2"/>
-    <w:lsdException w:qFormat="1" w:uiPriority="9" w:name="heading 3"/>
-    <w:lsdException w:qFormat="1" w:uiPriority="9" w:name="heading 4"/>
-    <w:lsdException w:qFormat="1" w:uiPriority="9" w:name="heading 5"/>
-    <w:lsdException w:qFormat="1" w:uiPriority="9" w:name="heading 6"/>
-    <w:lsdException w:qFormat="1" w:uiPriority="9" w:name="heading 7"/>
-    <w:lsdException w:qFormat="1" w:uiPriority="9" w:name="heading 8"/>
-    <w:lsdException w:qFormat="1" w:uiPriority="9" w:name="heading 9"/>
-    <w:lsdException w:uiPriority="99" w:name="index 1"/>
-    <w:lsdException w:uiPriority="99" w:name="index 2"/>
-    <w:lsdException w:uiPriority="99" w:name="index 3"/>
-    <w:lsdException w:uiPriority="99" w:name="index 4"/>
-    <w:lsdException w:uiPriority="99" w:name="index 5"/>
-    <w:lsdException w:uiPriority="99" w:name="index 6"/>
-    <w:lsdException w:uiPriority="99" w:name="index 7"/>
-    <w:lsdException w:uiPriority="99" w:name="index 8"/>
-    <w:lsdException w:uiPriority="99" w:name="index 9"/>
-    <w:lsdException w:uiPriority="39" w:name="toc 1"/>
-    <w:lsdException w:uiPriority="39" w:name="toc 2"/>
-    <w:lsdException w:uiPriority="39" w:name="toc 3"/>
-    <w:lsdException w:uiPriority="39" w:name="toc 4"/>
-    <w:lsdException w:uiPriority="39" w:name="toc 5"/>
-    <w:lsdException w:uiPriority="39" w:name="toc 6"/>
-    <w:lsdException w:uiPriority="39" w:name="toc 7"/>
-    <w:lsdException w:uiPriority="39" w:name="toc 8"/>
-    <w:lsdException w:uiPriority="39" w:name="toc 9"/>
-    <w:lsdException w:uiPriority="99" w:name="Normal Indent"/>
-    <w:lsdException w:uiPriority="99" w:name="footnote text"/>
-    <w:lsdException w:uiPriority="99" w:name="annotation text"/>
-    <w:lsdException w:uiPriority="99" w:semiHidden="0" w:name="header"/>
-    <w:lsdException w:uiPriority="99" w:semiHidden="0" w:name="footer"/>
-    <w:lsdException w:uiPriority="99" w:name="index heading"/>
-    <w:lsdException w:qFormat="1" w:uiPriority="35" w:name="caption"/>
-    <w:lsdException w:uiPriority="99" w:name="table of figures"/>
-    <w:lsdException w:uiPriority="99" w:name="envelope address"/>
-    <w:lsdException w:uiPriority="99" w:name="envelope return"/>
-    <w:lsdException w:uiPriority="99" w:name="footnote reference"/>
-    <w:lsdException w:uiPriority="99" w:name="annotation reference"/>
-    <w:lsdException w:uiPriority="99" w:name="line number"/>
-    <w:lsdException w:uiPriority="99" w:name="page number"/>
-    <w:lsdException w:uiPriority="99" w:name="endnote reference"/>
-    <w:lsdException w:uiPriority="99" w:name="endnote text"/>
-    <w:lsdException w:uiPriority="99" w:name="table of authorities"/>
-    <w:lsdException w:uiPriority="99" w:name="macro"/>
-    <w:lsdException w:uiPriority="99" w:name="toa heading"/>
-    <w:lsdException w:uiPriority="99" w:name="List"/>
-    <w:lsdException w:uiPriority="99" w:name="List Bullet"/>
-    <w:lsdException w:uiPriority="99" w:name="List Number"/>
-    <w:lsdException w:uiPriority="99" w:name="List 2"/>
-    <w:lsdException w:uiPriority="99" w:name="List 3"/>
-    <w:lsdException w:uiPriority="99" w:name="List 4"/>
-    <w:lsdException w:uiPriority="99" w:name="List 5"/>
-    <w:lsdException w:uiPriority="99" w:name="List Bullet 2"/>
-    <w:lsdException w:uiPriority="99" w:name="List Bullet 3"/>
-    <w:lsdException w:uiPriority="99" w:name="List Bullet 4"/>
-    <w:lsdException w:uiPriority="99" w:name="List Bullet 5"/>
-    <w:lsdException w:uiPriority="99" w:name="List Number 2"/>
-    <w:lsdException w:uiPriority="99" w:name="List Number 3"/>
-    <w:lsdException w:uiPriority="99" w:name="List Number 4"/>
-    <w:lsdException w:uiPriority="99" w:name="List Number 5"/>
-    <w:lsdException w:qFormat="1" w:unhideWhenUsed="0" w:uiPriority="10" w:semiHidden="0" w:name="Title"/>
-    <w:lsdException w:uiPriority="99" w:name="Closing"/>
-    <w:lsdException w:uiPriority="99" w:name="Signature"/>
-    <w:lsdException w:uiPriority="1" w:name="Default Paragraph Font"/>
-    <w:lsdException w:uiPriority="99" w:name="Body Text"/>
-    <w:lsdException w:uiPriority="99" w:name="Body Text Indent"/>
-    <w:lsdException w:uiPriority="99" w:name="List Continue"/>
-    <w:lsdException w:uiPriority="99" w:name="List Continue 2"/>
-    <w:lsdException w:uiPriority="99" w:name="List Continue 3"/>
-    <w:lsdException w:uiPriority="99" w:name="List Continue 4"/>
-    <w:lsdException w:uiPriority="99" w:name="List Continue 5"/>
-    <w:lsdException w:uiPriority="99" w:name="Message Header"/>
-    <w:lsdException w:qFormat="1" w:unhideWhenUsed="0" w:uiPriority="11" w:semiHidden="0" w:name="Subtitle"/>
-    <w:lsdException w:uiPriority="99" w:name="Salutation"/>
-    <w:lsdException w:uiPriority="99" w:name="Date"/>
-    <w:lsdException w:uiPriority="99" w:name="Body Text First Indent"/>
-    <w:lsdException w:uiPriority="99" w:name="Body Text First Indent 2"/>
-    <w:lsdException w:uiPriority="99" w:name="Note Heading"/>
-    <w:lsdException w:uiPriority="99" w:name="Body Text 2"/>
-    <w:lsdException w:uiPriority="99" w:name="Body Text 3"/>
-    <w:lsdException w:uiPriority="99" w:name="Body Text Indent 2"/>
-    <w:lsdException w:uiPriority="99" w:name="Body Text Indent 3"/>
-    <w:lsdException w:uiPriority="99" w:name="Block Text"/>
-    <w:lsdException w:uiPriority="99" w:name="Hyperlink"/>
-    <w:lsdException w:uiPriority="99" w:name="FollowedHyperlink"/>
-    <w:lsdException w:qFormat="1" w:unhideWhenUsed="0" w:uiPriority="22" w:semiHidden="0" w:name="Strong"/>
-    <w:lsdException w:qFormat="1" w:unhideWhenUsed="0" w:uiPriority="20" w:semiHidden="0" w:name="Emphasis"/>
-    <w:lsdException w:uiPriority="99" w:name="Document Map"/>
-    <w:lsdException w:uiPriority="99" w:name="Plain Text"/>
-    <w:lsdException w:uiPriority="99" w:name="E-mail Signature"/>
-    <w:lsdException w:uiPriority="99" w:name="Normal (Web)"/>
-    <w:lsdException w:uiPriority="99" w:name="HTML Acronym"/>
-    <w:lsdException w:uiPriority="99" w:name="HTML Address"/>
-    <w:lsdException w:uiPriority="99" w:name="HTML Cite"/>
-    <w:lsdException w:uiPriority="99" w:name="HTML Code"/>
-    <w:lsdException w:uiPriority="99" w:name="HTML Definition"/>
-    <w:lsdException w:uiPriority="99" w:name="HTML Keyboard"/>
-    <w:lsdException w:uiPriority="99" w:name="HTML Preformatted"/>
-    <w:lsdException w:uiPriority="99" w:name="HTML Sample"/>
-    <w:lsdException w:uiPriority="99" w:name="HTML Typewriter"/>
-    <w:lsdException w:uiPriority="99" w:name="HTML Variable"/>
-    <w:lsdException w:uiPriority="99" w:name="Normal Table"/>
-    <w:lsdException w:uiPriority="99" w:name="annotation subject"/>
-    <w:lsdException w:uiPriority="99" w:name="Table Simple 1"/>
-    <w:lsdException w:uiPriority="99" w:name="Table Simple 2"/>
-    <w:lsdException w:uiPriority="99" w:name="Table Simple 3"/>
-    <w:lsdException w:uiPriority="99" w:name="Table Classic 1"/>
-    <w:lsdException w:uiPriority="99" w:name="Table Classic 2"/>
-    <w:lsdException w:uiPriority="99" w:name="Table Classic 3"/>
-    <w:lsdException w:uiPriority="99" w:name="Table Classic 4"/>
-    <w:lsdException w:uiPriority="99" w:name="Table Colorful 1"/>
-    <w:lsdException w:uiPriority="99" w:name="Table Colorful 2"/>
-    <w:lsdException w:uiPriority="99" w:name="Table Colorful 3"/>
-    <w:lsdException w:uiPriority="99" w:name="Table Columns 1"/>
-    <w:lsdException w:uiPriority="99" w:name="Table Columns 2"/>
-    <w:lsdException w:uiPriority="99" w:name="Table Columns 3"/>
-    <w:lsdException w:uiPriority="99" w:name="Table Columns 4"/>
-    <w:lsdException w:uiPriority="99" w:name="Table Columns 5"/>
-    <w:lsdException w:uiPriority="99" w:name="Table Grid 1"/>
-    <w:lsdException w:uiPriority="99" w:name="Table Grid 2"/>
-    <w:lsdException w:uiPriority="99" w:name="Table Grid 3"/>
-    <w:lsdException w:uiPriority="99" w:name="Table Grid 4"/>
-    <w:lsdException w:uiPriority="99" w:name="Table Grid 5"/>
-    <w:lsdException w:uiPriority="99" w:name="Table Grid 6"/>
-    <w:lsdException w:uiPriority="99" w:name="Table Grid 7"/>
-    <w:lsdException w:uiPriority="99" w:name="Table Grid 8"/>
-    <w:lsdException w:uiPriority="99" w:name="Table List 1"/>
-    <w:lsdException w:uiPriority="99" w:name="Table List 2"/>
-    <w:lsdException w:uiPriority="99" w:name="Table List 3"/>
-    <w:lsdException w:uiPriority="99" w:name="Table List 4"/>
-    <w:lsdException w:uiPriority="99" w:name="Table List 5"/>
-    <w:lsdException w:uiPriority="99" w:name="Table List 6"/>
-    <w:lsdException w:uiPriority="99" w:name="Table List 7"/>
-    <w:lsdException w:uiPriority="99" w:name="Table List 8"/>
-    <w:lsdException w:uiPriority="99" w:name="Table 3D effects 1"/>
-    <w:lsdException w:uiPriority="99" w:name="Table 3D effects 2"/>
-    <w:lsdException w:uiPriority="99" w:name="Table 3D effects 3"/>
-    <w:lsdException w:uiPriority="99" w:name="Table Contemporary"/>
-    <w:lsdException w:uiPriority="99" w:name="Table Elegant"/>
-    <w:lsdException w:uiPriority="99" w:name="Table Professional"/>
-    <w:lsdException w:uiPriority="99" w:name="Table Subtle 1"/>
-    <w:lsdException w:uiPriority="99" w:name="Table Subtle 2"/>
-    <w:lsdException w:uiPriority="99" w:name="Table Web 1"/>
-    <w:lsdException w:uiPriority="99" w:name="Table Web 2"/>
-    <w:lsdException w:uiPriority="99" w:name="Table Web 3"/>
-    <w:lsdException w:uiPriority="99" w:name="Balloon Text"/>
-    <w:lsdException w:unhideWhenUsed="0" w:uiPriority="39" w:semiHidden="0" w:name="Table Grid"/>
-    <w:lsdException w:uiPriority="99" w:name="Table Theme"/>
-    <w:lsdException w:unhideWhenUsed="0" w:uiPriority="60" w:semiHidden="0" w:name="Light Shading"/>
-    <w:lsdException w:unhideWhenUsed="0" w:uiPriority="61" w:semiHidden="0" w:name="Light List"/>
-    <w:lsdException w:unhideWhenUsed="0" w:uiPriority="62" w:semiHidden="0" w:name="Light Grid"/>
-    <w:lsdException w:unhideWhenUsed="0" w:uiPriority="63" w:semiHidden="0" w:name="Medium Shading 1"/>
-    <w:lsdException w:unhideWhenUsed="0" w:uiPriority="64" w:semiHidden="0" w:name="Medium Shading 2"/>
-    <w:lsdException w:unhideWhenUsed="0" w:uiPriority="65" w:semiHidden="0" w:name="Medium List 1"/>
-    <w:lsdException w:unhideWhenUsed="0" w:uiPriority="66" w:semiHidden="0" w:name="Medium List 2"/>
-    <w:lsdException w:unhideWhenUsed="0" w:uiPriority="67" w:semiHidden="0" w:name="Medium Grid 1"/>
-    <w:lsdException w:unhideWhenUsed="0" w:uiPriority="68" w:semiHidden="0" w:name="Medium Grid 2"/>
-    <w:lsdException w:unhideWhenUsed="0" w:uiPriority="69" w:semiHidden="0" w:name="Medium Grid 3"/>
-    <w:lsdException w:unhideWhenUsed="0" w:uiPriority="70" w:semiHidden="0" w:name="Dark List"/>
-    <w:lsdException w:unhideWhenUsed="0" w:uiPriority="71" w:semiHidden="0" w:name="Colorful Shading"/>
-    <w:lsdException w:unhideWhenUsed="0" w:uiPriority="72" w:semiHidden="0" w:name="Colorful List"/>
-    <w:lsdException w:unhideWhenUsed="0" w:uiPriority="73" w:semiHidden="0" w:name="Colorful Grid"/>
-    <w:lsdException w:unhideWhenUsed="0" w:uiPriority="60" w:semiHidden="0" w:name="Light Shading Accent 1"/>
-    <w:lsdException w:unhideWhenUsed="0" w:uiPriority="61" w:semiHidden="0" w:name="Light List Accent 1"/>
-    <w:lsdException w:unhideWhenUsed="0" w:uiPriority="62" w:semiHidden="0" w:name="Light Grid Accent 1"/>
-    <w:lsdException w:unhideWhenUsed="0" w:uiPriority="63" w:semiHidden="0" w:name="Medium Shading 1 Accent 1"/>
-    <w:lsdException w:unhideWhenUsed="0" w:uiPriority="64" w:semiHidden="0" w:name="Medium Shading 2 Accent 1"/>
-    <w:lsdException w:unhideWhenUsed="0" w:uiPriority="65" w:semiHidden="0" w:name="Medium List 1 Accent 1"/>
-    <w:lsdException w:qFormat="1" w:unhideWhenUsed="0" w:uiPriority="34" w:semiHidden="0" w:name="List Paragraph"/>
-    <w:lsdException w:unhideWhenUsed="0" w:uiPriority="66" w:semiHidden="0" w:name="Medium List 2 Accent 1"/>
-    <w:lsdException w:unhideWhenUsed="0" w:uiPriority="67" w:semiHidden="0" w:name="Medium Grid 1 Accent 1"/>
-    <w:lsdException w:unhideWhenUsed="0" w:uiPriority="68" w:semiHidden="0" w:name="Medium Grid 2 Accent 1"/>
-    <w:lsdException w:unhideWhenUsed="0" w:uiPriority="69" w:semiHidden="0" w:name="Medium Grid 3 Accent 1"/>
-    <w:lsdException w:unhideWhenUsed="0" w:uiPriority="70" w:semiHidden="0" w:name="Dark List Accent 1"/>
-    <w:lsdException w:unhideWhenUsed="0" w:uiPriority="71" w:semiHidden="0" w:name="Colorful Shading Accent 1"/>
-    <w:lsdException w:unhideWhenUsed="0" w:uiPriority="72" w:semiHidden="0" w:name="Colorful List Accent 1"/>
-    <w:lsdException w:unhideWhenUsed="0" w:uiPriority="73" w:semiHidden="0" w:name="Colorful Grid Accent 1"/>
-    <w:lsdException w:unhideWhenUsed="0" w:uiPriority="60" w:semiHidden="0" w:name="Light Shading Accent 2"/>
-    <w:lsdException w:unhideWhenUsed="0" w:uiPriority="61" w:semiHidden="0" w:name="Light List Accent 2"/>
-    <w:lsdException w:unhideWhenUsed="0" w:uiPriority="62" w:semiHidden="0" w:name="Light Grid Accent 2"/>
-    <w:lsdException w:unhideWhenUsed="0" w:uiPriority="63" w:semiHidden="0" w:name="Medium Shading 1 Accent 2"/>
-    <w:lsdException w:unhideWhenUsed="0" w:uiPriority="64" w:semiHidden="0" w:name="Medium Shading 2 Accent 2"/>
-    <w:lsdException w:unhideWhenUsed="0" w:uiPriority="65" w:semiHidden="0" w:name="Medium List 1 Accent 2"/>
-    <w:lsdException w:unhideWhenUsed="0" w:uiPriority="66" w:semiHidden="0" w:name="Medium List 2 Accent 2"/>
-    <w:lsdException w:unhideWhenUsed="0" w:uiPriority="67" w:semiHidden="0" w:name="Medium Grid 1 Accent 2"/>
-    <w:lsdException w:unhideWhenUsed="0" w:uiPriority="68" w:semiHidden="0" w:name="Medium Grid 2 Accent 2"/>
-    <w:lsdException w:unhideWhenUsed="0" w:uiPriority="69" w:semiHidden="0" w:name="Medium Grid 3 Accent 2"/>
-    <w:lsdException w:unhideWhenUsed="0" w:uiPriority="70" w:semiHidden="0" w:name="Dark List Accent 2"/>
-    <w:lsdException w:unhideWhenUsed="0" w:uiPriority="71" w:semiHidden="0" w:name="Colorful Shading Accent 2"/>
-    <w:lsdException w:unhideWhenUsed="0" w:uiPriority="72" w:semiHidden="0" w:name="Colorful List Accent 2"/>
-    <w:lsdException w:unhideWhenUsed="0" w:uiPriority="73" w:semiHidden="0" w:name="Colorful Grid Accent 2"/>
-    <w:lsdException w:unhideWhenUsed="0" w:uiPriority="60" w:semiHidden="0" w:name="Light Shading Accent 3"/>
-    <w:lsdException w:unhideWhenUsed="0" w:uiPriority="61" w:semiHidden="0" w:name="Light List Accent 3"/>
-    <w:lsdException w:unhideWhenUsed="0" w:uiPriority="62" w:semiHidden="0" w:name="Light Grid Accent 3"/>
-    <w:lsdException w:unhideWhenUsed="0" w:uiPriority="63" w:semiHidden="0" w:name="Medium Shading 1 Accent 3"/>
-    <w:lsdException w:unhideWhenUsed="0" w:uiPriority="64" w:semiHidden="0" w:name="Medium Shading 2 Accent 3"/>
-    <w:lsdException w:unhideWhenUsed="0" w:uiPriority="65" w:semiHidden="0" w:name="Medium List 1 Accent 3"/>
-    <w:lsdException w:unhideWhenUsed="0" w:uiPriority="66" w:semiHidden="0" w:name="Medium List 2 Accent 3"/>
-    <w:lsdException w:unhideWhenUsed="0" w:uiPriority="67" w:semiHidden="0" w:name="Medium Grid 1 Accent 3"/>
-    <w:lsdException w:unhideWhenUsed="0" w:uiPriority="68" w:semiHidden="0" w:name="Medium Grid 2 Accent 3"/>
-    <w:lsdException w:unhideWhenUsed="0" w:uiPriority="69" w:semiHidden="0" w:name="Medium Grid 3 Accent 3"/>
-    <w:lsdException w:unhideWhenUsed="0" w:uiPriority="70" w:semiHidden="0" w:name="Dark List Accent 3"/>
-    <w:lsdException w:unhideWhenUsed="0" w:uiPriority="71" w:semiHidden="0" w:name="Colorful Shading Accent 3"/>
-    <w:lsdException w:unhideWhenUsed="0" w:uiPriority="72" w:semiHidden="0" w:name="Colorful List Accent 3"/>
-    <w:lsdException w:unhideWhenUsed="0" w:uiPriority="73" w:semiHidden="0" w:name="Colorful Grid Accent 3"/>
-    <w:lsdException w:unhideWhenUsed="0" w:uiPriority="60" w:semiHidden="0" w:name="Light Shading Accent 4"/>
-    <w:lsdException w:unhideWhenUsed="0" w:uiPriority="61" w:semiHidden="0" w:name="Light List Accent 4"/>
-    <w:lsdException w:unhideWhenUsed="0" w:uiPriority="62" w:semiHidden="0" w:name="Light Grid Accent 4"/>
-    <w:lsdException w:unhideWhenUsed="0" w:uiPriority="63" w:semiHidden="0" w:name="Medium Shading 1 Accent 4"/>
-    <w:lsdException w:unhideWhenUsed="0" w:uiPriority="64" w:semiHidden="0" w:name="Medium Shading 2 Accent 4"/>
-    <w:lsdException w:unhideWhenUsed="0" w:uiPriority="65" w:semiHidden="0" w:name="Medium List 1 Accent 4"/>
-    <w:lsdException w:unhideWhenUsed="0" w:uiPriority="66" w:semiHidden="0" w:name="Medium List 2 Accent 4"/>
-    <w:lsdException w:unhideWhenUsed="0" w:uiPriority="67" w:semiHidden="0" w:name="Medium Grid 1 Accent 4"/>
-    <w:lsdException w:unhideWhenUsed="0" w:uiPriority="68" w:semiHidden="0" w:name="Medium Grid 2 Accent 4"/>
-    <w:lsdException w:unhideWhenUsed="0" w:uiPriority="69" w:semiHidden="0" w:name="Medium Grid 3 Accent 4"/>
-    <w:lsdException w:unhideWhenUsed="0" w:uiPriority="70" w:semiHidden="0" w:name="Dark List Accent 4"/>
-    <w:lsdException w:unhideWhenUsed="0" w:uiPriority="71" w:semiHidden="0" w:name="Colorful Shading Accent 4"/>
-    <w:lsdException w:unhideWhenUsed="0" w:uiPriority="72" w:semiHidden="0" w:name="Colorful List Accent 4"/>
-    <w:lsdException w:unhideWhenUsed="0" w:uiPriority="73" w:semiHidden="0" w:name="Colorful Grid Accent 4"/>
-    <w:lsdException w:unhideWhenUsed="0" w:uiPriority="60" w:semiHidden="0" w:name="Light Shading Accent 5"/>
-    <w:lsdException w:unhideWhenUsed="0" w:uiPriority="61" w:semiHidden="0" w:name="Light List Accent 5"/>
-    <w:lsdException w:unhideWhenUsed="0" w:uiPriority="62" w:semiHidden="0" w:name="Light Grid Accent 5"/>
-    <w:lsdException w:unhideWhenUsed="0" w:uiPriority="63" w:semiHidden="0" w:name="Medium Shading 1 Accent 5"/>
-    <w:lsdException w:unhideWhenUsed="0" w:uiPriority="64" w:semiHidden="0" w:name="Medium Shading 2 Accent 5"/>
-    <w:lsdException w:unhideWhenUsed="0" w:uiPriority="65" w:semiHidden="0" w:name="Medium List 1 Accent 5"/>
-    <w:lsdException w:unhideWhenUsed="0" w:uiPriority="66" w:semiHidden="0" w:name="Medium List 2 Accent 5"/>
-    <w:lsdException w:unhideWhenUsed="0" w:uiPriority="67" w:semiHidden="0" w:name="Medium Grid 1 Accent 5"/>
-    <w:lsdException w:unhideWhenUsed="0" w:uiPriority="68" w:semiHidden="0" w:name="Medium Grid 2 Accent 5"/>
-    <w:lsdException w:unhideWhenUsed="0" w:uiPriority="69" w:semiHidden="0" w:name="Medium Grid 3 Accent 5"/>
-    <w:lsdException w:unhideWhenUsed="0" w:uiPriority="70" w:semiHidden="0" w:name="Dark List Accent 5"/>
-    <w:lsdException w:unhideWhenUsed="0" w:uiPriority="71" w:semiHidden="0" w:name="Colorful Shading Accent 5"/>
-    <w:lsdException w:unhideWhenUsed="0" w:uiPriority="72" w:semiHidden="0" w:name="Colorful List Accent 5"/>
-    <w:lsdException w:unhideWhenUsed="0" w:uiPriority="73" w:semiHidden="0" w:name="Colorful Grid Accent 5"/>
-    <w:lsdException w:unhideWhenUsed="0" w:uiPriority="60" w:semiHidden="0" w:name="Light Shading Accent 6"/>
-    <w:lsdException w:unhideWhenUsed="0" w:uiPriority="61" w:semiHidden="0" w:name="Light List Accent 6"/>
-    <w:lsdException w:unhideWhenUsed="0" w:uiPriority="62" w:semiHidden="0" w:name="Light Grid Accent 6"/>
-    <w:lsdException w:unhideWhenUsed="0" w:uiPriority="63" w:semiHidden="0" w:name="Medium Shading 1 Accent 6"/>
-    <w:lsdException w:unhideWhenUsed="0" w:uiPriority="64" w:semiHidden="0" w:name="Medium Shading 2 Accent 6"/>
-    <w:lsdException w:unhideWhenUsed="0" w:uiPriority="65" w:semiHidden="0" w:name="Medium List 1 Accent 6"/>
-    <w:lsdException w:unhideWhenUsed="0" w:uiPriority="66" w:semiHidden="0" w:name="Medium List 2 Accent 6"/>
-    <w:lsdException w:unhideWhenUsed="0" w:uiPriority="67" w:semiHidden="0" w:name="Medium Grid 1 Accent 6"/>
-    <w:lsdException w:unhideWhenUsed="0" w:uiPriority="68" w:semiHidden="0" w:name="Medium Grid 2 Accent 6"/>
-    <w:lsdException w:unhideWhenUsed="0" w:uiPriority="69" w:semiHidden="0" w:name="Medium Grid 3 Accent 6"/>
-    <w:lsdException w:unhideWhenUsed="0" w:uiPriority="70" w:semiHidden="0" w:name="Dark List Accent 6"/>
-    <w:lsdException w:unhideWhenUsed="0" w:uiPriority="71" w:semiHidden="0" w:name="Colorful Shading Accent 6"/>
-    <w:lsdException w:unhideWhenUsed="0" w:uiPriority="72" w:semiHidden="0" w:name="Colorful List Accent 6"/>
-    <w:lsdException w:unhideWhenUsed="0" w:uiPriority="73" w:semiHidden="0" w:name="Colorful Grid Accent 6"/>
+  <w:latentStyles w:defLockedState="0" w:defUIPriority="99" w:defSemiHidden="0" w:defUnhideWhenUsed="0" w:defQFormat="0" w:count="376">
+    <w:lsdException w:name="Normal" w:uiPriority="0" w:qFormat="1"/>
+    <w:lsdException w:name="heading 1" w:uiPriority="9" w:qFormat="1"/>
+    <w:lsdException w:name="heading 2" w:uiPriority="9" w:unhideWhenUsed="1" w:qFormat="1"/>
+    <w:lsdException w:name="heading 3" w:semiHidden="1" w:uiPriority="9" w:unhideWhenUsed="1" w:qFormat="1"/>
+    <w:lsdException w:name="heading 4" w:semiHidden="1" w:uiPriority="9" w:unhideWhenUsed="1" w:qFormat="1"/>
+    <w:lsdException w:name="heading 5" w:semiHidden="1" w:uiPriority="9" w:unhideWhenUsed="1" w:qFormat="1"/>
+    <w:lsdException w:name="heading 6" w:semiHidden="1" w:uiPriority="9" w:unhideWhenUsed="1" w:qFormat="1"/>
+    <w:lsdException w:name="heading 7" w:semiHidden="1" w:uiPriority="9" w:unhideWhenUsed="1" w:qFormat="1"/>
+    <w:lsdException w:name="heading 8" w:semiHidden="1" w:uiPriority="9" w:unhideWhenUsed="1" w:qFormat="1"/>
+    <w:lsdException w:name="heading 9" w:semiHidden="1" w:uiPriority="9" w:unhideWhenUsed="1" w:qFormat="1"/>
+    <w:lsdException w:name="index 1" w:semiHidden="1" w:unhideWhenUsed="1"/>
+    <w:lsdException w:name="index 2" w:semiHidden="1" w:unhideWhenUsed="1"/>
+    <w:lsdException w:name="index 3" w:semiHidden="1" w:unhideWhenUsed="1"/>
+    <w:lsdException w:name="index 4" w:semiHidden="1" w:unhideWhenUsed="1"/>
+    <w:lsdException w:name="index 5" w:semiHidden="1" w:unhideWhenUsed="1"/>
+    <w:lsdException w:name="index 6" w:semiHidden="1" w:unhideWhenUsed="1"/>
+    <w:lsdException w:name="index 7" w:semiHidden="1" w:unhideWhenUsed="1"/>
+    <w:lsdException w:name="index 8" w:semiHidden="1" w:unhideWhenUsed="1"/>
+    <w:lsdException w:name="index 9" w:semiHidden="1" w:unhideWhenUsed="1"/>
+    <w:lsdException w:name="toc 1" w:semiHidden="1" w:uiPriority="39" w:unhideWhenUsed="1"/>
+    <w:lsdException w:name="toc 2" w:semiHidden="1" w:uiPriority="39" w:unhideWhenUsed="1"/>
+    <w:lsdException w:name="toc 3" w:semiHidden="1" w:uiPriority="39" w:unhideWhenUsed="1"/>
+    <w:lsdException w:name="toc 4" w:semiHidden="1" w:uiPriority="39" w:unhideWhenUsed="1"/>
+    <w:lsdException w:name="toc 5" w:semiHidden="1" w:uiPriority="39" w:unhideWhenUsed="1"/>
+    <w:lsdException w:name="toc 6" w:semiHidden="1" w:uiPriority="39" w:unhideWhenUsed="1"/>
+    <w:lsdException w:name="toc 7" w:semiHidden="1" w:uiPriority="39" w:unhideWhenUsed="1"/>
+    <w:lsdException w:name="toc 8" w:semiHidden="1" w:uiPriority="39" w:unhideWhenUsed="1"/>
+    <w:lsdException w:name="toc 9" w:semiHidden="1" w:uiPriority="39" w:unhideWhenUsed="1"/>
+    <w:lsdException w:name="Normal Indent" w:semiHidden="1" w:unhideWhenUsed="1"/>
+    <w:lsdException w:name="footnote text" w:semiHidden="1" w:unhideWhenUsed="1"/>
+    <w:lsdException w:name="annotation text" w:semiHidden="1" w:unhideWhenUsed="1"/>
+    <w:lsdException w:name="header" w:unhideWhenUsed="1"/>
+    <w:lsdException w:name="footer" w:unhideWhenUsed="1"/>
+    <w:lsdException w:name="index heading" w:semiHidden="1" w:unhideWhenUsed="1"/>
+    <w:lsdException w:name="caption" w:semiHidden="1" w:uiPriority="35" w:unhideWhenUsed="1" w:qFormat="1"/>
+    <w:lsdException w:name="table of figures" w:semiHidden="1" w:unhideWhenUsed="1"/>
+    <w:lsdException w:name="envelope address" w:semiHidden="1" w:unhideWhenUsed="1"/>
+    <w:lsdException w:name="envelope return" w:semiHidden="1" w:unhideWhenUsed="1"/>
+    <w:lsdException w:name="footnote reference" w:semiHidden="1" w:unhideWhenUsed="1"/>
+    <w:lsdException w:name="annotation reference" w:semiHidden="1" w:unhideWhenUsed="1"/>
+    <w:lsdException w:name="line number" w:semiHidden="1" w:unhideWhenUsed="1"/>
+    <w:lsdException w:name="page number" w:semiHidden="1" w:unhideWhenUsed="1"/>
+    <w:lsdException w:name="endnote reference" w:semiHidden="1" w:unhideWhenUsed="1"/>
+    <w:lsdException w:name="endnote text" w:semiHidden="1" w:unhideWhenUsed="1"/>
+    <w:lsdException w:name="table of authorities" w:semiHidden="1" w:unhideWhenUsed="1"/>
+    <w:lsdException w:name="macro" w:semiHidden="1" w:unhideWhenUsed="1"/>
+    <w:lsdException w:name="toa heading" w:semiHidden="1" w:unhideWhenUsed="1"/>
+    <w:lsdException w:name="List" w:semiHidden="1" w:unhideWhenUsed="1"/>
+    <w:lsdException w:name="List Bullet" w:semiHidden="1" w:unhideWhenUsed="1"/>
+    <w:lsdException w:name="List Number" w:semiHidden="1" w:unhideWhenUsed="1"/>
+    <w:lsdException w:name="List 2" w:semiHidden="1" w:unhideWhenUsed="1"/>
+    <w:lsdException w:name="List 3" w:semiHidden="1" w:unhideWhenUsed="1"/>
+    <w:lsdException w:name="List 4" w:semiHidden="1" w:unhideWhenUsed="1"/>
+    <w:lsdException w:name="List 5" w:semiHidden="1" w:unhideWhenUsed="1"/>
+    <w:lsdException w:name="List Bullet 2" w:semiHidden="1" w:unhideWhenUsed="1"/>
+    <w:lsdException w:name="List Bullet 3" w:semiHidden="1" w:unhideWhenUsed="1"/>
+    <w:lsdException w:name="List Bullet 4" w:semiHidden="1" w:unhideWhenUsed="1"/>
+    <w:lsdException w:name="List Bullet 5" w:semiHidden="1" w:unhideWhenUsed="1"/>
+    <w:lsdException w:name="List Number 2" w:semiHidden="1" w:unhideWhenUsed="1"/>
+    <w:lsdException w:name="List Number 3" w:semiHidden="1" w:unhideWhenUsed="1"/>
+    <w:lsdException w:name="List Number 4" w:semiHidden="1" w:unhideWhenUsed="1"/>
+    <w:lsdException w:name="List Number 5" w:semiHidden="1" w:unhideWhenUsed="1"/>
+    <w:lsdException w:name="Title" w:uiPriority="10" w:qFormat="1"/>
+    <w:lsdException w:name="Closing" w:semiHidden="1" w:unhideWhenUsed="1"/>
+    <w:lsdException w:name="Signature" w:semiHidden="1" w:unhideWhenUsed="1"/>
+    <w:lsdException w:name="Default Paragraph Font" w:semiHidden="1" w:uiPriority="1" w:unhideWhenUsed="1"/>
+    <w:lsdException w:name="Body Text" w:semiHidden="1" w:unhideWhenUsed="1"/>
+    <w:lsdException w:name="Body Text Indent" w:semiHidden="1" w:unhideWhenUsed="1"/>
+    <w:lsdException w:name="List Continue" w:semiHidden="1" w:unhideWhenUsed="1"/>
+    <w:lsdException w:name="List Continue 2" w:semiHidden="1" w:unhideWhenUsed="1"/>
+    <w:lsdException w:name="List Continue 3" w:semiHidden="1" w:unhideWhenUsed="1"/>
+    <w:lsdException w:name="List Continue 4" w:semiHidden="1" w:unhideWhenUsed="1"/>
+    <w:lsdException w:name="List Continue 5" w:semiHidden="1" w:unhideWhenUsed="1"/>
+    <w:lsdException w:name="Message Header" w:semiHidden="1" w:unhideWhenUsed="1"/>
+    <w:lsdException w:name="Subtitle" w:uiPriority="11" w:qFormat="1"/>
+    <w:lsdException w:name="Salutation" w:semiHidden="1" w:unhideWhenUsed="1"/>
+    <w:lsdException w:name="Date" w:semiHidden="1" w:unhideWhenUsed="1"/>
+    <w:lsdException w:name="Body Text First Indent" w:semiHidden="1" w:unhideWhenUsed="1"/>
+    <w:lsdException w:name="Body Text First Indent 2" w:semiHidden="1" w:unhideWhenUsed="1"/>
+    <w:lsdException w:name="Note Heading" w:semiHidden="1" w:unhideWhenUsed="1"/>
+    <w:lsdException w:name="Body Text 2" w:semiHidden="1" w:unhideWhenUsed="1"/>
+    <w:lsdException w:name="Body Text 3" w:semiHidden="1" w:unhideWhenUsed="1"/>
+    <w:lsdException w:name="Body Text Indent 2" w:semiHidden="1" w:unhideWhenUsed="1"/>
+    <w:lsdException w:name="Body Text Indent 3" w:semiHidden="1" w:unhideWhenUsed="1"/>
+    <w:lsdException w:name="Block Text" w:semiHidden="1" w:unhideWhenUsed="1"/>
+    <w:lsdException w:name="Hyperlink" w:semiHidden="1" w:unhideWhenUsed="1"/>
+    <w:lsdException w:name="FollowedHyperlink" w:semiHidden="1" w:unhideWhenUsed="1"/>
+    <w:lsdException w:name="Strong" w:uiPriority="22" w:qFormat="1"/>
+    <w:lsdException w:name="Emphasis" w:uiPriority="20" w:qFormat="1"/>
+    <w:lsdException w:name="Document Map" w:semiHidden="1" w:unhideWhenUsed="1"/>
+    <w:lsdException w:name="Plain Text" w:semiHidden="1" w:unhideWhenUsed="1"/>
+    <w:lsdException w:name="E-mail Signature" w:semiHidden="1" w:unhideWhenUsed="1"/>
+    <w:lsdException w:name="HTML Top of Form" w:semiHidden="1" w:unhideWhenUsed="1"/>
+    <w:lsdException w:name="HTML Bottom of Form" w:semiHidden="1" w:unhideWhenUsed="1"/>
+    <w:lsdException w:name="Normal (Web)" w:semiHidden="1" w:unhideWhenUsed="1"/>
+    <w:lsdException w:name="HTML Acronym" w:semiHidden="1" w:unhideWhenUsed="1"/>
+    <w:lsdException w:name="HTML Address" w:semiHidden="1" w:unhideWhenUsed="1"/>
+    <w:lsdException w:name="HTML Cite" w:semiHidden="1" w:unhideWhenUsed="1"/>
+    <w:lsdException w:name="HTML Code" w:semiHidden="1" w:unhideWhenUsed="1"/>
+    <w:lsdException w:name="HTML Definition" w:semiHidden="1" w:unhideWhenUsed="1"/>
+    <w:lsdException w:name="HTML Keyboard" w:semiHidden="1" w:unhideWhenUsed="1"/>
+    <w:lsdException w:name="HTML Preformatted" w:semiHidden="1" w:unhideWhenUsed="1"/>
+    <w:lsdException w:name="HTML Sample" w:semiHidden="1" w:unhideWhenUsed="1"/>
+    <w:lsdException w:name="HTML Typewriter" w:semiHidden="1" w:unhideWhenUsed="1"/>
+    <w:lsdException w:name="HTML Variable" w:semiHidden="1" w:unhideWhenUsed="1"/>
+    <w:lsdException w:name="Normal Table" w:semiHidden="1" w:unhideWhenUsed="1"/>
+    <w:lsdException w:name="annotation subject" w:semiHidden="1" w:unhideWhenUsed="1"/>
+    <w:lsdException w:name="No List" w:semiHidden="1" w:unhideWhenUsed="1"/>
+    <w:lsdException w:name="Outline List 1" w:semiHidden="1" w:unhideWhenUsed="1"/>
+    <w:lsdException w:name="Outline List 2" w:semiHidden="1" w:unhideWhenUsed="1"/>
+    <w:lsdException w:name="Outline List 3" w:semiHidden="1" w:unhideWhenUsed="1"/>
+    <w:lsdException w:name="Table Simple 1" w:semiHidden="1" w:unhideWhenUsed="1"/>
+    <w:lsdException w:name="Table Simple 2" w:semiHidden="1" w:unhideWhenUsed="1"/>
+    <w:lsdException w:name="Table Simple 3" w:semiHidden="1" w:unhideWhenUsed="1"/>
+    <w:lsdException w:name="Table Classic 1" w:semiHidden="1" w:unhideWhenUsed="1"/>
+    <w:lsdException w:name="Table Classic 2" w:semiHidden="1" w:unhideWhenUsed="1"/>
+    <w:lsdException w:name="Table Classic 3" w:semiHidden="1" w:unhideWhenUsed="1"/>
+    <w:lsdException w:name="Table Classic 4" w:semiHidden="1" w:unhideWhenUsed="1"/>
+    <w:lsdException w:name="Table Colorful 1" w:semiHidden="1" w:unhideWhenUsed="1"/>
+    <w:lsdException w:name="Table Colorful 2" w:semiHidden="1" w:unhideWhenUsed="1"/>
+    <w:lsdException w:name="Table Colorful 3" w:semiHidden="1" w:unhideWhenUsed="1"/>
+    <w:lsdException w:name="Table Columns 1" w:semiHidden="1" w:unhideWhenUsed="1"/>
+    <w:lsdException w:name="Table Columns 2" w:semiHidden="1" w:unhideWhenUsed="1"/>
+    <w:lsdException w:name="Table Columns 3" w:semiHidden="1" w:unhideWhenUsed="1"/>
+    <w:lsdException w:name="Table Columns 4" w:semiHidden="1" w:unhideWhenUsed="1"/>
+    <w:lsdException w:name="Table Columns 5" w:semiHidden="1" w:unhideWhenUsed="1"/>
+    <w:lsdException w:name="Table Grid 1" w:semiHidden="1" w:unhideWhenUsed="1"/>
+    <w:lsdException w:name="Table Grid 2" w:semiHidden="1" w:unhideWhenUsed="1"/>
+    <w:lsdException w:name="Table Grid 3" w:semiHidden="1" w:unhideWhenUsed="1"/>
+    <w:lsdException w:name="Table Grid 4" w:semiHidden="1" w:unhideWhenUsed="1"/>
+    <w:lsdException w:name="Table Grid 5" w:semiHidden="1" w:unhideWhenUsed="1"/>
+    <w:lsdException w:name="Table Grid 6" w:semiHidden="1" w:unhideWhenUsed="1"/>
+    <w:lsdException w:name="Table Grid 7" w:semiHidden="1" w:unhideWhenUsed="1"/>
+    <w:lsdException w:name="Table Grid 8" w:semiHidden="1" w:unhideWhenUsed="1"/>
+    <w:lsdException w:name="Table List 1" w:semiHidden="1" w:unhideWhenUsed="1"/>
+    <w:lsdException w:name="Table List 2" w:semiHidden="1" w:unhideWhenUsed="1"/>
+    <w:lsdException w:name="Table List 3" w:semiHidden="1" w:unhideWhenUsed="1"/>
+    <w:lsdException w:name="Table List 4" w:semiHidden="1" w:unhideWhenUsed="1"/>
+    <w:lsdException w:name="Table List 5" w:semiHidden="1" w:unhideWhenUsed="1"/>
+    <w:lsdException w:name="Table List 6" w:semiHidden="1" w:unhideWhenUsed="1"/>
+    <w:lsdException w:name="Table List 7" w:semiHidden="1" w:unhideWhenUsed="1"/>
+    <w:lsdException w:name="Table List 8" w:semiHidden="1" w:unhideWhenUsed="1"/>
+    <w:lsdException w:name="Table 3D effects 1" w:semiHidden="1" w:unhideWhenUsed="1"/>
+    <w:lsdException w:name="Table 3D effects 2" w:semiHidden="1" w:unhideWhenUsed="1"/>
+    <w:lsdException w:name="Table 3D effects 3" w:semiHidden="1" w:unhideWhenUsed="1"/>
+    <w:lsdException w:name="Table Contemporary" w:semiHidden="1" w:unhideWhenUsed="1"/>
+    <w:lsdException w:name="Table Elegant" w:semiHidden="1" w:unhideWhenUsed="1"/>
+    <w:lsdException w:name="Table Professional" w:semiHidden="1" w:unhideWhenUsed="1"/>
+    <w:lsdException w:name="Table Subtle 1" w:semiHidden="1" w:unhideWhenUsed="1"/>
+    <w:lsdException w:name="Table Subtle 2" w:semiHidden="1" w:unhideWhenUsed="1"/>
+    <w:lsdException w:name="Table Web 1" w:semiHidden="1" w:unhideWhenUsed="1"/>
+    <w:lsdException w:name="Table Web 2" w:semiHidden="1" w:unhideWhenUsed="1"/>
+    <w:lsdException w:name="Table Web 3" w:semiHidden="1" w:unhideWhenUsed="1"/>
+    <w:lsdException w:name="Balloon Text" w:semiHidden="1" w:unhideWhenUsed="1"/>
+    <w:lsdException w:name="Table Grid" w:uiPriority="39"/>
+    <w:lsdException w:name="Table Theme" w:semiHidden="1" w:unhideWhenUsed="1"/>
+    <w:lsdException w:name="Placeholder Text" w:semiHidden="1" w:unhideWhenUsed="1"/>
+    <w:lsdException w:name="No Spacing" w:semiHidden="1" w:unhideWhenUsed="1"/>
+    <w:lsdException w:name="Light Shading" w:uiPriority="60"/>
+    <w:lsdException w:name="Light List" w:uiPriority="61"/>
+    <w:lsdException w:name="Light Grid" w:uiPriority="62"/>
+    <w:lsdException w:name="Medium Shading 1" w:uiPriority="63"/>
+    <w:lsdException w:name="Medium Shading 2" w:uiPriority="64"/>
+    <w:lsdException w:name="Medium List 1" w:uiPriority="65"/>
+    <w:lsdException w:name="Medium List 2" w:uiPriority="66"/>
+    <w:lsdException w:name="Medium Grid 1" w:uiPriority="67"/>
+    <w:lsdException w:name="Medium Grid 2" w:uiPriority="68"/>
+    <w:lsdException w:name="Medium Grid 3" w:uiPriority="69"/>
+    <w:lsdException w:name="Dark List" w:uiPriority="70"/>
+    <w:lsdException w:name="Colorful Shading" w:uiPriority="71"/>
+    <w:lsdException w:name="Colorful List" w:uiPriority="72"/>
+    <w:lsdException w:name="Colorful Grid" w:uiPriority="73"/>
+    <w:lsdException w:name="Light Shading Accent 1" w:uiPriority="60"/>
+    <w:lsdException w:name="Light List Accent 1" w:uiPriority="61"/>
+    <w:lsdException w:name="Light Grid Accent 1" w:uiPriority="62"/>
+    <w:lsdException w:name="Medium Shading 1 Accent 1" w:uiPriority="63"/>
+    <w:lsdException w:name="Medium Shading 2 Accent 1" w:uiPriority="64"/>
+    <w:lsdException w:name="Medium List 1 Accent 1" w:uiPriority="65"/>
+    <w:lsdException w:name="Revision" w:semiHidden="1" w:unhideWhenUsed="1"/>
+    <w:lsdException w:name="List Paragraph" w:uiPriority="34" w:qFormat="1"/>
+    <w:lsdException w:name="Quote" w:semiHidden="1" w:unhideWhenUsed="1"/>
+    <w:lsdException w:name="Intense Quote" w:semiHidden="1" w:unhideWhenUsed="1"/>
+    <w:lsdException w:name="Medium List 2 Accent 1" w:uiPriority="66"/>
+    <w:lsdException w:name="Medium Grid 1 Accent 1" w:uiPriority="67"/>
+    <w:lsdException w:name="Medium Grid 2 Accent 1" w:uiPriority="68"/>
+    <w:lsdException w:name="Medium Grid 3 Accent 1" w:uiPriority="69"/>
+    <w:lsdException w:name="Dark List Accent 1" w:uiPriority="70"/>
+    <w:lsdException w:name="Colorful Shading Accent 1" w:uiPriority="71"/>
+    <w:lsdException w:name="Colorful List Accent 1" w:uiPriority="72"/>
+    <w:lsdException w:name="Colorful Grid Accent 1" w:uiPriority="73"/>
+    <w:lsdException w:name="Light Shading Accent 2" w:uiPriority="60"/>
+    <w:lsdException w:name="Light List Accent 2" w:uiPriority="61"/>
+    <w:lsdException w:name="Light Grid Accent 2" w:uiPriority="62"/>
+    <w:lsdException w:name="Medium Shading 1 Accent 2" w:uiPriority="63"/>
+    <w:lsdException w:name="Medium Shading 2 Accent 2" w:uiPriority="64"/>
+    <w:lsdException w:name="Medium List 1 Accent 2" w:uiPriority="65"/>
+    <w:lsdException w:name="Medium List 2 Accent 2" w:uiPriority="66"/>
+    <w:lsdException w:name="Medium Grid 1 Accent 2" w:uiPriority="67"/>
+    <w:lsdException w:name="Medium Grid 2 Accent 2" w:uiPriority="68"/>
+    <w:lsdException w:name="Medium Grid 3 Accent 2" w:uiPriority="69"/>
+    <w:lsdException w:name="Dark List Accent 2" w:uiPriority="70"/>
+    <w:lsdException w:name="Colorful Shading Accent 2" w:uiPriority="71"/>
+    <w:lsdException w:name="Colorful List Accent 2" w:uiPriority="72"/>
+    <w:lsdException w:name="Colorful Grid Accent 2" w:uiPriority="73"/>
+    <w:lsdException w:name="Light Shading Accent 3" w:uiPriority="60"/>
+    <w:lsdException w:name="Light List Accent 3" w:uiPriority="61"/>
+    <w:lsdException w:name="Light Grid Accent 3" w:uiPriority="62"/>
+    <w:lsdException w:name="Medium Shading 1 Accent 3" w:uiPriority="63"/>
+    <w:lsdException w:name="Medium Shading 2 Accent 3" w:uiPriority="64"/>
+    <w:lsdException w:name="Medium List 1 Accent 3" w:uiPriority="65"/>
+    <w:lsdException w:name="Medium List 2 Accent 3" w:uiPriority="66"/>
+    <w:lsdException w:name="Medium Grid 1 Accent 3" w:uiPriority="67"/>
+    <w:lsdException w:name="Medium Grid 2 Accent 3" w:uiPriority="68"/>
+    <w:lsdException w:name="Medium Grid 3 Accent 3" w:uiPriority="69"/>
+    <w:lsdException w:name="Dark List Accent 3" w:uiPriority="70"/>
+    <w:lsdException w:name="Colorful Shading Accent 3" w:uiPriority="71"/>
+    <w:lsdException w:name="Colorful List Accent 3" w:uiPriority="72"/>
+    <w:lsdException w:name="Colorful Grid Accent 3" w:uiPriority="73"/>
+    <w:lsdException w:name="Light Shading Accent 4" w:uiPriority="60"/>
+    <w:lsdException w:name="Light List Accent 4" w:uiPriority="61"/>
+    <w:lsdException w:name="Light Grid Accent 4" w:uiPriority="62"/>
+    <w:lsdException w:name="Medium Shading 1 Accent 4" w:uiPriority="63"/>
+    <w:lsdException w:name="Medium Shading 2 Accent 4" w:uiPriority="64"/>
+    <w:lsdException w:name="Medium List 1 Accent 4" w:uiPriority="65"/>
+    <w:lsdException w:name="Medium List 2 Accent 4" w:uiPriority="66"/>
+    <w:lsdException w:name="Medium Grid 1 Accent 4" w:uiPriority="67"/>
+    <w:lsdException w:name="Medium Grid 2 Accent 4" w:uiPriority="68"/>
+    <w:lsdException w:name="Medium Grid 3 Accent 4" w:uiPriority="69"/>
+    <w:lsdException w:name="Dark List Accent 4" w:uiPriority="70"/>
+    <w:lsdException w:name="Colorful Shading Accent 4" w:uiPriority="71"/>
+    <w:lsdException w:name="Colorful List Accent 4" w:uiPriority="72"/>
+    <w:lsdException w:name="Colorful Grid Accent 4" w:uiPriority="73"/>
+    <w:lsdException w:name="Light Shading Accent 5" w:uiPriority="60"/>
+    <w:lsdException w:name="Light List Accent 5" w:uiPriority="61"/>
+    <w:lsdException w:name="Light Grid Accent 5" w:uiPriority="62"/>
+    <w:lsdException w:name="Medium Shading 1 Accent 5" w:uiPriority="63"/>
+    <w:lsdException w:name="Medium Shading 2 Accent 5" w:uiPriority="64"/>
+    <w:lsdException w:name="Medium List 1 Accent 5" w:uiPriority="65"/>
+    <w:lsdException w:name="Medium List 2 Accent 5" w:uiPriority="66"/>
+    <w:lsdException w:name="Medium Grid 1 Accent 5" w:uiPriority="67"/>
+    <w:lsdException w:name="Medium Grid 2 Accent 5" w:uiPriority="68"/>
+    <w:lsdException w:name="Medium Grid 3 Accent 5" w:uiPriority="69"/>
+    <w:lsdException w:name="Dark List Accent 5" w:uiPriority="70"/>
+    <w:lsdException w:name="Colorful Shading Accent 5" w:uiPriority="71"/>
+    <w:lsdException w:name="Colorful List Accent 5" w:uiPriority="72"/>
+    <w:lsdException w:name="Colorful Grid Accent 5" w:uiPriority="73"/>
+    <w:lsdException w:name="Light Shading Accent 6" w:uiPriority="60"/>
+    <w:lsdException w:name="Light List Accent 6" w:uiPriority="61"/>
+    <w:lsdException w:name="Light Grid Accent 6" w:uiPriority="62"/>
+    <w:lsdException w:name="Medium Shading 1 Accent 6" w:uiPriority="63"/>
+    <w:lsdException w:name="Medium Shading 2 Accent 6" w:uiPriority="64"/>
+    <w:lsdException w:name="Medium List 1 Accent 6" w:uiPriority="65"/>
+    <w:lsdException w:name="Medium List 2 Accent 6" w:uiPriority="66"/>
+    <w:lsdException w:name="Medium Grid 1 Accent 6" w:uiPriority="67"/>
+    <w:lsdException w:name="Medium Grid 2 Accent 6" w:uiPriority="68"/>
+    <w:lsdException w:name="Medium Grid 3 Accent 6" w:uiPriority="69"/>
+    <w:lsdException w:name="Dark List Accent 6" w:uiPriority="70"/>
+    <w:lsdException w:name="Colorful Shading Accent 6" w:uiPriority="71"/>
+    <w:lsdException w:name="Colorful List Accent 6" w:uiPriority="72"/>
+    <w:lsdException w:name="Colorful Grid Accent 6" w:uiPriority="73"/>
+    <w:lsdException w:name="Subtle Emphasis" w:uiPriority="19" w:qFormat="1"/>
+    <w:lsdException w:name="Intense Emphasis" w:uiPriority="21" w:qFormat="1"/>
+    <w:lsdException w:name="Subtle Reference" w:uiPriority="31" w:qFormat="1"/>
+    <w:lsdException w:name="Intense Reference" w:uiPriority="32" w:qFormat="1"/>
+    <w:lsdException w:name="Book Title" w:uiPriority="33" w:qFormat="1"/>
+    <w:lsdException w:name="Bibliography" w:semiHidden="1" w:uiPriority="37" w:unhideWhenUsed="1"/>
+    <w:lsdException w:name="TOC Heading" w:semiHidden="1" w:uiPriority="39" w:unhideWhenUsed="1" w:qFormat="1"/>
+    <w:lsdException w:name="Plain Table 1" w:uiPriority="41"/>
+    <w:lsdException w:name="Plain Table 2" w:uiPriority="42"/>
+    <w:lsdException w:name="Plain Table 3" w:uiPriority="43"/>
+    <w:lsdException w:name="Plain Table 4" w:uiPriority="44"/>
+    <w:lsdException w:name="Plain Table 5" w:uiPriority="45"/>
+    <w:lsdException w:name="Grid Table Light" w:uiPriority="40"/>
+    <w:lsdException w:name="Grid Table 1 Light" w:uiPriority="46"/>
+    <w:lsdException w:name="Grid Table 2" w:uiPriority="47"/>
+    <w:lsdException w:name="Grid Table 3" w:uiPriority="48"/>
+    <w:lsdException w:name="Grid Table 4" w:uiPriority="49"/>
+    <w:lsdException w:name="Grid Table 5 Dark" w:uiPriority="50"/>
+    <w:lsdException w:name="Grid Table 6 Colorful" w:uiPriority="51"/>
+    <w:lsdException w:name="Grid Table 7 Colorful" w:uiPriority="52"/>
+    <w:lsdException w:name="Grid Table 1 Light Accent 1" w:uiPriority="46"/>
+    <w:lsdException w:name="Grid Table 2 Accent 1" w:uiPriority="47"/>
+    <w:lsdException w:name="Grid Table 3 Accent 1" w:uiPriority="48"/>
+    <w:lsdException w:name="Grid Table 4 Accent 1" w:uiPriority="49"/>
+    <w:lsdException w:name="Grid Table 5 Dark Accent 1" w:uiPriority="50"/>
+    <w:lsdException w:name="Grid Table 6 Colorful Accent 1" w:uiPriority="51"/>
+    <w:lsdException w:name="Grid Table 7 Colorful Accent 1" w:uiPriority="52"/>
+    <w:lsdException w:name="Grid Table 1 Light Accent 2" w:uiPriority="46"/>
+    <w:lsdException w:name="Grid Table 2 Accent 2" w:uiPriority="47"/>
+    <w:lsdException w:name="Grid Table 3 Accent 2" w:uiPriority="48"/>
+    <w:lsdException w:name="Grid Table 4 Accent 2" w:uiPriority="49"/>
+    <w:lsdException w:name="Grid Table 5 Dark Accent 2" w:uiPriority="50"/>
+    <w:lsdException w:name="Grid Table 6 Colorful Accent 2" w:uiPriority="51"/>
+    <w:lsdException w:name="Grid Table 7 Colorful Accent 2" w:uiPriority="52"/>
+    <w:lsdException w:name="Grid Table 1 Light Accent 3" w:uiPriority="46"/>
+    <w:lsdException w:name="Grid Table 2 Accent 3" w:uiPriority="47"/>
+    <w:lsdException w:name="Grid Table 3 Accent 3" w:uiPriority="48"/>
+    <w:lsdException w:name="Grid Table 4 Accent 3" w:uiPriority="49"/>
+    <w:lsdException w:name="Grid Table 5 Dark Accent 3" w:uiPriority="50"/>
+    <w:lsdException w:name="Grid Table 6 Colorful Accent 3" w:uiPriority="51"/>
+    <w:lsdException w:name="Grid Table 7 Colorful Accent 3" w:uiPriority="52"/>
+    <w:lsdException w:name="Grid Table 1 Light Accent 4" w:uiPriority="46"/>
+    <w:lsdException w:name="Grid Table 2 Accent 4" w:uiPriority="47"/>
+    <w:lsdException w:name="Grid Table 3 Accent 4" w:uiPriority="48"/>
+    <w:lsdException w:name="Grid Table 4 Accent 4" w:uiPriority="49"/>
+    <w:lsdException w:name="Grid Table 5 Dark Accent 4" w:uiPriority="50"/>
+    <w:lsdException w:name="Grid Table 6 Colorful Accent 4" w:uiPriority="51"/>
+    <w:lsdException w:name="Grid Table 7 Colorful Accent 4" w:uiPriority="52"/>
+    <w:lsdException w:name="Grid Table 1 Light Accent 5" w:uiPriority="46"/>
+    <w:lsdException w:name="Grid Table 2 Accent 5" w:uiPriority="47"/>
+    <w:lsdException w:name="Grid Table 3 Accent 5" w:uiPriority="48"/>
+    <w:lsdException w:name="Grid Table 4 Accent 5" w:uiPriority="49"/>
+    <w:lsdException w:name="Grid Table 5 Dark Accent 5" w:uiPriority="50"/>
+    <w:lsdException w:name="Grid Table 6 Colorful Accent 5" w:uiPriority="51"/>
+    <w:lsdException w:name="Grid Table 7 Colorful Accent 5" w:uiPriority="52"/>
+    <w:lsdException w:name="Grid Table 1 Light Accent 6" w:uiPriority="46"/>
+    <w:lsdException w:name="Grid Table 2 Accent 6" w:uiPriority="47"/>
+    <w:lsdException w:name="Grid Table 3 Accent 6" w:uiPriority="48"/>
+    <w:lsdException w:name="Grid Table 4 Accent 6" w:uiPriority="49"/>
+    <w:lsdException w:name="Grid Table 5 Dark Accent 6" w:uiPriority="50"/>
+    <w:lsdException w:name="Grid Table 6 Colorful Accent 6" w:uiPriority="51"/>
+    <w:lsdException w:name="Grid Table 7 Colorful Accent 6" w:uiPriority="52"/>
+    <w:lsdException w:name="List Table 1 Light" w:uiPriority="46"/>
+    <w:lsdException w:name="List Table 2" w:uiPriority="47"/>
+    <w:lsdException w:name="List Table 3" w:uiPriority="48"/>
+    <w:lsdException w:name="List Table 4" w:uiPriority="49"/>
+    <w:lsdException w:name="List Table 5 Dark" w:uiPriority="50"/>
+    <w:lsdException w:name="List Table 6 Colorful" w:uiPriority="51"/>
+    <w:lsdException w:name="List Table 7 Colorful" w:uiPriority="52"/>
+    <w:lsdException w:name="List Table 1 Light Accent 1" w:uiPriority="46"/>
+    <w:lsdException w:name="List Table 2 Accent 1" w:uiPriority="47"/>
+    <w:lsdException w:name="List Table 3 Accent 1" w:uiPriority="48"/>
+    <w:lsdException w:name="List Table 4 Accent 1" w:uiPriority="49"/>
+    <w:lsdException w:name="List Table 5 Dark Accent 1" w:uiPriority="50"/>
+    <w:lsdException w:name="List Table 6 Colorful Accent 1" w:uiPriority="51"/>
+    <w:lsdException w:name="List Table 7 Colorful Accent 1" w:uiPriority="52"/>
+    <w:lsdException w:name="List Table 1 Light Accent 2" w:uiPriority="46"/>
+    <w:lsdException w:name="List Table 2 Accent 2" w:uiPriority="47"/>
+    <w:lsdException w:name="List Table 3 Accent 2" w:uiPriority="48"/>
+    <w:lsdException w:name="List Table 4 Accent 2" w:uiPriority="49"/>
+    <w:lsdException w:name="List Table 5 Dark Accent 2" w:uiPriority="50"/>
+    <w:lsdException w:name="List Table 6 Colorful Accent 2" w:uiPriority="51"/>
+    <w:lsdException w:name="List Table 7 Colorful Accent 2" w:uiPriority="52"/>
+    <w:lsdException w:name="List Table 1 Light Accent 3" w:uiPriority="46"/>
+    <w:lsdException w:name="List Table 2 Accent 3" w:uiPriority="47"/>
+    <w:lsdException w:name="List Table 3 Accent 3" w:uiPriority="48"/>
+    <w:lsdException w:name="List Table 4 Accent 3" w:uiPriority="49"/>
+    <w:lsdException w:name="List Table 5 Dark Accent 3" w:uiPriority="50"/>
+    <w:lsdException w:name="List Table 6 Colorful Accent 3" w:uiPriority="51"/>
+    <w:lsdException w:name="List Table 7 Colorful Accent 3" w:uiPriority="52"/>
+    <w:lsdException w:name="List Table 1 Light Accent 4" w:uiPriority="46"/>
+    <w:lsdException w:name="List Table 2 Accent 4" w:uiPriority="47"/>
+    <w:lsdException w:name="List Table 3 Accent 4" w:uiPriority="48"/>
+    <w:lsdException w:name="List Table 4 Accent 4" w:uiPriority="49"/>
+    <w:lsdException w:name="List Table 5 Dark Accent 4" w:uiPriority="50"/>
+    <w:lsdException w:name="List Table 6 Colorful Accent 4" w:uiPriority="51"/>
+    <w:lsdException w:name="List Table 7 Colorful Accent 4" w:uiPriority="52"/>
+    <w:lsdException w:name="List Table 1 Light Accent 5" w:uiPriority="46"/>
+    <w:lsdException w:name="List Table 2 Accent 5" w:uiPriority="47"/>
+    <w:lsdException w:name="List Table 3 Accent 5" w:uiPriority="48"/>
+    <w:lsdException w:name="List Table 4 Accent 5" w:uiPriority="49"/>
+    <w:lsdException w:name="List Table 5 Dark Accent 5" w:uiPriority="50"/>
+    <w:lsdException w:name="List Table 6 Colorful Accent 5" w:uiPriority="51"/>
+    <w:lsdException w:name="List Table 7 Colorful Accent 5" w:uiPriority="52"/>
+    <w:lsdException w:name="List Table 1 Light Accent 6" w:uiPriority="46"/>
+    <w:lsdException w:name="List Table 2 Accent 6" w:uiPriority="47"/>
+    <w:lsdException w:name="List Table 3 Accent 6" w:uiPriority="48"/>
+    <w:lsdException w:name="List Table 4 Accent 6" w:uiPriority="49"/>
+    <w:lsdException w:name="List Table 5 Dark Accent 6" w:uiPriority="50"/>
+    <w:lsdException w:name="List Table 6 Colorful Accent 6" w:uiPriority="51"/>
+    <w:lsdException w:name="List Table 7 Colorful Accent 6" w:uiPriority="52"/>
+    <w:lsdException w:name="Mention" w:semiHidden="1" w:unhideWhenUsed="1"/>
+    <w:lsdException w:name="Smart Hyperlink" w:semiHidden="1" w:unhideWhenUsed="1"/>
+    <w:lsdException w:name="Hashtag" w:semiHidden="1" w:unhideWhenUsed="1"/>
+    <w:lsdException w:name="Unresolved Mention" w:semiHidden="1" w:unhideWhenUsed="1"/>
+    <w:lsdException w:name="Smart Link" w:semiHidden="1" w:unhideWhenUsed="1"/>
   </w:latentStyles>
-  <w:style w:type="paragraph" w:default="1" w:styleId="1">
+  <w:style w:type="paragraph" w:default="1" w:styleId="a">
     <w:name w:val="Normal"/>
     <w:qFormat/>
-    <w:uiPriority w:val="0"/>
     <w:pPr>
       <w:widowControl w:val="0"/>
       <w:jc w:val="both"/>
     </w:pPr>
     <w:rPr>
-      <w:rFonts w:asciiTheme="minorHAnsi" w:hAnsiTheme="minorHAnsi" w:eastAsiaTheme="minorEastAsia" w:cstheme="minorBidi"/>
       <w:kern w:val="2"/>
       <w:sz w:val="21"/>
       <w:szCs w:val="22"/>
-      <w:lang w:val="en-US" w:eastAsia="zh-CN" w:bidi="ar-SA"/>
+      <w:lang w:val="en-US"/>
     </w:rPr>
   </w:style>
-  <w:style w:type="paragraph" w:styleId="2">
+  <w:style w:type="paragraph" w:styleId="1">
     <w:name w:val="heading 1"/>
-    <w:basedOn w:val="1"/>
-    <w:next w:val="1"/>
-    <w:link w:val="13"/>
+    <w:basedOn w:val="a"/>
+    <w:next w:val="a"/>
+    <w:link w:val="10"/>
+    <w:uiPriority w:val="9"/>
     <w:qFormat/>
-    <w:uiPriority w:val="9"/>
     <w:pPr>
       <w:keepNext/>
       <w:keepLines/>
@@ -2297,14 +4061,14 @@
       <w:szCs w:val="44"/>
     </w:rPr>
   </w:style>
-  <w:style w:type="paragraph" w:styleId="3">
+  <w:style w:type="paragraph" w:styleId="2">
     <w:name w:val="heading 2"/>
-    <w:basedOn w:val="1"/>
-    <w:next w:val="1"/>
-    <w:link w:val="9"/>
+    <w:basedOn w:val="a"/>
+    <w:next w:val="a"/>
+    <w:link w:val="20"/>
+    <w:uiPriority w:val="9"/>
     <w:unhideWhenUsed/>
     <w:qFormat/>
-    <w:uiPriority w:val="9"/>
     <w:pPr>
       <w:keepNext/>
       <w:keepLines/>
@@ -2312,25 +4076,26 @@
       <w:outlineLvl w:val="1"/>
     </w:pPr>
     <w:rPr>
-      <w:rFonts w:asciiTheme="majorHAnsi" w:hAnsiTheme="majorHAnsi" w:eastAsiaTheme="majorEastAsia" w:cstheme="majorBidi"/>
+      <w:rFonts w:asciiTheme="majorHAnsi" w:eastAsiaTheme="majorEastAsia" w:hAnsiTheme="majorHAnsi" w:cstheme="majorBidi"/>
       <w:b/>
       <w:bCs/>
       <w:sz w:val="32"/>
       <w:szCs w:val="32"/>
     </w:rPr>
   </w:style>
-  <w:style w:type="character" w:default="1" w:styleId="8">
+  <w:style w:type="character" w:default="1" w:styleId="a0">
     <w:name w:val="Default Paragraph Font"/>
+    <w:uiPriority w:val="1"/>
     <w:semiHidden/>
     <w:unhideWhenUsed/>
-    <w:uiPriority w:val="1"/>
   </w:style>
-  <w:style w:type="table" w:default="1" w:styleId="7">
+  <w:style w:type="table" w:default="1" w:styleId="a1">
     <w:name w:val="Normal Table"/>
+    <w:uiPriority w:val="99"/>
     <w:semiHidden/>
     <w:unhideWhenUsed/>
-    <w:uiPriority w:val="99"/>
     <w:tblPr>
+      <w:tblInd w:w="0" w:type="dxa"/>
       <w:tblCellMar>
         <w:top w:w="0" w:type="dxa"/>
         <w:left w:w="108" w:type="dxa"/>
@@ -2339,24 +4104,30 @@
       </w:tblCellMar>
     </w:tblPr>
   </w:style>
-  <w:style w:type="paragraph" w:styleId="4">
-    <w:name w:val="Balloon Text"/>
-    <w:basedOn w:val="1"/>
-    <w:link w:val="14"/>
+  <w:style w:type="numbering" w:default="1" w:styleId="a2">
+    <w:name w:val="No List"/>
+    <w:uiPriority w:val="99"/>
     <w:semiHidden/>
     <w:unhideWhenUsed/>
+  </w:style>
+  <w:style w:type="paragraph" w:styleId="a3">
+    <w:name w:val="Balloon Text"/>
+    <w:basedOn w:val="a"/>
+    <w:link w:val="a4"/>
     <w:uiPriority w:val="99"/>
+    <w:semiHidden/>
+    <w:unhideWhenUsed/>
     <w:rPr>
       <w:sz w:val="18"/>
       <w:szCs w:val="18"/>
     </w:rPr>
   </w:style>
-  <w:style w:type="paragraph" w:styleId="5">
+  <w:style w:type="paragraph" w:styleId="a5">
     <w:name w:val="footer"/>
-    <w:basedOn w:val="1"/>
-    <w:link w:val="10"/>
+    <w:basedOn w:val="a"/>
+    <w:link w:val="a6"/>
+    <w:uiPriority w:val="99"/>
     <w:unhideWhenUsed/>
-    <w:uiPriority w:val="99"/>
     <w:pPr>
       <w:tabs>
         <w:tab w:val="center" w:pos="4153"/>
@@ -2370,15 +4141,15 @@
       <w:szCs w:val="18"/>
     </w:rPr>
   </w:style>
-  <w:style w:type="paragraph" w:styleId="6">
+  <w:style w:type="paragraph" w:styleId="a7">
     <w:name w:val="header"/>
-    <w:basedOn w:val="1"/>
-    <w:link w:val="11"/>
+    <w:basedOn w:val="a"/>
+    <w:link w:val="a8"/>
+    <w:uiPriority w:val="99"/>
     <w:unhideWhenUsed/>
-    <w:uiPriority w:val="99"/>
     <w:pPr>
       <w:pBdr>
-        <w:bottom w:val="single" w:color="auto" w:sz="6" w:space="1"/>
+        <w:bottom w:val="single" w:sz="6" w:space="1" w:color="auto"/>
       </w:pBdr>
       <w:tabs>
         <w:tab w:val="center" w:pos="4153"/>
@@ -2392,52 +4163,52 @@
       <w:szCs w:val="18"/>
     </w:rPr>
   </w:style>
-  <w:style w:type="character" w:customStyle="1" w:styleId="9">
+  <w:style w:type="character" w:customStyle="1" w:styleId="20">
     <w:name w:val="标题 2 字符"/>
-    <w:basedOn w:val="8"/>
-    <w:link w:val="3"/>
+    <w:basedOn w:val="a0"/>
+    <w:link w:val="2"/>
     <w:uiPriority w:val="9"/>
     <w:rPr>
-      <w:rFonts w:asciiTheme="majorHAnsi" w:hAnsiTheme="majorHAnsi" w:eastAsiaTheme="majorEastAsia" w:cstheme="majorBidi"/>
+      <w:rFonts w:asciiTheme="majorHAnsi" w:eastAsiaTheme="majorEastAsia" w:hAnsiTheme="majorHAnsi" w:cstheme="majorBidi"/>
       <w:b/>
       <w:bCs/>
       <w:sz w:val="32"/>
       <w:szCs w:val="32"/>
     </w:rPr>
   </w:style>
-  <w:style w:type="character" w:customStyle="1" w:styleId="10">
+  <w:style w:type="character" w:customStyle="1" w:styleId="a6">
     <w:name w:val="页脚 字符"/>
-    <w:basedOn w:val="8"/>
-    <w:link w:val="5"/>
+    <w:basedOn w:val="a0"/>
+    <w:link w:val="a5"/>
     <w:uiPriority w:val="99"/>
     <w:rPr>
       <w:sz w:val="18"/>
       <w:szCs w:val="18"/>
     </w:rPr>
   </w:style>
-  <w:style w:type="character" w:customStyle="1" w:styleId="11">
+  <w:style w:type="character" w:customStyle="1" w:styleId="a8">
     <w:name w:val="页眉 字符"/>
-    <w:basedOn w:val="8"/>
-    <w:link w:val="6"/>
+    <w:basedOn w:val="a0"/>
+    <w:link w:val="a7"/>
     <w:uiPriority w:val="99"/>
     <w:rPr>
       <w:sz w:val="18"/>
       <w:szCs w:val="18"/>
     </w:rPr>
   </w:style>
-  <w:style w:type="paragraph" w:styleId="12">
+  <w:style w:type="paragraph" w:styleId="a9">
     <w:name w:val="List Paragraph"/>
-    <w:basedOn w:val="1"/>
+    <w:basedOn w:val="a"/>
+    <w:uiPriority w:val="34"/>
     <w:qFormat/>
-    <w:uiPriority w:val="34"/>
     <w:pPr>
-      <w:ind w:firstLine="420" w:firstLineChars="200"/>
+      <w:ind w:firstLineChars="200" w:firstLine="420"/>
     </w:pPr>
   </w:style>
-  <w:style w:type="character" w:customStyle="1" w:styleId="13">
+  <w:style w:type="character" w:customStyle="1" w:styleId="10">
     <w:name w:val="标题 1 字符"/>
-    <w:basedOn w:val="8"/>
-    <w:link w:val="2"/>
+    <w:basedOn w:val="a0"/>
+    <w:link w:val="1"/>
     <w:uiPriority w:val="9"/>
     <w:rPr>
       <w:b/>
@@ -2447,12 +4218,12 @@
       <w:szCs w:val="44"/>
     </w:rPr>
   </w:style>
-  <w:style w:type="character" w:customStyle="1" w:styleId="14">
+  <w:style w:type="character" w:customStyle="1" w:styleId="a4">
     <w:name w:val="批注框文本 字符"/>
-    <w:basedOn w:val="8"/>
-    <w:link w:val="4"/>
+    <w:basedOn w:val="a0"/>
+    <w:link w:val="a3"/>
+    <w:uiPriority w:val="99"/>
     <w:semiHidden/>
-    <w:uiPriority w:val="99"/>
     <w:rPr>
       <w:sz w:val="18"/>
       <w:szCs w:val="18"/>
@@ -2713,5 +4484,6 @@
     </a:fmtScheme>
   </a:themeElements>
   <a:objectDefaults/>
+  <a:extraClrSchemeLst/>
 </a:theme>
 </file>
--- a/report/technical-document-contest-brief.docx
+++ b/report/technical-document-contest-brief.docx
@@ -45,7 +45,7 @@
           <w:color w:val="606060"/>
           <w:sz w:val="18"/>
         </w:rPr>
-        <w:t xml:space="preserve"> · Vivado / Vitis 2025.2.1 · RK-ZYNQ7020-F 开发板 · 位流与固件已写入板载 32 MB QSPI NOR，断电自启成立</w:t>
+        <w:t xml:space="preserve"> · Vivado / Vitis 2025.2.1 · RK-ZYNQ7020-F 开发板 · 位流与固件已写入板载 32 MB QSPI NOR 并逐字节回读一致；断电冷上电那一次串口出字已由使用者现场确认，屏上那一眼与串口文本留档还欠着</w:t>
       </w:r>
     </w:p>
     <w:p>
@@ -75,7 +75,7 @@
           <w:b w:val="0"/>
           <w:sz w:val="21"/>
         </w:rPr>
-        <w:t>系统以一块 Zynq-7020 SoC 为核心，把千兆网口推进来的 512×300 RGB565 视频流在可编程逻辑里完成协议解析、 DDR 乒乓缓存、几何变换与算法处理，最终经 TMDS 直接驱动 1024×600 HDMI 屏，链路上没有任何逐像素的软件参与。几何由逆映射加双线性插值实现，0.25–2.00 倍八档缩放与 ±1° 旋转任意组合；六级效果链由九位控制字逐位开关，任意组合下整链延迟恒为 15 拍；显示侧按一条运行时可调的竖缝，把同一帧的原图与处理图逐列混合，屏上直接对照算法效果。另有 SD 卡裸帧与 PL 自绘图卡两路备源，链路静默或拔卡时自动回落，不需要复位。</w:t>
+        <w:t>系统以一块 Zynq-7020 SoC 为核心，把千兆网口推进来的 512×300 RGB565 视频流在可编程逻辑里完成协议解析、 DDR 乒乓缓存、几何变换与算法处理，最终经 TMDS 直接驱动 1024×600 HDMI 屏，链路上没有任何逐像素的软件参与。几何由逆映射加双线性插值实现，0.25–2.00 倍八档缩放与 0–359°（步进 1°）的任意角旋转组合；六级效果链由九位控制字逐位开关，任意组合下整链延迟恒为 15 拍；显示侧按一条运行时可调的竖缝，把同一帧的原图与处理图逐列混合，屏上直接对照算法效果。另有 SD 卡裸帧与 PL 自绘图卡两路备源，链路静默或拔卡时自动回落，不需要复位。</w:t>
       </w:r>
     </w:p>
     <w:p>
@@ -613,7 +613,7 @@
                 <w:b w:val="0"/>
                 <w:sz w:val="17"/>
               </w:rPr>
-              <w:t>0.25–2.00 倍八档 + 呼吸 + Fit，±1° 旋转</w:t>
+              <w:t>0.25–2.00 倍八档 + 呼吸 + Fit，0–359° 旋转、步进 1°</w:t>
             </w:r>
           </w:p>
         </w:tc>
@@ -951,7 +951,7 @@
                 <w:b w:val="0"/>
                 <w:sz w:val="17"/>
               </w:rPr>
-              <w:t>断电自启整条成立</w:t>
+              <w:t>冷上电那一次串口出字（使用者现场确认）；屏上画面与串口文本留档欠</w:t>
             </w:r>
           </w:p>
         </w:tc>
@@ -1064,7 +1064,7 @@
           <w:b w:val="0"/>
           <w:sz w:val="21"/>
         </w:rPr>
-        <w:t>：丢帧、坏帧、帧间隔、结温与几何参数由 PL 计数并叠在屏上，串口与 JTAG 同源可读，链路判断不依赖肉眼。</w:t>
+        <w:t>：丢帧、坏帧、帧间隔由 PL 自己计数，几何参数与结温也在芯片里成数；这些数走串口与 JTAG/xsdb 两条路读回，与屏上那一组状态同源——链路判断不依赖肉眼，也不靠把计数叠进画面。</w:t>
       </w:r>
     </w:p>
     <w:p>
@@ -1123,7 +1123,23 @@
           <w:b w:val="0"/>
           <w:sz w:val="21"/>
         </w:rPr>
-        <w:t>板级 105 条串口命令回归耗时 98.2 s 全过，跑完回到初态；36 行人眼验收逐条给出。</w:t>
+        <w:t>板级 105 条串口命令回归耗时 98.2 s 全过、跑完回到初态（</w:t>
+      </w:r>
+      <w:r>
+        <w:rPr>
+          <w:rFonts w:ascii="Times New Roman" w:hAnsi="Times New Roman" w:eastAsia="黑体"/>
+          <w:b/>
+          <w:sz w:val="21"/>
+        </w:rPr>
+        <w:t>上一版那一次</w:t>
+      </w:r>
+      <w:r>
+        <w:rPr>
+          <w:rFonts w:ascii="Times New Roman" w:hAnsi="Times New Roman" w:eastAsia="宋体"/>
+          <w:b w:val="0"/>
+          <w:sz w:val="21"/>
+        </w:rPr>
+        <w:t>；本版还没重跑）；36 行人眼验收逐条给出。</w:t>
       </w:r>
     </w:p>
     <w:p>
@@ -1431,25 +1447,7 @@
                 <w:color w:val="8A4B00"/>
                 <w:sz w:val="21"/>
               </w:rPr>
-              <w:t>（收包/坏帧/重复帧/帧间隔）、</w:t>
-            </w:r>
-            <w:r>
-              <w:rPr>
-                <w:rFonts w:ascii="Consolas" w:hAnsi="Consolas" w:eastAsia="宋体"/>
-                <w:b w:val="0"/>
-                <w:color w:val="8A4B00"/>
-                <w:sz w:val="19"/>
-              </w:rPr>
-              <w:t>lane23</w:t>
-            </w:r>
-            <w:r>
-              <w:rPr>
-                <w:rFonts w:ascii="Times New Roman" w:hAnsi="Times New Roman" w:eastAsia="黑体"/>
-                <w:b w:val="0"/>
-                <w:color w:val="8A4B00"/>
-                <w:sz w:val="21"/>
-              </w:rPr>
-              <w:t xml:space="preserve"> 回读（当前倍率与来源）</w:t>
+              <w:t xml:space="preserve"> 那一行（当前状态元组：片源、缩放、效果位、阈值、几何字）、</w:t>
             </w:r>
           </w:p>
           <w:p>
@@ -1459,12 +1457,75 @@
             </w:pPr>
             <w:r>
               <w:rPr>
+                <w:rFonts w:ascii="Consolas" w:hAnsi="Consolas" w:eastAsia="宋体"/>
+                <w:b w:val="0"/>
+                <w:color w:val="705020"/>
+                <w:sz w:val="16"/>
+              </w:rPr>
+              <w:t>lane23</w:t>
+            </w:r>
+            <w:r>
+              <w:rPr>
                 <w:rFonts w:ascii="Times New Roman" w:hAnsi="Times New Roman" w:eastAsia="宋体"/>
                 <w:b w:val="0"/>
                 <w:color w:val="705020"/>
                 <w:sz w:val="18"/>
               </w:rPr>
-              <w:t>两行与屏上 OSD 的同一组数——屏和终端同框，用来证明三路同源。</w:t>
+              <w:t xml:space="preserve"> 回读（当前倍率与来源）与屏上 OSD 的同一组数——屏和终端同框，用来证明三路同源；链路的收包/坏帧/重复帧/帧间隔是 </w:t>
+            </w:r>
+            <w:r>
+              <w:rPr>
+                <w:rFonts w:ascii="Consolas" w:hAnsi="Consolas" w:eastAsia="宋体"/>
+                <w:b w:val="0"/>
+                <w:color w:val="705020"/>
+                <w:sz w:val="16"/>
+              </w:rPr>
+              <w:t>lane8</w:t>
+            </w:r>
+            <w:r>
+              <w:rPr>
+                <w:rFonts w:ascii="Times New Roman" w:hAnsi="Times New Roman" w:eastAsia="宋体"/>
+                <w:b w:val="0"/>
+                <w:color w:val="705020"/>
+                <w:sz w:val="18"/>
+              </w:rPr>
+              <w:t>、</w:t>
+            </w:r>
+            <w:r>
+              <w:rPr>
+                <w:rFonts w:ascii="Consolas" w:hAnsi="Consolas" w:eastAsia="宋体"/>
+                <w:b w:val="0"/>
+                <w:color w:val="705020"/>
+                <w:sz w:val="16"/>
+              </w:rPr>
+              <w:t>lane9</w:t>
+            </w:r>
+            <w:r>
+              <w:rPr>
+                <w:rFonts w:ascii="Times New Roman" w:hAnsi="Times New Roman" w:eastAsia="宋体"/>
+                <w:b w:val="0"/>
+                <w:color w:val="705020"/>
+                <w:sz w:val="18"/>
+              </w:rPr>
+              <w:t xml:space="preserve"> 那组计数，不在 </w:t>
+            </w:r>
+            <w:r>
+              <w:rPr>
+                <w:rFonts w:ascii="Consolas" w:hAnsi="Consolas" w:eastAsia="宋体"/>
+                <w:b w:val="0"/>
+                <w:color w:val="705020"/>
+                <w:sz w:val="16"/>
+              </w:rPr>
+              <w:t>[STAT]</w:t>
+            </w:r>
+            <w:r>
+              <w:rPr>
+                <w:rFonts w:ascii="Times New Roman" w:hAnsi="Times New Roman" w:eastAsia="宋体"/>
+                <w:b w:val="0"/>
+                <w:color w:val="705020"/>
+                <w:sz w:val="18"/>
+              </w:rPr>
+              <w:t xml:space="preserve"> 里，别在屏上找它。</w:t>
             </w:r>
           </w:p>
         </w:tc>

--- a/report/technical-document-contest-brief.docx
+++ b/report/technical-document-contest-brief.docx
@@ -1153,31 +1153,7 @@
           <w:b w:val="0"/>
           <w:sz w:val="21"/>
         </w:rPr>
-        <w:t xml:space="preserve">• </w:t>
-      </w:r>
-      <w:r>
-        <w:rPr>
-          <w:rFonts w:ascii="Times New Roman" w:hAnsi="Times New Roman" w:eastAsia="宋体"/>
-          <w:b w:val="0"/>
-          <w:sz w:val="21"/>
-        </w:rPr>
-        <w:t>顶层整屏台架 165 条判定全过（原来唯一那条红本版已关闭）；一键门禁已重跑并全绿（24 项 24 绿 / 0 红，</w:t>
-      </w:r>
-      <w:r>
-        <w:rPr>
-          <w:rFonts w:ascii="Consolas" w:hAnsi="Consolas" w:eastAsia="宋体"/>
-          <w:b w:val="0"/>
-          <w:sz w:val="19"/>
-        </w:rPr>
-        <w:t>build/r132_gates.txt</w:t>
-      </w:r>
-      <w:r>
-        <w:rPr>
-          <w:rFonts w:ascii="Times New Roman" w:hAnsi="Times New Roman" w:eastAsia="宋体"/>
-          <w:b w:val="0"/>
-          <w:sz w:val="21"/>
-        </w:rPr>
-        <w:t>）；模块级台架 82 支配 5 支变异对照。</w:t>
+        <w:t xml:space="preserve">- 顶层整屏台架 165 条判定全过（原来唯一那条红本版已关闭）；一键门禁已重跑并全绿（24 项 24 绿 / 0 红，判定行随包在 build/reports/ 下）；模块级台架 82 支配 5 支变异对照。</w:t>
       </w:r>
     </w:p>
     <w:p>

--- a/report/technical-document-contest-brief.docx
+++ b/report/technical-document-contest-brief.docx
@@ -865,7 +865,7 @@
                 <w:b w:val="0"/>
                 <w:sz w:val="17"/>
               </w:rPr>
-              <w:t>RTL 80 文件 11,768 行，PS 裸机 2,544 行，台架 82 支</w:t>
+              <w:t>RTL 80 文件 11,768 行，PS 裸机 2,544 行，台架 83 支</w:t>
             </w:r>
           </w:p>
         </w:tc>
@@ -1153,7 +1153,7 @@
           <w:b w:val="0"/>
           <w:sz w:val="21"/>
         </w:rPr>
-        <w:t xml:space="preserve">- 顶层整屏台架 165 条判定全过（原来唯一那条红本版已关闭）；一键门禁已重跑并全绿（24 项 24 绿 / 0 红，判定行随包在 build/reports/ 下）；模块级台架 82 支配 5 支变异对照。</w:t>
+        <w:t xml:space="preserve">- 顶层整屏台架 165 条判定全过（原来唯一那条红本版已关闭）；一键门禁已重跑并全绿（24 项 24 绿 / 0 红，判定行随包在 build/reports/ 下）；模块级台架 83 支配 5 支变异对照。</w:t>
       </w:r>
     </w:p>
     <w:p>

--- a/report/technical-document-contest-brief.docx
+++ b/report/technical-document-contest-brief.docx
@@ -1048,60 +1048,58 @@
           <w:b w:val="0"/>
           <w:sz w:val="21"/>
         </w:rPr>
-        <w:t xml:space="preserve">3. </w:t>
-      </w:r>
-      <w:r>
-        <w:rPr>
-          <w:rFonts w:ascii="Times New Roman" w:hAnsi="Times New Roman" w:eastAsia="黑体"/>
+        <w:t xml:space="preserve">3. 状态计数在片内成形：丢帧、坏帧与帧间隔由 PL 自己计数，几何参数和结温也在芯片里成数；这些数走串口与 JTAG/xsdb 两条路读回，与屏上那一组状态同源——链路判断不依赖肉眼，也不靠把计数叠进画面。</w:t>
+      </w:r>
+    </w:p>
+    <w:p>
+      <w:pPr>
+        <w:keepNext/>
+        <w:spacing w:before="200" w:after="100" w:line="312" w:lineRule="auto"/>
+        <w:outlineLvl w:val="1"/>
+      </w:pPr>
+      <w:r>
+        <w:rPr>
+          <w:rFonts w:ascii="Arial" w:hAnsi="Arial" w:eastAsia="黑体"/>
           <w:b/>
-          <w:sz w:val="21"/>
-        </w:rPr>
-        <w:t>让硬件自己数自己的账</w:t>
-      </w:r>
+          <w:sz w:val="24"/>
+        </w:rPr>
+        <w:t>完成情况</w:t>
+      </w:r>
+    </w:p>
+    <w:p>
+      <w:pPr>
+        <w:spacing w:line="300" w:lineRule="auto" w:after="60"/>
+        <w:ind w:left="420" w:hanging="420"/>
+      </w:pPr>
       <w:r>
         <w:rPr>
           <w:rFonts w:ascii="Times New Roman" w:hAnsi="Times New Roman" w:eastAsia="宋体"/>
           <w:b w:val="0"/>
           <w:sz w:val="21"/>
         </w:rPr>
-        <w:t>：丢帧、坏帧、帧间隔由 PL 自己计数，几何参数与结温也在芯片里成数；这些数走串口与 JTAG/xsdb 两条路读回，与屏上那一组状态同源——链路判断不依赖肉眼，也不靠把计数叠进画面。</w:t>
-      </w:r>
-    </w:p>
-    <w:p>
-      <w:pPr>
-        <w:keepNext/>
-        <w:spacing w:before="200" w:after="100" w:line="312" w:lineRule="auto"/>
-        <w:outlineLvl w:val="1"/>
-      </w:pPr>
-      <w:r>
-        <w:rPr>
-          <w:rFonts w:ascii="Arial" w:hAnsi="Arial" w:eastAsia="黑体"/>
-          <w:b/>
-          <w:sz w:val="24"/>
-        </w:rPr>
-        <w:t>完成情况</w:t>
-      </w:r>
-    </w:p>
-    <w:p>
-      <w:pPr>
-        <w:spacing w:line="300" w:lineRule="auto" w:after="60"/>
-        <w:ind w:left="420" w:hanging="420"/>
-      </w:pPr>
+        <w:t xml:space="preserve">• </w:t>
+      </w:r>
       <w:r>
         <w:rPr>
           <w:rFonts w:ascii="Times New Roman" w:hAnsi="Times New Roman" w:eastAsia="宋体"/>
           <w:b w:val="0"/>
           <w:sz w:val="21"/>
         </w:rPr>
-        <w:t xml:space="preserve">• </w:t>
-      </w:r>
+        <w:t>四条通路同时成立：PC 推流、板卡处理、屏上显示、串口与 JTAG 读回。</w:t>
+      </w:r>
+    </w:p>
+    <w:p>
+      <w:pPr>
+        <w:spacing w:line="300" w:lineRule="auto" w:after="60"/>
+        <w:ind w:left="420" w:hanging="420"/>
+      </w:pPr>
       <w:r>
         <w:rPr>
           <w:rFonts w:ascii="Times New Roman" w:hAnsi="Times New Roman" w:eastAsia="宋体"/>
           <w:b w:val="0"/>
           <w:sz w:val="21"/>
         </w:rPr>
-        <w:t>四条通路同时成立：PC 推流、板卡处理、屏上显示、串口与 JTAG 读回。</w:t>
+        <w:t xml:space="preserve">- 板级 105 条串口命令回归耗时 98.2 s 全过，跑完回到初态；这一趟是上一版跑的，本版还没重跑。36 行人眼验收逐条给出。</w:t>
       </w:r>
     </w:p>
     <w:p>
@@ -1115,23 +1113,21 @@
           <w:b w:val="0"/>
           <w:sz w:val="21"/>
         </w:rPr>
-        <w:t xml:space="preserve">• </w:t>
-      </w:r>
+        <w:t xml:space="preserve">- 顶层整屏台架 165 条判定全过（原来唯一那条红本版已关闭）；一键门禁已重跑并全绿（24 项 24 绿 / 0 红，判定行随包在 build/reports/ 下）；模块级台架 83 支配 5 支变异对照。</w:t>
+      </w:r>
+    </w:p>
+    <w:p>
+      <w:pPr>
+        <w:spacing w:line="300" w:lineRule="auto" w:after="60"/>
+        <w:ind w:left="420" w:hanging="420"/>
+      </w:pPr>
       <w:r>
         <w:rPr>
           <w:rFonts w:ascii="Times New Roman" w:hAnsi="Times New Roman" w:eastAsia="宋体"/>
           <w:b w:val="0"/>
           <w:sz w:val="21"/>
         </w:rPr>
-        <w:t>板级 105 条串口命令回归耗时 98.2 s 全过、跑完回到初态（</w:t>
-      </w:r>
-      <w:r>
-        <w:rPr>
-          <w:rFonts w:ascii="Times New Roman" w:hAnsi="Times New Roman" w:eastAsia="黑体"/>
-          <w:b/>
-          <w:sz w:val="21"/>
-        </w:rPr>
-        <w:t>上一版那一次</w:t>
+        <w:t xml:space="preserve">• </w:t>
       </w:r>
       <w:r>
         <w:rPr>
@@ -1139,7 +1135,7 @@
           <w:b w:val="0"/>
           <w:sz w:val="21"/>
         </w:rPr>
-        <w:t>；本版还没重跑）；36 行人眼验收逐条给出。</w:t>
+        <w:t>全流程构建 19 分 30 秒（综合 10 分 09 秒 + 实现含出位流 7 分 22 秒）。</w:t>
       </w:r>
     </w:p>
     <w:p>
@@ -1153,51 +1149,7 @@
           <w:b w:val="0"/>
           <w:sz w:val="21"/>
         </w:rPr>
-        <w:t xml:space="preserve">- 顶层整屏台架 165 条判定全过（原来唯一那条红本版已关闭）；一键门禁已重跑并全绿（24 项 24 绿 / 0 红，判定行随包在 build/reports/ 下）；模块级台架 83 支配 5 支变异对照。</w:t>
-      </w:r>
-    </w:p>
-    <w:p>
-      <w:pPr>
-        <w:spacing w:line="300" w:lineRule="auto" w:after="60"/>
-        <w:ind w:left="420" w:hanging="420"/>
-      </w:pPr>
-      <w:r>
-        <w:rPr>
-          <w:rFonts w:ascii="Times New Roman" w:hAnsi="Times New Roman" w:eastAsia="宋体"/>
-          <w:b w:val="0"/>
-          <w:sz w:val="21"/>
-        </w:rPr>
-        <w:t xml:space="preserve">• </w:t>
-      </w:r>
-      <w:r>
-        <w:rPr>
-          <w:rFonts w:ascii="Times New Roman" w:hAnsi="Times New Roman" w:eastAsia="宋体"/>
-          <w:b w:val="0"/>
-          <w:sz w:val="21"/>
-        </w:rPr>
-        <w:t>全流程构建 19 分 30 秒（综合 10 分 09 秒 + 实现含出位流 7 分 22 秒）。</w:t>
-      </w:r>
-    </w:p>
-    <w:p>
-      <w:pPr>
-        <w:spacing w:line="300" w:lineRule="auto" w:after="60"/>
-        <w:ind w:left="420" w:hanging="420"/>
-      </w:pPr>
-      <w:r>
-        <w:rPr>
-          <w:rFonts w:ascii="Times New Roman" w:hAnsi="Times New Roman" w:eastAsia="宋体"/>
-          <w:b w:val="0"/>
-          <w:sz w:val="21"/>
-        </w:rPr>
-        <w:t xml:space="preserve">• </w:t>
-      </w:r>
-      <w:r>
-        <w:rPr>
-          <w:rFonts w:ascii="Times New Roman" w:hAnsi="Times New Roman" w:eastAsia="宋体"/>
-          <w:b w:val="0"/>
-          <w:sz w:val="21"/>
-        </w:rPr>
-        <w:t>满载演示态结温 61.2–61.7 ℃（板读 XADC 六次极值），动态功耗 2.213 W（工具估算，置信度 Low）。</w:t>
+        <w:t xml:space="preserve">- 满载演示态结温 61.2–61.7 ℃，取的是板上 XADC 六次读数的极值；动态功耗 2.213 W 是工具估算值，置信度 Low。</w:t>
       </w:r>
     </w:p>
     <w:p>
